--- a/production-library/templates/settled/disease-product-scenario-v1/业务提交_填写参考.docx
+++ b/production-library/templates/settled/disease-product-scenario-v1/业务提交_填写参考.docx
@@ -4,113 +4,521 @@
   <w:body>
     <w:p>
       <w:pPr>
-        <w:spacing w:after="58"/>
+        <w:pStyle w:val="CoursewareIgnore"/>
+        <w:spacing w:after="100" w:line="288" w:lineRule="auto"/>
+        <w:jc w:val="left"/>
       </w:pPr>
       <w:r>
         <w:rPr>
-          <w:rFonts w:ascii="PingFang SC" w:hAnsi="PingFang SC" w:eastAsia="PingFang SC"/>
+          <w:rFonts w:ascii="Source Han Sans SC" w:hAnsi="Source Han Sans SC" w:eastAsia="Source Han Sans SC"/>
           <w:b/>
           <w:i w:val="0"/>
-          <w:color w:val="1A2026"/>
-          <w:sz w:val="48"/>
+          <w:color w:val="009900"/>
+          <w:sz w:val="22"/>
         </w:rPr>
-        <w:t>培训课件内容与素材提交</w:t>
+        <w:t>商品培训课件模板｜业务 Word 真实样本</w:t>
       </w:r>
     </w:p>
     <w:p>
       <w:pPr>
-        <w:pStyle w:val="UniversalIgnore"/>
+        <w:pStyle w:val="CoursewareIgnore"/>
+        <w:spacing w:after="80"/>
       </w:pPr>
       <w:r>
         <w:rPr>
-          <w:rFonts w:ascii="PingFang SC" w:hAnsi="PingFang SC" w:eastAsia="PingFang SC"/>
+          <w:rFonts w:ascii="Source Han Sans SC" w:hAnsi="Source Han Sans SC" w:eastAsia="Source Han Sans SC"/>
           <w:b/>
           <w:i w:val="0"/>
-          <w:color w:val="2E74B5"/>
-          <w:sz w:val="22"/>
+          <w:color w:val="006B3C"/>
+          <w:sz w:val="50"/>
         </w:rPr>
-        <w:t>真实已填样本｜风热证门店培训</w:t>
+        <w:t>穿心莲内酯滴丸</w:t>
       </w:r>
     </w:p>
     <w:p>
       <w:pPr>
-        <w:pStyle w:val="UniversalIgnore"/>
+        <w:pStyle w:val="CoursewareIgnore"/>
+        <w:spacing w:after="200"/>
       </w:pPr>
       <w:r>
         <w:rPr>
-          <w:rFonts w:ascii="PingFang SC" w:hAnsi="PingFang SC" w:eastAsia="PingFang SC"/>
+          <w:rFonts w:ascii="Source Han Sans SC" w:hAnsi="Source Han Sans SC" w:eastAsia="Source Han Sans SC"/>
+          <w:b/>
+          <w:i w:val="0"/>
+          <w:color w:val="66736B"/>
+          <w:sz w:val="28"/>
+        </w:rPr>
+        <w:t>风热证商品培训课件｜业务已填内容范本</w:t>
+      </w:r>
+    </w:p>
+    <w:p>
+      <w:pPr>
+        <w:pStyle w:val="填写提示"/>
+        <w:spacing w:before="40" w:after="120" w:line="288" w:lineRule="auto"/>
+        <w:ind w:left="144" w:right="144"/>
+        <w:shd w:fill="E7F3E2"/>
+        <w:pBdr>
+          <w:left w:val="single" w:sz="18" w:space="8" w:color="009900"/>
+        </w:pBdr>
+      </w:pPr>
+      <w:r>
+        <w:rPr>
+          <w:rFonts w:ascii="Source Han Sans SC" w:hAnsi="Source Han Sans SC" w:eastAsia="Source Han Sans SC"/>
           <w:b w:val="0"/>
           <w:i w:val="0"/>
-          <w:color w:val="606B76"/>
+          <w:color w:val="006B3C"/>
           <w:sz w:val="19"/>
         </w:rPr>
-        <w:t>以下内容取自项目现有内部样本，仅用于展示业务如何整理内容和粘贴素材；新项目投产前仍需完成医学、药事、合规和素材授权审核。</w:t>
+        <w:t>填写提示｜这是一份“照着改就能用”的真实内容样本。绿色填写说明不会进入课件；正式提交时，只替换正文和图片即可。医学、功效、用法、数据和销售话术必须使用公司审核终稿。</w:t>
+      </w:r>
+    </w:p>
+    <w:p>
+      <w:pPr>
+        <w:pStyle w:val="CoursewareIgnore"/>
+        <w:spacing w:after="100" w:line="288" w:lineRule="auto"/>
+        <w:jc w:val="left"/>
+      </w:pPr>
+      <w:r>
+        <w:rPr>
+          <w:rFonts w:ascii="Source Han Sans SC" w:hAnsi="Source Han Sans SC" w:eastAsia="Source Han Sans SC"/>
+          <w:b/>
+          <w:i w:val="0"/>
+          <w:color w:val="006B3C"/>
+          <w:sz w:val="28"/>
+        </w:rPr>
+        <w:t>3 分钟完成一个商品</w:t>
+      </w:r>
+    </w:p>
+    <w:p>
+      <w:pPr>
+        <w:pStyle w:val="ListNumber"/>
+        <w:numPr>
+          <w:ilvl w:val="0"/>
+          <w:numId w:val="10"/>
+        </w:numPr>
+        <w:spacing w:after="80"/>
+        <w:ind w:left="504" w:hanging="259"/>
+      </w:pPr>
+      <w:r>
+        <w:rPr>
+          <w:rFonts w:ascii="Source Han Sans SC" w:hAnsi="Source Han Sans SC" w:eastAsia="Source Han Sans SC"/>
+          <w:b w:val="0"/>
+          <w:i w:val="0"/>
+          <w:color w:val="1B2E24"/>
+          <w:sz w:val="19"/>
+        </w:rPr>
+        <w:t>复制本 Word，文件名改成“商品名称_版本日期.docx”。</w:t>
+      </w:r>
+    </w:p>
+    <w:p>
+      <w:pPr>
+        <w:pStyle w:val="ListNumber"/>
+        <w:numPr>
+          <w:ilvl w:val="0"/>
+          <w:numId w:val="10"/>
+        </w:numPr>
+        <w:spacing w:after="80"/>
+        <w:ind w:left="504" w:hanging="259"/>
+      </w:pPr>
+      <w:r>
+        <w:rPr>
+          <w:rFonts w:ascii="Source Han Sans SC" w:hAnsi="Source Han Sans SC" w:eastAsia="Source Han Sans SC"/>
+          <w:b w:val="0"/>
+          <w:i w:val="0"/>
+          <w:color w:val="1B2E24"/>
+          <w:sz w:val="19"/>
+        </w:rPr>
+        <w:t>保留栏目标题，把本样本正文替换成新商品的审核内容；没有的栏目直接留空。</w:t>
+      </w:r>
+    </w:p>
+    <w:p>
+      <w:pPr>
+        <w:pStyle w:val="ListNumber"/>
+        <w:numPr>
+          <w:ilvl w:val="0"/>
+          <w:numId w:val="10"/>
+        </w:numPr>
+        <w:spacing w:after="80"/>
+        <w:ind w:left="504" w:hanging="259"/>
+      </w:pPr>
+      <w:r>
+        <w:rPr>
+          <w:rFonts w:ascii="Source Han Sans SC" w:hAnsi="Source Han Sans SC" w:eastAsia="Source Han Sans SC"/>
+          <w:b w:val="0"/>
+          <w:i w:val="0"/>
+          <w:color w:val="1B2E24"/>
+          <w:sz w:val="19"/>
+        </w:rPr>
+        <w:t>真实包装、说明书和证据图直接粘贴授权原图；需要辅助插画时只填写图片主题。</w:t>
+      </w:r>
+    </w:p>
+    <w:p>
+      <w:pPr>
+        <w:pStyle w:val="ListNumber"/>
+        <w:numPr>
+          <w:ilvl w:val="0"/>
+          <w:numId w:val="10"/>
+        </w:numPr>
+        <w:spacing w:after="80"/>
+        <w:ind w:left="504" w:hanging="259"/>
+      </w:pPr>
+      <w:r>
+        <w:rPr>
+          <w:rFonts w:ascii="Source Han Sans SC" w:hAnsi="Source Han Sans SC" w:eastAsia="Source Han Sans SC"/>
+          <w:b w:val="0"/>
+          <w:i w:val="0"/>
+          <w:color w:val="1B2E24"/>
+          <w:sz w:val="19"/>
+        </w:rPr>
+        <w:t>完成后把多份 Word 放进同一个文件夹，整批交给课件项目生成 PPTX/PDF。</w:t>
+      </w:r>
+    </w:p>
+    <w:p>
+      <w:pPr>
+        <w:pStyle w:val="CoursewareIgnore"/>
+        <w:spacing w:after="80" w:line="288" w:lineRule="auto"/>
+        <w:jc w:val="left"/>
+      </w:pPr>
+      <w:r>
+        <w:rPr>
+          <w:rFonts w:ascii="Source Han Sans SC" w:hAnsi="Source Han Sans SC" w:eastAsia="Source Han Sans SC"/>
+          <w:b/>
+          <w:i w:val="0"/>
+          <w:color w:val="006B3C"/>
+          <w:sz w:val="24"/>
+        </w:rPr>
+        <w:t>批量文件夹示例</w:t>
+      </w:r>
+    </w:p>
+    <w:tbl>
+      <w:tblPr>
+        <w:tblW w:type="dxa" w:w="9360"/>
+        <w:jc w:val="left"/>
+        <w:tblLayout w:type="fixed"/>
+        <w:tblLook w:firstColumn="1" w:firstRow="1" w:lastColumn="0" w:lastRow="0" w:noHBand="0" w:noVBand="1" w:val="04A0"/>
+        <w:tblInd w:type="dxa" w:w="120"/>
+      </w:tblPr>
+      <w:tblGrid>
+        <w:gridCol w:w="1250"/>
+        <w:gridCol w:w="8110"/>
+      </w:tblGrid>
+      <w:tr>
+        <w:trPr/>
+        <w:tc>
+          <w:tcPr>
+            <w:tcW w:type="dxa" w:w="1250"/>
+            <w:shd w:fill="F3F8F1"/>
+            <w:tcMar>
+              <w:top w:w="80" w:type="dxa"/>
+              <w:bottom w:w="80" w:type="dxa"/>
+              <w:start w:w="120" w:type="dxa"/>
+              <w:end w:w="120" w:type="dxa"/>
+            </w:tcMar>
+            <w:vAlign w:val="center"/>
+            <w:tcBorders>
+              <w:top w:val="single" w:sz="6" w:color="C7D8C2"/>
+              <w:left w:val="single" w:sz="6" w:color="C7D8C2"/>
+              <w:bottom w:val="single" w:sz="6" w:color="C7D8C2"/>
+              <w:right w:val="single" w:sz="6" w:color="C7D8C2"/>
+              <w:insideH w:val="single" w:sz="6" w:color="C7D8C2"/>
+              <w:insideV w:val="single" w:sz="6" w:color="C7D8C2"/>
+            </w:tcBorders>
+          </w:tcPr>
+          <w:p>
+            <w:pPr>
+              <w:spacing w:before="0" w:after="0" w:line="276" w:lineRule="auto"/>
+            </w:pPr>
+            <w:r>
+              <w:rPr>
+                <w:rFonts w:ascii="Source Han Sans SC" w:hAnsi="Source Han Sans SC" w:eastAsia="Source Han Sans SC"/>
+                <w:b w:val="0"/>
+                <w:i w:val="0"/>
+                <w:color w:val="1B2E24"/>
+                <w:sz w:val="18"/>
+              </w:rPr>
+              <w:t>01</w:t>
+            </w:r>
+          </w:p>
+        </w:tc>
+        <w:tc>
+          <w:tcPr>
+            <w:tcW w:type="dxa" w:w="8110"/>
+            <w:tcMar>
+              <w:top w:w="80" w:type="dxa"/>
+              <w:bottom w:w="80" w:type="dxa"/>
+              <w:start w:w="120" w:type="dxa"/>
+              <w:end w:w="120" w:type="dxa"/>
+            </w:tcMar>
+            <w:vAlign w:val="center"/>
+            <w:tcBorders>
+              <w:top w:val="single" w:sz="6" w:color="C7D8C2"/>
+              <w:left w:val="single" w:sz="6" w:color="C7D8C2"/>
+              <w:bottom w:val="single" w:sz="6" w:color="C7D8C2"/>
+              <w:right w:val="single" w:sz="6" w:color="C7D8C2"/>
+              <w:insideH w:val="single" w:sz="6" w:color="C7D8C2"/>
+              <w:insideV w:val="single" w:sz="6" w:color="C7D8C2"/>
+            </w:tcBorders>
+          </w:tcPr>
+          <w:p>
+            <w:pPr>
+              <w:spacing w:before="0" w:after="0" w:line="276" w:lineRule="auto"/>
+            </w:pPr>
+            <w:r>
+              <w:rPr>
+                <w:rFonts w:ascii="Source Han Sans SC" w:hAnsi="Source Han Sans SC" w:eastAsia="Source Han Sans SC"/>
+                <w:b w:val="0"/>
+                <w:i w:val="0"/>
+                <w:color w:val="1B2E24"/>
+                <w:sz w:val="18"/>
+              </w:rPr>
+              <w:t>穿心莲内酯滴丸_20260730.docx</w:t>
+            </w:r>
+          </w:p>
+        </w:tc>
+      </w:tr>
+      <w:tr>
+        <w:trPr/>
+        <w:tc>
+          <w:tcPr>
+            <w:tcW w:type="dxa" w:w="1250"/>
+            <w:shd w:fill="F3F8F1"/>
+            <w:tcMar>
+              <w:top w:w="80" w:type="dxa"/>
+              <w:bottom w:w="80" w:type="dxa"/>
+              <w:start w:w="120" w:type="dxa"/>
+              <w:end w:w="120" w:type="dxa"/>
+            </w:tcMar>
+            <w:vAlign w:val="center"/>
+            <w:tcBorders>
+              <w:top w:val="single" w:sz="6" w:color="C7D8C2"/>
+              <w:left w:val="single" w:sz="6" w:color="C7D8C2"/>
+              <w:bottom w:val="single" w:sz="6" w:color="C7D8C2"/>
+              <w:right w:val="single" w:sz="6" w:color="C7D8C2"/>
+              <w:insideH w:val="single" w:sz="6" w:color="C7D8C2"/>
+              <w:insideV w:val="single" w:sz="6" w:color="C7D8C2"/>
+            </w:tcBorders>
+          </w:tcPr>
+          <w:p>
+            <w:pPr>
+              <w:spacing w:before="0" w:after="0" w:line="276" w:lineRule="auto"/>
+            </w:pPr>
+            <w:r>
+              <w:rPr>
+                <w:rFonts w:ascii="Source Han Sans SC" w:hAnsi="Source Han Sans SC" w:eastAsia="Source Han Sans SC"/>
+                <w:b w:val="0"/>
+                <w:i w:val="0"/>
+                <w:color w:val="1B2E24"/>
+                <w:sz w:val="18"/>
+              </w:rPr>
+              <w:t>02</w:t>
+            </w:r>
+          </w:p>
+        </w:tc>
+        <w:tc>
+          <w:tcPr>
+            <w:tcW w:type="dxa" w:w="8110"/>
+            <w:tcMar>
+              <w:top w:w="80" w:type="dxa"/>
+              <w:bottom w:w="80" w:type="dxa"/>
+              <w:start w:w="120" w:type="dxa"/>
+              <w:end w:w="120" w:type="dxa"/>
+            </w:tcMar>
+            <w:vAlign w:val="center"/>
+            <w:tcBorders>
+              <w:top w:val="single" w:sz="6" w:color="C7D8C2"/>
+              <w:left w:val="single" w:sz="6" w:color="C7D8C2"/>
+              <w:bottom w:val="single" w:sz="6" w:color="C7D8C2"/>
+              <w:right w:val="single" w:sz="6" w:color="C7D8C2"/>
+              <w:insideH w:val="single" w:sz="6" w:color="C7D8C2"/>
+              <w:insideV w:val="single" w:sz="6" w:color="C7D8C2"/>
+            </w:tcBorders>
+          </w:tcPr>
+          <w:p>
+            <w:pPr>
+              <w:spacing w:before="0" w:after="0" w:line="276" w:lineRule="auto"/>
+            </w:pPr>
+            <w:r>
+              <w:rPr>
+                <w:rFonts w:ascii="Source Han Sans SC" w:hAnsi="Source Han Sans SC" w:eastAsia="Source Han Sans SC"/>
+                <w:b w:val="0"/>
+                <w:i w:val="0"/>
+                <w:color w:val="1B2E24"/>
+                <w:sz w:val="18"/>
+              </w:rPr>
+              <w:t>商品B_20260730.docx</w:t>
+            </w:r>
+          </w:p>
+        </w:tc>
+      </w:tr>
+      <w:tr>
+        <w:trPr/>
+        <w:tc>
+          <w:tcPr>
+            <w:tcW w:type="dxa" w:w="1250"/>
+            <w:shd w:fill="F3F8F1"/>
+            <w:tcMar>
+              <w:top w:w="80" w:type="dxa"/>
+              <w:bottom w:w="80" w:type="dxa"/>
+              <w:start w:w="120" w:type="dxa"/>
+              <w:end w:w="120" w:type="dxa"/>
+            </w:tcMar>
+            <w:vAlign w:val="center"/>
+            <w:tcBorders>
+              <w:top w:val="single" w:sz="6" w:color="C7D8C2"/>
+              <w:left w:val="single" w:sz="6" w:color="C7D8C2"/>
+              <w:bottom w:val="single" w:sz="6" w:color="C7D8C2"/>
+              <w:right w:val="single" w:sz="6" w:color="C7D8C2"/>
+              <w:insideH w:val="single" w:sz="6" w:color="C7D8C2"/>
+              <w:insideV w:val="single" w:sz="6" w:color="C7D8C2"/>
+            </w:tcBorders>
+          </w:tcPr>
+          <w:p>
+            <w:pPr>
+              <w:spacing w:before="0" w:after="0" w:line="276" w:lineRule="auto"/>
+            </w:pPr>
+            <w:r>
+              <w:rPr>
+                <w:rFonts w:ascii="Source Han Sans SC" w:hAnsi="Source Han Sans SC" w:eastAsia="Source Han Sans SC"/>
+                <w:b w:val="0"/>
+                <w:i w:val="0"/>
+                <w:color w:val="1B2E24"/>
+                <w:sz w:val="18"/>
+              </w:rPr>
+              <w:t>03</w:t>
+            </w:r>
+          </w:p>
+        </w:tc>
+        <w:tc>
+          <w:tcPr>
+            <w:tcW w:type="dxa" w:w="8110"/>
+            <w:tcMar>
+              <w:top w:w="80" w:type="dxa"/>
+              <w:bottom w:w="80" w:type="dxa"/>
+              <w:start w:w="120" w:type="dxa"/>
+              <w:end w:w="120" w:type="dxa"/>
+            </w:tcMar>
+            <w:vAlign w:val="center"/>
+            <w:tcBorders>
+              <w:top w:val="single" w:sz="6" w:color="C7D8C2"/>
+              <w:left w:val="single" w:sz="6" w:color="C7D8C2"/>
+              <w:bottom w:val="single" w:sz="6" w:color="C7D8C2"/>
+              <w:right w:val="single" w:sz="6" w:color="C7D8C2"/>
+              <w:insideH w:val="single" w:sz="6" w:color="C7D8C2"/>
+              <w:insideV w:val="single" w:sz="6" w:color="C7D8C2"/>
+            </w:tcBorders>
+          </w:tcPr>
+          <w:p>
+            <w:pPr>
+              <w:spacing w:before="0" w:after="0" w:line="276" w:lineRule="auto"/>
+            </w:pPr>
+            <w:r>
+              <w:rPr>
+                <w:rFonts w:ascii="Source Han Sans SC" w:hAnsi="Source Han Sans SC" w:eastAsia="Source Han Sans SC"/>
+                <w:b w:val="0"/>
+                <w:i w:val="0"/>
+                <w:color w:val="1B2E24"/>
+                <w:sz w:val="18"/>
+              </w:rPr>
+              <w:t>商品C_20260730.docx</w:t>
+            </w:r>
+          </w:p>
+        </w:tc>
+      </w:tr>
+      <w:tr>
+        <w:trPr/>
+        <w:tc>
+          <w:tcPr>
+            <w:tcW w:type="dxa" w:w="1250"/>
+            <w:shd w:fill="F3F8F1"/>
+            <w:tcMar>
+              <w:top w:w="80" w:type="dxa"/>
+              <w:bottom w:w="80" w:type="dxa"/>
+              <w:start w:w="120" w:type="dxa"/>
+              <w:end w:w="120" w:type="dxa"/>
+            </w:tcMar>
+            <w:vAlign w:val="center"/>
+            <w:tcBorders>
+              <w:top w:val="single" w:sz="6" w:color="C7D8C2"/>
+              <w:left w:val="single" w:sz="6" w:color="C7D8C2"/>
+              <w:bottom w:val="single" w:sz="6" w:color="C7D8C2"/>
+              <w:right w:val="single" w:sz="6" w:color="C7D8C2"/>
+              <w:insideH w:val="single" w:sz="6" w:color="C7D8C2"/>
+              <w:insideV w:val="single" w:sz="6" w:color="C7D8C2"/>
+            </w:tcBorders>
+          </w:tcPr>
+          <w:p>
+            <w:pPr>
+              <w:spacing w:before="0" w:after="0" w:line="276" w:lineRule="auto"/>
+            </w:pPr>
+            <w:r>
+              <w:rPr>
+                <w:rFonts w:ascii="Source Han Sans SC" w:hAnsi="Source Han Sans SC" w:eastAsia="Source Han Sans SC"/>
+                <w:b w:val="0"/>
+                <w:i w:val="0"/>
+                <w:color w:val="1B2E24"/>
+                <w:sz w:val="18"/>
+              </w:rPr>
+              <w:t>输出</w:t>
+            </w:r>
+          </w:p>
+        </w:tc>
+        <w:tc>
+          <w:tcPr>
+            <w:tcW w:type="dxa" w:w="8110"/>
+            <w:tcMar>
+              <w:top w:w="80" w:type="dxa"/>
+              <w:bottom w:w="80" w:type="dxa"/>
+              <w:start w:w="120" w:type="dxa"/>
+              <w:end w:w="120" w:type="dxa"/>
+            </w:tcMar>
+            <w:vAlign w:val="center"/>
+            <w:tcBorders>
+              <w:top w:val="single" w:sz="6" w:color="C7D8C2"/>
+              <w:left w:val="single" w:sz="6" w:color="C7D8C2"/>
+              <w:bottom w:val="single" w:sz="6" w:color="C7D8C2"/>
+              <w:right w:val="single" w:sz="6" w:color="C7D8C2"/>
+              <w:insideH w:val="single" w:sz="6" w:color="C7D8C2"/>
+              <w:insideV w:val="single" w:sz="6" w:color="C7D8C2"/>
+            </w:tcBorders>
+          </w:tcPr>
+          <w:p>
+            <w:pPr>
+              <w:spacing w:before="0" w:after="0" w:line="276" w:lineRule="auto"/>
+            </w:pPr>
+            <w:r>
+              <w:rPr>
+                <w:rFonts w:ascii="Source Han Sans SC" w:hAnsi="Source Han Sans SC" w:eastAsia="Source Han Sans SC"/>
+                <w:b w:val="0"/>
+                <w:i w:val="0"/>
+                <w:color w:val="1B2E24"/>
+                <w:sz w:val="18"/>
+              </w:rPr>
+              <w:t>系统逐份生成同品牌模板 PPTX/PDF；失败文件单独返修</w:t>
+            </w:r>
+          </w:p>
+        </w:tc>
+      </w:tr>
+    </w:tbl>
+    <w:p>
+      <w:pPr>
+        <w:pStyle w:val="CoursewareIgnore"/>
+        <w:spacing w:after="0" w:line="288" w:lineRule="auto"/>
+        <w:jc w:val="left"/>
+      </w:pPr>
+      <w:r>
+        <w:rPr>
+          <w:rFonts w:ascii="Source Han Sans SC" w:hAnsi="Source Han Sans SC" w:eastAsia="Source Han Sans SC"/>
+          <w:b/>
+          <w:i w:val="0"/>
+          <w:color w:val="006B3C"/>
+          <w:sz w:val="18"/>
+        </w:rPr>
+        <w:t>模板规则｜公司封面/封底锁定；缺失栏目留空；内容超出一页时自动复制同版式续页；业务不需要设置字体、字号、颜色或页面坐标。</w:t>
       </w:r>
     </w:p>
     <w:p>
       <w:r>
-        <w:rPr>
-          <w:rFonts w:ascii="PingFang SC" w:hAnsi="PingFang SC" w:eastAsia="PingFang SC"/>
-          <w:b/>
-          <w:i w:val="0"/>
-          <w:color w:val="1A2026"/>
-          <w:sz w:val="22"/>
-        </w:rPr>
-        <w:t>课件主题：</w:t>
-      </w:r>
-      <w:r>
-        <w:rPr>
-          <w:rFonts w:ascii="PingFang SC" w:hAnsi="PingFang SC" w:eastAsia="PingFang SC"/>
-          <w:b w:val="0"/>
-          <w:i w:val="0"/>
-          <w:color w:val="1A2026"/>
-          <w:sz w:val="22"/>
-        </w:rPr>
-        <w:t>中医基础知识——风热证</w:t>
-      </w:r>
-    </w:p>
-    <w:p>
-      <w:r>
-        <w:rPr>
-          <w:rFonts w:ascii="PingFang SC" w:hAnsi="PingFang SC" w:eastAsia="PingFang SC"/>
-          <w:b/>
-          <w:i w:val="0"/>
-          <w:color w:val="1A2026"/>
-          <w:sz w:val="22"/>
-        </w:rPr>
-        <w:t>培训对象（可不填）：</w:t>
-      </w:r>
-      <w:r>
-        <w:rPr>
-          <w:rFonts w:ascii="PingFang SC" w:hAnsi="PingFang SC" w:eastAsia="PingFang SC"/>
-          <w:b w:val="0"/>
-          <w:i w:val="0"/>
-          <w:color w:val="1A2026"/>
-          <w:sz w:val="22"/>
-        </w:rPr>
-        <w:t>连锁药店一线员工</w:t>
-      </w:r>
-    </w:p>
-    <w:p>
-      <w:r>
-        <w:rPr>
-          <w:rFonts w:ascii="PingFang SC" w:hAnsi="PingFang SC" w:eastAsia="PingFang SC"/>
-          <w:b/>
-          <w:i w:val="0"/>
-          <w:color w:val="1A2026"/>
-          <w:sz w:val="22"/>
-        </w:rPr>
-        <w:t>培训目标（可不填）：</w:t>
-      </w:r>
-      <w:r>
-        <w:rPr>
-          <w:rFonts w:ascii="PingFang SC" w:hAnsi="PingFang SC" w:eastAsia="PingFang SC"/>
-          <w:b w:val="0"/>
-          <w:i w:val="0"/>
-          <w:color w:val="1A2026"/>
-          <w:sz w:val="22"/>
-        </w:rPr>
-        <w:t>理解风热证的形成与典型表现，掌握基本调理思路和日常注意事项。</w:t>
+        <w:br w:type="page"/>
       </w:r>
     </w:p>
     <w:p>
@@ -118,23 +526,585 @@
         <w:pStyle w:val="Heading1"/>
       </w:pPr>
       <w:r>
-        <w:t>什么是风热证</w:t>
+        <w:t>课程基本信息</w:t>
       </w:r>
     </w:p>
     <w:p>
       <w:pPr>
-        <w:keepNext w:val="0"/>
-        <w:keepLines/>
+        <w:pStyle w:val="填写提示"/>
+        <w:spacing w:before="40" w:after="120" w:line="288" w:lineRule="auto"/>
+        <w:ind w:left="144" w:right="144"/>
+        <w:shd w:fill="E7F3E2"/>
+        <w:pBdr>
+          <w:left w:val="single" w:sz="18" w:space="8" w:color="009900"/>
+        </w:pBdr>
       </w:pPr>
       <w:r>
         <w:rPr>
-          <w:rFonts w:ascii="PingFang SC" w:hAnsi="PingFang SC" w:eastAsia="PingFang SC"/>
+          <w:rFonts w:ascii="Source Han Sans SC" w:hAnsi="Source Han Sans SC" w:eastAsia="Source Han Sans SC"/>
           <w:b w:val="0"/>
           <w:i w:val="0"/>
-          <w:color w:val="1A2026"/>
+          <w:color w:val="006B3C"/>
+          <w:sz w:val="19"/>
+        </w:rPr>
+        <w:t>填写提示｜课程标题和章节数量可以调整。下列内容来自本次内部课件样本，用于展示真实整理方式，不代表跳过正式药学与合规审核。</w:t>
+      </w:r>
+    </w:p>
+    <w:tbl>
+      <w:tblPr>
+        <w:tblW w:type="dxa" w:w="9360"/>
+        <w:jc w:val="left"/>
+        <w:tblLayout w:type="fixed"/>
+        <w:tblLook w:firstColumn="1" w:firstRow="1" w:lastColumn="0" w:lastRow="0" w:noHBand="0" w:noVBand="1" w:val="04A0"/>
+        <w:tblInd w:type="dxa" w:w="120"/>
+      </w:tblPr>
+      <w:tblGrid>
+        <w:gridCol w:w="2200"/>
+        <w:gridCol w:w="7160"/>
+      </w:tblGrid>
+      <w:tr>
+        <w:trPr/>
+        <w:tc>
+          <w:tcPr>
+            <w:tcW w:type="dxa" w:w="2200"/>
+            <w:shd w:fill="F3F8F1"/>
+            <w:tcMar>
+              <w:top w:w="80" w:type="dxa"/>
+              <w:bottom w:w="80" w:type="dxa"/>
+              <w:start w:w="120" w:type="dxa"/>
+              <w:end w:w="120" w:type="dxa"/>
+            </w:tcMar>
+            <w:vAlign w:val="center"/>
+            <w:tcBorders>
+              <w:top w:val="single" w:sz="6" w:color="C7D8C2"/>
+              <w:left w:val="single" w:sz="6" w:color="C7D8C2"/>
+              <w:bottom w:val="single" w:sz="6" w:color="C7D8C2"/>
+              <w:right w:val="single" w:sz="6" w:color="C7D8C2"/>
+              <w:insideH w:val="single" w:sz="6" w:color="C7D8C2"/>
+              <w:insideV w:val="single" w:sz="6" w:color="C7D8C2"/>
+            </w:tcBorders>
+          </w:tcPr>
+          <w:p>
+            <w:pPr>
+              <w:spacing w:before="0" w:after="0" w:line="276" w:lineRule="auto"/>
+            </w:pPr>
+            <w:r>
+              <w:rPr>
+                <w:rFonts w:ascii="Source Han Sans SC" w:hAnsi="Source Han Sans SC" w:eastAsia="Source Han Sans SC"/>
+                <w:b w:val="0"/>
+                <w:i w:val="0"/>
+                <w:color w:val="1B2E24"/>
+                <w:sz w:val="19"/>
+              </w:rPr>
+              <w:t>课程标题</w:t>
+            </w:r>
+          </w:p>
+        </w:tc>
+        <w:tc>
+          <w:tcPr>
+            <w:tcW w:type="dxa" w:w="7160"/>
+            <w:tcMar>
+              <w:top w:w="80" w:type="dxa"/>
+              <w:bottom w:w="80" w:type="dxa"/>
+              <w:start w:w="120" w:type="dxa"/>
+              <w:end w:w="120" w:type="dxa"/>
+            </w:tcMar>
+            <w:vAlign w:val="center"/>
+            <w:tcBorders>
+              <w:top w:val="single" w:sz="6" w:color="C7D8C2"/>
+              <w:left w:val="single" w:sz="6" w:color="C7D8C2"/>
+              <w:bottom w:val="single" w:sz="6" w:color="C7D8C2"/>
+              <w:right w:val="single" w:sz="6" w:color="C7D8C2"/>
+              <w:insideH w:val="single" w:sz="6" w:color="C7D8C2"/>
+              <w:insideV w:val="single" w:sz="6" w:color="C7D8C2"/>
+            </w:tcBorders>
+          </w:tcPr>
+          <w:p>
+            <w:pPr>
+              <w:spacing w:before="0" w:after="0" w:line="276" w:lineRule="auto"/>
+            </w:pPr>
+            <w:r>
+              <w:rPr>
+                <w:rFonts w:ascii="Source Han Sans SC" w:hAnsi="Source Han Sans SC" w:eastAsia="Source Han Sans SC"/>
+                <w:b w:val="0"/>
+                <w:i w:val="0"/>
+                <w:color w:val="1B2E24"/>
+                <w:sz w:val="19"/>
+              </w:rPr>
+              <w:t>清热泻火，专攻风热诸证</w:t>
+            </w:r>
+          </w:p>
+        </w:tc>
+      </w:tr>
+      <w:tr>
+        <w:trPr/>
+        <w:tc>
+          <w:tcPr>
+            <w:tcW w:type="dxa" w:w="2200"/>
+            <w:shd w:fill="F3F8F1"/>
+            <w:tcMar>
+              <w:top w:w="80" w:type="dxa"/>
+              <w:bottom w:w="80" w:type="dxa"/>
+              <w:start w:w="120" w:type="dxa"/>
+              <w:end w:w="120" w:type="dxa"/>
+            </w:tcMar>
+            <w:vAlign w:val="center"/>
+            <w:tcBorders>
+              <w:top w:val="single" w:sz="6" w:color="C7D8C2"/>
+              <w:left w:val="single" w:sz="6" w:color="C7D8C2"/>
+              <w:bottom w:val="single" w:sz="6" w:color="C7D8C2"/>
+              <w:right w:val="single" w:sz="6" w:color="C7D8C2"/>
+              <w:insideH w:val="single" w:sz="6" w:color="C7D8C2"/>
+              <w:insideV w:val="single" w:sz="6" w:color="C7D8C2"/>
+            </w:tcBorders>
+          </w:tcPr>
+          <w:p>
+            <w:pPr>
+              <w:spacing w:before="0" w:after="0" w:line="276" w:lineRule="auto"/>
+            </w:pPr>
+            <w:r>
+              <w:rPr>
+                <w:rFonts w:ascii="Source Han Sans SC" w:hAnsi="Source Han Sans SC" w:eastAsia="Source Han Sans SC"/>
+                <w:b w:val="0"/>
+                <w:i w:val="0"/>
+                <w:color w:val="1B2E24"/>
+                <w:sz w:val="19"/>
+              </w:rPr>
+              <w:t>疾病主题</w:t>
+            </w:r>
+          </w:p>
+        </w:tc>
+        <w:tc>
+          <w:tcPr>
+            <w:tcW w:type="dxa" w:w="7160"/>
+            <w:tcMar>
+              <w:top w:w="80" w:type="dxa"/>
+              <w:bottom w:w="80" w:type="dxa"/>
+              <w:start w:w="120" w:type="dxa"/>
+              <w:end w:w="120" w:type="dxa"/>
+            </w:tcMar>
+            <w:vAlign w:val="center"/>
+            <w:tcBorders>
+              <w:top w:val="single" w:sz="6" w:color="C7D8C2"/>
+              <w:left w:val="single" w:sz="6" w:color="C7D8C2"/>
+              <w:bottom w:val="single" w:sz="6" w:color="C7D8C2"/>
+              <w:right w:val="single" w:sz="6" w:color="C7D8C2"/>
+              <w:insideH w:val="single" w:sz="6" w:color="C7D8C2"/>
+              <w:insideV w:val="single" w:sz="6" w:color="C7D8C2"/>
+            </w:tcBorders>
+          </w:tcPr>
+          <w:p>
+            <w:pPr>
+              <w:spacing w:before="0" w:after="0" w:line="276" w:lineRule="auto"/>
+            </w:pPr>
+            <w:r>
+              <w:rPr>
+                <w:rFonts w:ascii="Source Han Sans SC" w:hAnsi="Source Han Sans SC" w:eastAsia="Source Han Sans SC"/>
+                <w:b w:val="0"/>
+                <w:i w:val="0"/>
+                <w:color w:val="1B2E24"/>
+                <w:sz w:val="19"/>
+              </w:rPr>
+              <w:t>风热证</w:t>
+            </w:r>
+          </w:p>
+        </w:tc>
+      </w:tr>
+      <w:tr>
+        <w:trPr/>
+        <w:tc>
+          <w:tcPr>
+            <w:tcW w:type="dxa" w:w="2200"/>
+            <w:shd w:fill="F3F8F1"/>
+            <w:tcMar>
+              <w:top w:w="80" w:type="dxa"/>
+              <w:bottom w:w="80" w:type="dxa"/>
+              <w:start w:w="120" w:type="dxa"/>
+              <w:end w:w="120" w:type="dxa"/>
+            </w:tcMar>
+            <w:vAlign w:val="center"/>
+            <w:tcBorders>
+              <w:top w:val="single" w:sz="6" w:color="C7D8C2"/>
+              <w:left w:val="single" w:sz="6" w:color="C7D8C2"/>
+              <w:bottom w:val="single" w:sz="6" w:color="C7D8C2"/>
+              <w:right w:val="single" w:sz="6" w:color="C7D8C2"/>
+              <w:insideH w:val="single" w:sz="6" w:color="C7D8C2"/>
+              <w:insideV w:val="single" w:sz="6" w:color="C7D8C2"/>
+            </w:tcBorders>
+          </w:tcPr>
+          <w:p>
+            <w:pPr>
+              <w:spacing w:before="0" w:after="0" w:line="276" w:lineRule="auto"/>
+            </w:pPr>
+            <w:r>
+              <w:rPr>
+                <w:rFonts w:ascii="Source Han Sans SC" w:hAnsi="Source Han Sans SC" w:eastAsia="Source Han Sans SC"/>
+                <w:b w:val="0"/>
+                <w:i w:val="0"/>
+                <w:color w:val="1B2E24"/>
+                <w:sz w:val="19"/>
+              </w:rPr>
+              <w:t>主推商品</w:t>
+            </w:r>
+          </w:p>
+        </w:tc>
+        <w:tc>
+          <w:tcPr>
+            <w:tcW w:type="dxa" w:w="7160"/>
+            <w:tcMar>
+              <w:top w:w="80" w:type="dxa"/>
+              <w:bottom w:w="80" w:type="dxa"/>
+              <w:start w:w="120" w:type="dxa"/>
+              <w:end w:w="120" w:type="dxa"/>
+            </w:tcMar>
+            <w:vAlign w:val="center"/>
+            <w:tcBorders>
+              <w:top w:val="single" w:sz="6" w:color="C7D8C2"/>
+              <w:left w:val="single" w:sz="6" w:color="C7D8C2"/>
+              <w:bottom w:val="single" w:sz="6" w:color="C7D8C2"/>
+              <w:right w:val="single" w:sz="6" w:color="C7D8C2"/>
+              <w:insideH w:val="single" w:sz="6" w:color="C7D8C2"/>
+              <w:insideV w:val="single" w:sz="6" w:color="C7D8C2"/>
+            </w:tcBorders>
+          </w:tcPr>
+          <w:p>
+            <w:pPr>
+              <w:spacing w:before="0" w:after="0" w:line="276" w:lineRule="auto"/>
+            </w:pPr>
+            <w:r>
+              <w:rPr>
+                <w:rFonts w:ascii="Source Han Sans SC" w:hAnsi="Source Han Sans SC" w:eastAsia="Source Han Sans SC"/>
+                <w:b w:val="0"/>
+                <w:i w:val="0"/>
+                <w:color w:val="1B2E24"/>
+                <w:sz w:val="19"/>
+              </w:rPr>
+              <w:t>穿心莲内酯滴丸</w:t>
+            </w:r>
+          </w:p>
+        </w:tc>
+      </w:tr>
+      <w:tr>
+        <w:trPr/>
+        <w:tc>
+          <w:tcPr>
+            <w:tcW w:type="dxa" w:w="2200"/>
+            <w:shd w:fill="F3F8F1"/>
+            <w:tcMar>
+              <w:top w:w="80" w:type="dxa"/>
+              <w:bottom w:w="80" w:type="dxa"/>
+              <w:start w:w="120" w:type="dxa"/>
+              <w:end w:w="120" w:type="dxa"/>
+            </w:tcMar>
+            <w:vAlign w:val="center"/>
+            <w:tcBorders>
+              <w:top w:val="single" w:sz="6" w:color="C7D8C2"/>
+              <w:left w:val="single" w:sz="6" w:color="C7D8C2"/>
+              <w:bottom w:val="single" w:sz="6" w:color="C7D8C2"/>
+              <w:right w:val="single" w:sz="6" w:color="C7D8C2"/>
+              <w:insideH w:val="single" w:sz="6" w:color="C7D8C2"/>
+              <w:insideV w:val="single" w:sz="6" w:color="C7D8C2"/>
+            </w:tcBorders>
+          </w:tcPr>
+          <w:p>
+            <w:pPr>
+              <w:spacing w:before="0" w:after="0" w:line="276" w:lineRule="auto"/>
+            </w:pPr>
+            <w:r>
+              <w:rPr>
+                <w:rFonts w:ascii="Source Han Sans SC" w:hAnsi="Source Han Sans SC" w:eastAsia="Source Han Sans SC"/>
+                <w:b w:val="0"/>
+                <w:i w:val="0"/>
+                <w:color w:val="1B2E24"/>
+                <w:sz w:val="19"/>
+              </w:rPr>
+              <w:t>培训对象</w:t>
+            </w:r>
+          </w:p>
+        </w:tc>
+        <w:tc>
+          <w:tcPr>
+            <w:tcW w:type="dxa" w:w="7160"/>
+            <w:tcMar>
+              <w:top w:w="80" w:type="dxa"/>
+              <w:bottom w:w="80" w:type="dxa"/>
+              <w:start w:w="120" w:type="dxa"/>
+              <w:end w:w="120" w:type="dxa"/>
+            </w:tcMar>
+            <w:vAlign w:val="center"/>
+            <w:tcBorders>
+              <w:top w:val="single" w:sz="6" w:color="C7D8C2"/>
+              <w:left w:val="single" w:sz="6" w:color="C7D8C2"/>
+              <w:bottom w:val="single" w:sz="6" w:color="C7D8C2"/>
+              <w:right w:val="single" w:sz="6" w:color="C7D8C2"/>
+              <w:insideH w:val="single" w:sz="6" w:color="C7D8C2"/>
+              <w:insideV w:val="single" w:sz="6" w:color="C7D8C2"/>
+            </w:tcBorders>
+          </w:tcPr>
+          <w:p>
+            <w:pPr>
+              <w:spacing w:before="0" w:after="0" w:line="276" w:lineRule="auto"/>
+            </w:pPr>
+            <w:r>
+              <w:rPr>
+                <w:rFonts w:ascii="Source Han Sans SC" w:hAnsi="Source Han Sans SC" w:eastAsia="Source Han Sans SC"/>
+                <w:b w:val="0"/>
+                <w:i w:val="0"/>
+                <w:color w:val="1B2E24"/>
+                <w:sz w:val="19"/>
+              </w:rPr>
+              <w:t>门店员工（内部学习）</w:t>
+            </w:r>
+          </w:p>
+        </w:tc>
+      </w:tr>
+      <w:tr>
+        <w:trPr/>
+        <w:tc>
+          <w:tcPr>
+            <w:tcW w:type="dxa" w:w="2200"/>
+            <w:shd w:fill="F3F8F1"/>
+            <w:tcMar>
+              <w:top w:w="80" w:type="dxa"/>
+              <w:bottom w:w="80" w:type="dxa"/>
+              <w:start w:w="120" w:type="dxa"/>
+              <w:end w:w="120" w:type="dxa"/>
+            </w:tcMar>
+            <w:vAlign w:val="center"/>
+            <w:tcBorders>
+              <w:top w:val="single" w:sz="6" w:color="C7D8C2"/>
+              <w:left w:val="single" w:sz="6" w:color="C7D8C2"/>
+              <w:bottom w:val="single" w:sz="6" w:color="C7D8C2"/>
+              <w:right w:val="single" w:sz="6" w:color="C7D8C2"/>
+              <w:insideH w:val="single" w:sz="6" w:color="C7D8C2"/>
+              <w:insideV w:val="single" w:sz="6" w:color="C7D8C2"/>
+            </w:tcBorders>
+          </w:tcPr>
+          <w:p>
+            <w:pPr>
+              <w:spacing w:before="0" w:after="0" w:line="276" w:lineRule="auto"/>
+            </w:pPr>
+            <w:r>
+              <w:rPr>
+                <w:rFonts w:ascii="Source Han Sans SC" w:hAnsi="Source Han Sans SC" w:eastAsia="Source Han Sans SC"/>
+                <w:b w:val="0"/>
+                <w:i w:val="0"/>
+                <w:color w:val="1B2E24"/>
+                <w:sz w:val="19"/>
+              </w:rPr>
+              <w:t>一句话导语</w:t>
+            </w:r>
+          </w:p>
+        </w:tc>
+        <w:tc>
+          <w:tcPr>
+            <w:tcW w:type="dxa" w:w="7160"/>
+            <w:tcMar>
+              <w:top w:w="80" w:type="dxa"/>
+              <w:bottom w:w="80" w:type="dxa"/>
+              <w:start w:w="120" w:type="dxa"/>
+              <w:end w:w="120" w:type="dxa"/>
+            </w:tcMar>
+            <w:vAlign w:val="center"/>
+            <w:tcBorders>
+              <w:top w:val="single" w:sz="6" w:color="C7D8C2"/>
+              <w:left w:val="single" w:sz="6" w:color="C7D8C2"/>
+              <w:bottom w:val="single" w:sz="6" w:color="C7D8C2"/>
+              <w:right w:val="single" w:sz="6" w:color="C7D8C2"/>
+              <w:insideH w:val="single" w:sz="6" w:color="C7D8C2"/>
+              <w:insideV w:val="single" w:sz="6" w:color="C7D8C2"/>
+            </w:tcBorders>
+          </w:tcPr>
+          <w:p>
+            <w:pPr>
+              <w:spacing w:before="0" w:after="0" w:line="276" w:lineRule="auto"/>
+            </w:pPr>
+            <w:r>
+              <w:rPr>
+                <w:rFonts w:ascii="Source Han Sans SC" w:hAnsi="Source Han Sans SC" w:eastAsia="Source Han Sans SC"/>
+                <w:b w:val="0"/>
+                <w:i w:val="0"/>
+                <w:color w:val="1B2E24"/>
+                <w:sz w:val="19"/>
+              </w:rPr>
+              <w:t>精准辨证是中医临床的基石。</w:t>
+            </w:r>
+          </w:p>
+        </w:tc>
+      </w:tr>
+    </w:tbl>
+    <w:p>
+      <w:pPr>
+        <w:pStyle w:val="Heading1"/>
+      </w:pPr>
+      <w:r>
+        <w:t>一、疾病篇</w:t>
+      </w:r>
+    </w:p>
+    <w:p>
+      <w:pPr>
+        <w:pStyle w:val="Heading2"/>
+      </w:pPr>
+      <w:r>
+        <w:t>什么是风热证？</w:t>
+      </w:r>
+    </w:p>
+    <w:p>
+      <w:pPr>
+        <w:spacing w:after="120" w:line="300" w:lineRule="auto"/>
+      </w:pPr>
+      <w:r>
+        <w:rPr>
+          <w:rFonts w:ascii="Source Han Sans SC" w:hAnsi="Source Han Sans SC" w:eastAsia="Source Han Sans SC"/>
+          <w:b/>
+          <w:i w:val="0"/>
+          <w:color w:val="1B2E24"/>
           <w:sz w:val="22"/>
         </w:rPr>
-        <w:t>简单来说，风热证就是风邪和热邪一起侵入身体，导致体表不适、肺气不顺，因此可能出现发热、咽痛、口渴等偏“热”的表现。</w:t>
+        <w:t>定义：</w:t>
+      </w:r>
+      <w:r>
+        <w:rPr>
+          <w:rFonts w:ascii="Source Han Sans SC" w:hAnsi="Source Han Sans SC" w:eastAsia="Source Han Sans SC"/>
+          <w:b w:val="0"/>
+          <w:i w:val="0"/>
+          <w:color w:val="1B2E24"/>
+          <w:sz w:val="22"/>
+        </w:rPr>
+        <w:t>指风热之邪侵袭人体肌表，导致卫气被遏、肺失宣肃所表现出的证候。通俗而言，即身体受到“热风”侵袭，引发发热、咽痛、口干等一系列“热”性症状，是中医外感表证中常见的证型之一。</w:t>
+      </w:r>
+    </w:p>
+    <w:p>
+      <w:pPr>
+        <w:spacing w:after="120" w:line="300" w:lineRule="auto"/>
+      </w:pPr>
+      <w:r>
+        <w:rPr>
+          <w:rFonts w:ascii="Source Han Sans SC" w:hAnsi="Source Han Sans SC" w:eastAsia="Source Han Sans SC"/>
+          <w:b/>
+          <w:i w:val="0"/>
+          <w:color w:val="1B2E24"/>
+          <w:sz w:val="22"/>
+        </w:rPr>
+        <w:t>主要辨证要点：</w:t>
+      </w:r>
+      <w:r>
+        <w:rPr>
+          <w:rFonts w:ascii="Source Han Sans SC" w:hAnsi="Source Han Sans SC" w:eastAsia="Source Han Sans SC"/>
+          <w:b w:val="0"/>
+          <w:i w:val="0"/>
+          <w:color w:val="1B2E24"/>
+          <w:sz w:val="22"/>
+        </w:rPr>
+        <w:t>发热重、恶寒轻、咽痛、口渴、苔薄黄。</w:t>
+      </w:r>
+    </w:p>
+    <w:p>
+      <w:pPr>
+        <w:pStyle w:val="Heading2"/>
+      </w:pPr>
+      <w:r>
+        <w:t>治疗原则与警示</w:t>
+      </w:r>
+    </w:p>
+    <w:p>
+      <w:pPr>
+        <w:pStyle w:val="ListBullet"/>
+        <w:spacing w:after="60"/>
+        <w:ind w:left="403" w:hanging="230"/>
+      </w:pPr>
+      <w:r>
+        <w:rPr>
+          <w:rFonts w:ascii="Source Han Sans SC" w:hAnsi="Source Han Sans SC" w:eastAsia="Source Han Sans SC"/>
+          <w:b w:val="0"/>
+          <w:i w:val="0"/>
+          <w:color w:val="1B2E24"/>
+          <w:sz w:val="19"/>
+        </w:rPr>
+      </w:r>
+      <w:r>
+        <w:rPr>
+          <w:rFonts w:ascii="Source Han Sans SC" w:hAnsi="Source Han Sans SC" w:eastAsia="Source Han Sans SC"/>
+          <w:b w:val="0"/>
+          <w:i w:val="0"/>
+          <w:color w:val="1B2E24"/>
+          <w:sz w:val="19"/>
+        </w:rPr>
+        <w:t>核心原则：辛凉解表、清热解毒。</w:t>
+      </w:r>
+    </w:p>
+    <w:p>
+      <w:pPr>
+        <w:pStyle w:val="ListBullet"/>
+        <w:spacing w:after="60"/>
+        <w:ind w:left="403" w:hanging="230"/>
+      </w:pPr>
+      <w:r>
+        <w:rPr>
+          <w:rFonts w:ascii="Source Han Sans SC" w:hAnsi="Source Han Sans SC" w:eastAsia="Source Han Sans SC"/>
+          <w:b w:val="0"/>
+          <w:i w:val="0"/>
+          <w:color w:val="1B2E24"/>
+          <w:sz w:val="19"/>
+        </w:rPr>
+      </w:r>
+      <w:r>
+        <w:rPr>
+          <w:rFonts w:ascii="Source Han Sans SC" w:hAnsi="Source Han Sans SC" w:eastAsia="Source Han Sans SC"/>
+          <w:b w:val="0"/>
+          <w:i w:val="0"/>
+          <w:color w:val="1B2E24"/>
+          <w:sz w:val="19"/>
+        </w:rPr>
+        <w:t>课件原文警示：风热证为“阳热”之证，绝对禁用麻黄、桂枝等辛温发汗药。</w:t>
+      </w:r>
+    </w:p>
+    <w:p>
+      <w:pPr>
+        <w:pStyle w:val="ListBullet"/>
+        <w:spacing w:after="60"/>
+        <w:ind w:left="403" w:hanging="230"/>
+      </w:pPr>
+      <w:r>
+        <w:rPr>
+          <w:rFonts w:ascii="Source Han Sans SC" w:hAnsi="Source Han Sans SC" w:eastAsia="Source Han Sans SC"/>
+          <w:b w:val="0"/>
+          <w:i w:val="0"/>
+          <w:color w:val="1B2E24"/>
+          <w:sz w:val="19"/>
+        </w:rPr>
+      </w:r>
+      <w:r>
+        <w:rPr>
+          <w:rFonts w:ascii="Source Han Sans SC" w:hAnsi="Source Han Sans SC" w:eastAsia="Source Han Sans SC"/>
+          <w:b w:val="0"/>
+          <w:i w:val="0"/>
+          <w:color w:val="1B2E24"/>
+          <w:sz w:val="19"/>
+        </w:rPr>
+        <w:t>兼证处理：临床多见风热夹湿等兼证，需辨明主次兼证。</w:t>
+      </w:r>
+    </w:p>
+    <w:p>
+      <w:pPr>
+        <w:pStyle w:val="CoursewareIgnore"/>
+        <w:spacing w:after="60" w:line="288" w:lineRule="auto"/>
+        <w:jc w:val="left"/>
+      </w:pPr>
+      <w:r>
+        <w:rPr>
+          <w:rFonts w:ascii="Source Han Sans SC" w:hAnsi="Source Han Sans SC" w:eastAsia="Source Han Sans SC"/>
+          <w:b w:val="0"/>
+          <w:i w:val="0"/>
+          <w:color w:val="66736B"/>
+          <w:sz w:val="16"/>
+        </w:rPr>
+        <w:t>来源说明｜内部课件第 1.1、1.4 页；正式课件以公司药师审核终稿为准。</w:t>
+      </w:r>
+    </w:p>
+    <w:p>
+      <w:r>
+        <w:br w:type="page"/>
       </w:r>
     </w:p>
     <w:p>
@@ -142,135 +1112,349 @@
         <w:pStyle w:val="Heading1"/>
       </w:pPr>
       <w:r>
-        <w:t>典型表现</w:t>
+        <w:t>二、商品介绍</w:t>
       </w:r>
     </w:p>
     <w:p>
       <w:pPr>
-        <w:keepNext w:val="0"/>
-        <w:keepLines/>
+        <w:pStyle w:val="填写提示"/>
+        <w:spacing w:before="40" w:after="120" w:line="288" w:lineRule="auto"/>
+        <w:ind w:left="144" w:right="144"/>
+        <w:shd w:fill="E7F3E2"/>
+        <w:pBdr>
+          <w:left w:val="single" w:sz="18" w:space="8" w:color="009900"/>
+        </w:pBdr>
       </w:pPr>
       <w:r>
         <w:rPr>
-          <w:rFonts w:ascii="PingFang SC" w:hAnsi="PingFang SC" w:eastAsia="PingFang SC"/>
+          <w:rFonts w:ascii="Source Han Sans SC" w:hAnsi="Source Han Sans SC" w:eastAsia="Source Han Sans SC"/>
           <w:b w:val="0"/>
           <w:i w:val="0"/>
-          <w:color w:val="1A2026"/>
-          <w:sz w:val="22"/>
+          <w:color w:val="006B3C"/>
+          <w:sz w:val="19"/>
         </w:rPr>
-        <w:t>发热、口渴：身体发热，嘴巴容易觉得干渴，也可能伴有烦躁。</w:t>
+        <w:t>填写提示｜这一页直接放药品基础资料。标签可以增删；没有可靠资料的字段留空，系统不会补写。</w:t>
+      </w:r>
+    </w:p>
+    <w:tbl>
+      <w:tblPr>
+        <w:tblW w:type="dxa" w:w="9360"/>
+        <w:jc w:val="left"/>
+        <w:tblLayout w:type="fixed"/>
+        <w:tblLook w:firstColumn="1" w:firstRow="1" w:lastColumn="0" w:lastRow="0" w:noHBand="0" w:noVBand="1" w:val="04A0"/>
+        <w:tblInd w:type="dxa" w:w="120"/>
+      </w:tblPr>
+      <w:tblGrid>
+        <w:gridCol w:w="3000"/>
+        <w:gridCol w:w="6360"/>
+      </w:tblGrid>
+      <w:tr>
+        <w:trPr/>
+        <w:tc>
+          <w:tcPr>
+            <w:tcW w:type="dxa" w:w="3000"/>
+            <w:tcMar>
+              <w:top w:w="80" w:type="dxa"/>
+              <w:bottom w:w="80" w:type="dxa"/>
+              <w:start w:w="120" w:type="dxa"/>
+              <w:end w:w="120" w:type="dxa"/>
+            </w:tcMar>
+            <w:vAlign w:val="center"/>
+            <w:tcBorders>
+              <w:top w:val="single" w:sz="6" w:color="C7D8C2"/>
+              <w:left w:val="single" w:sz="6" w:color="C7D8C2"/>
+              <w:bottom w:val="single" w:sz="6" w:color="C7D8C2"/>
+              <w:right w:val="single" w:sz="6" w:color="C7D8C2"/>
+              <w:insideH w:val="single" w:sz="6" w:color="C7D8C2"/>
+              <w:insideV w:val="single" w:sz="6" w:color="C7D8C2"/>
+            </w:tcBorders>
+          </w:tcPr>
+          <w:p>
+            <w:pPr>
+              <w:spacing w:before="0" w:after="0" w:line="276" w:lineRule="auto"/>
+              <w:jc w:val="center"/>
+            </w:pPr>
+            <w:r>
+              <w:rPr>
+                <w:rFonts w:ascii="Source Han Sans SC" w:hAnsi="Source Han Sans SC" w:eastAsia="Source Han Sans SC"/>
+                <w:b w:val="0"/>
+                <w:i w:val="0"/>
+                <w:color w:val="1B2E24"/>
+                <w:sz w:val="17"/>
+              </w:rPr>
+              <w:drawing>
+                <wp:inline xmlns:a="http://schemas.openxmlformats.org/drawingml/2006/main" xmlns:pic="http://schemas.openxmlformats.org/drawingml/2006/picture">
+                  <wp:extent cx="1828800" cy="1838876"/>
+                  <wp:docPr id="1" name="Picture 1" descr="穿心莲内酯滴丸包装，裁自用户提供的内部 PDF"/>
+                  <wp:cNvGraphicFramePr>
+                    <a:graphicFrameLocks noChangeAspect="1"/>
+                  </wp:cNvGraphicFramePr>
+                  <a:graphic>
+                    <a:graphicData uri="http://schemas.openxmlformats.org/drawingml/2006/picture">
+                      <pic:pic>
+                        <pic:nvPicPr>
+                          <pic:cNvPr id="0" name="slide09-packshot.png"/>
+                          <pic:cNvPicPr/>
+                        </pic:nvPicPr>
+                        <pic:blipFill>
+                          <a:blip r:embed="rId11"/>
+                          <a:stretch>
+                            <a:fillRect/>
+                          </a:stretch>
+                        </pic:blipFill>
+                        <pic:spPr>
+                          <a:xfrm>
+                            <a:off x="0" y="0"/>
+                            <a:ext cx="1828800" cy="1838876"/>
+                          </a:xfrm>
+                          <a:prstGeom prst="rect"/>
+                        </pic:spPr>
+                      </pic:pic>
+                    </a:graphicData>
+                  </a:graphic>
+                </wp:inline>
+              </w:drawing>
+            </w:r>
+          </w:p>
+          <w:p>
+            <w:pPr>
+              <w:spacing w:before="0" w:after="0" w:line="276" w:lineRule="auto"/>
+              <w:jc w:val="center"/>
+            </w:pPr>
+            <w:r>
+              <w:rPr>
+                <w:rFonts w:ascii="Source Han Sans SC" w:hAnsi="Source Han Sans SC" w:eastAsia="Source Han Sans SC"/>
+                <w:b w:val="0"/>
+                <w:i w:val="0"/>
+                <w:color w:val="1B2E24"/>
+                <w:sz w:val="17"/>
+              </w:rPr>
+              <w:t>内部 PDF 复用素材｜正式生产优先替换高清授权原图</w:t>
+            </w:r>
+          </w:p>
+        </w:tc>
+        <w:tc>
+          <w:tcPr>
+            <w:tcW w:type="dxa" w:w="6360"/>
+            <w:tcMar>
+              <w:top w:w="80" w:type="dxa"/>
+              <w:bottom w:w="80" w:type="dxa"/>
+              <w:start w:w="120" w:type="dxa"/>
+              <w:end w:w="120" w:type="dxa"/>
+            </w:tcMar>
+            <w:vAlign w:val="center"/>
+            <w:tcBorders>
+              <w:top w:val="single" w:sz="6" w:color="C7D8C2"/>
+              <w:left w:val="single" w:sz="6" w:color="C7D8C2"/>
+              <w:bottom w:val="single" w:sz="6" w:color="C7D8C2"/>
+              <w:right w:val="single" w:sz="6" w:color="C7D8C2"/>
+              <w:insideH w:val="single" w:sz="6" w:color="C7D8C2"/>
+              <w:insideV w:val="single" w:sz="6" w:color="C7D8C2"/>
+            </w:tcBorders>
+          </w:tcPr>
+          <w:p>
+            <w:pPr>
+              <w:spacing w:before="0" w:after="0" w:line="276" w:lineRule="auto"/>
+            </w:pPr>
+          </w:p>
+          <w:p>
+            <w:pPr>
+              <w:spacing w:after="0" w:before="0" w:line="276" w:lineRule="auto"/>
+            </w:pPr>
+            <w:r>
+              <w:rPr>
+                <w:rFonts w:ascii="Source Han Sans SC" w:hAnsi="Source Han Sans SC" w:eastAsia="Source Han Sans SC"/>
+                <w:b w:val="0"/>
+                <w:i w:val="0"/>
+                <w:color w:val="1B2E24"/>
+                <w:sz w:val="17"/>
+              </w:rPr>
+              <w:t>商品名称：</w:t>
+            </w:r>
+            <w:r>
+              <w:rPr>
+                <w:rFonts w:ascii="Source Han Sans SC" w:hAnsi="Source Han Sans SC" w:eastAsia="Source Han Sans SC"/>
+                <w:b w:val="0"/>
+                <w:i w:val="0"/>
+                <w:color w:val="1B2E24"/>
+                <w:sz w:val="17"/>
+              </w:rPr>
+              <w:t>穿心莲内酯滴丸</w:t>
+            </w:r>
+          </w:p>
+          <w:p>
+            <w:pPr>
+              <w:spacing w:after="0" w:before="0" w:line="276" w:lineRule="auto"/>
+            </w:pPr>
+            <w:r>
+              <w:rPr>
+                <w:rFonts w:ascii="Source Han Sans SC" w:hAnsi="Source Han Sans SC" w:eastAsia="Source Han Sans SC"/>
+                <w:b w:val="0"/>
+                <w:i w:val="0"/>
+                <w:color w:val="1B2E24"/>
+                <w:sz w:val="17"/>
+              </w:rPr>
+              <w:t>成份：</w:t>
+            </w:r>
+            <w:r>
+              <w:rPr>
+                <w:rFonts w:ascii="Source Han Sans SC" w:hAnsi="Source Han Sans SC" w:eastAsia="Source Han Sans SC"/>
+                <w:b w:val="0"/>
+                <w:i w:val="0"/>
+                <w:color w:val="1B2E24"/>
+                <w:sz w:val="17"/>
+              </w:rPr>
+              <w:t>穿心莲内酯（纯度高达97%以上）；辅料为聚乙二醇、薄膜包衣预混剂。</w:t>
+            </w:r>
+          </w:p>
+          <w:p>
+            <w:pPr>
+              <w:spacing w:after="0" w:before="0" w:line="276" w:lineRule="auto"/>
+            </w:pPr>
+            <w:r>
+              <w:rPr>
+                <w:rFonts w:ascii="Source Han Sans SC" w:hAnsi="Source Han Sans SC" w:eastAsia="Source Han Sans SC"/>
+                <w:b w:val="0"/>
+                <w:i w:val="0"/>
+                <w:color w:val="1B2E24"/>
+                <w:sz w:val="17"/>
+              </w:rPr>
+              <w:t>性状：</w:t>
+            </w:r>
+            <w:r>
+              <w:rPr>
+                <w:rFonts w:ascii="Source Han Sans SC" w:hAnsi="Source Han Sans SC" w:eastAsia="Source Han Sans SC"/>
+                <w:b w:val="0"/>
+                <w:i w:val="0"/>
+                <w:color w:val="1B2E24"/>
+                <w:sz w:val="17"/>
+              </w:rPr>
+              <w:t>黄色包衣滴丸，除去包衣后显类白色；味苦。</w:t>
+            </w:r>
+          </w:p>
+          <w:p>
+            <w:pPr>
+              <w:spacing w:after="0" w:before="0" w:line="276" w:lineRule="auto"/>
+            </w:pPr>
+            <w:r>
+              <w:rPr>
+                <w:rFonts w:ascii="Source Han Sans SC" w:hAnsi="Source Han Sans SC" w:eastAsia="Source Han Sans SC"/>
+                <w:b w:val="0"/>
+                <w:i w:val="0"/>
+                <w:color w:val="1B2E24"/>
+                <w:sz w:val="17"/>
+              </w:rPr>
+              <w:t>功能主治：</w:t>
+            </w:r>
+            <w:r>
+              <w:rPr>
+                <w:rFonts w:ascii="Source Han Sans SC" w:hAnsi="Source Han Sans SC" w:eastAsia="Source Han Sans SC"/>
+                <w:b w:val="0"/>
+                <w:i w:val="0"/>
+                <w:color w:val="1B2E24"/>
+                <w:sz w:val="17"/>
+              </w:rPr>
+              <w:t>清热解毒，抗菌消炎。用于上呼吸道感染风热证所致的咽痛。</w:t>
+            </w:r>
+          </w:p>
+          <w:p>
+            <w:pPr>
+              <w:spacing w:after="0" w:before="0" w:line="276" w:lineRule="auto"/>
+            </w:pPr>
+            <w:r>
+              <w:rPr>
+                <w:rFonts w:ascii="Source Han Sans SC" w:hAnsi="Source Han Sans SC" w:eastAsia="Source Han Sans SC"/>
+                <w:b w:val="0"/>
+                <w:i w:val="0"/>
+                <w:color w:val="1B2E24"/>
+                <w:sz w:val="17"/>
+              </w:rPr>
+              <w:t>规格：</w:t>
+            </w:r>
+            <w:r>
+              <w:rPr>
+                <w:rFonts w:ascii="Source Han Sans SC" w:hAnsi="Source Han Sans SC" w:eastAsia="Source Han Sans SC"/>
+                <w:b w:val="0"/>
+                <w:i w:val="0"/>
+                <w:color w:val="1B2E24"/>
+                <w:sz w:val="17"/>
+              </w:rPr>
+              <w:t>每袋含穿心莲内酯0.15g。</w:t>
+            </w:r>
+          </w:p>
+          <w:p>
+            <w:pPr>
+              <w:spacing w:after="0" w:before="0" w:line="276" w:lineRule="auto"/>
+            </w:pPr>
+            <w:r>
+              <w:rPr>
+                <w:rFonts w:ascii="Source Han Sans SC" w:hAnsi="Source Han Sans SC" w:eastAsia="Source Han Sans SC"/>
+                <w:b w:val="0"/>
+                <w:i w:val="0"/>
+                <w:color w:val="1B2E24"/>
+                <w:sz w:val="17"/>
+              </w:rPr>
+              <w:t>用法用量：</w:t>
+            </w:r>
+            <w:r>
+              <w:rPr>
+                <w:rFonts w:ascii="Source Han Sans SC" w:hAnsi="Source Han Sans SC" w:eastAsia="Source Han Sans SC"/>
+                <w:b w:val="0"/>
+                <w:i w:val="0"/>
+                <w:color w:val="1B2E24"/>
+                <w:sz w:val="17"/>
+              </w:rPr>
+              <w:t>口服，一次1袋，一日3次。（课件原文另含首次服用建议，须经内部复核）</w:t>
+            </w:r>
+          </w:p>
+          <w:p>
+            <w:pPr>
+              <w:spacing w:after="0" w:before="0" w:line="276" w:lineRule="auto"/>
+            </w:pPr>
+            <w:r>
+              <w:rPr>
+                <w:rFonts w:ascii="Source Han Sans SC" w:hAnsi="Source Han Sans SC" w:eastAsia="Source Han Sans SC"/>
+                <w:b w:val="0"/>
+                <w:i w:val="0"/>
+                <w:color w:val="1B2E24"/>
+                <w:sz w:val="17"/>
+              </w:rPr>
+              <w:t>禁忌：</w:t>
+            </w:r>
+            <w:r>
+              <w:rPr>
+                <w:rFonts w:ascii="Source Han Sans SC" w:hAnsi="Source Han Sans SC" w:eastAsia="Source Han Sans SC"/>
+                <w:b w:val="0"/>
+                <w:i w:val="0"/>
+                <w:color w:val="1B2E24"/>
+                <w:sz w:val="17"/>
+              </w:rPr>
+              <w:t>对本品过敏者禁用。</w:t>
+            </w:r>
+          </w:p>
+        </w:tc>
+      </w:tr>
+    </w:tbl>
+    <w:p>
+      <w:pPr>
+        <w:pStyle w:val="CoursewareIgnore"/>
+        <w:spacing w:after="60" w:line="288" w:lineRule="auto"/>
+        <w:jc w:val="left"/>
+      </w:pPr>
+      <w:r>
+        <w:rPr>
+          <w:rFonts w:ascii="Source Han Sans SC" w:hAnsi="Source Han Sans SC" w:eastAsia="Source Han Sans SC"/>
+          <w:b w:val="0"/>
+          <w:i w:val="0"/>
+          <w:color w:val="66736B"/>
+          <w:sz w:val="16"/>
+        </w:rPr>
+        <w:t>来源说明｜商品文字与包装图来自内部课件第 2.1 页；不得据此替代说明书或正式审核。</w:t>
       </w:r>
     </w:p>
     <w:p>
-      <w:pPr>
-        <w:keepNext w:val="0"/>
-        <w:keepLines/>
-      </w:pPr>
       <w:r>
-        <w:rPr>
-          <w:rFonts w:ascii="PingFang SC" w:hAnsi="PingFang SC" w:eastAsia="PingFang SC"/>
-          <w:b w:val="0"/>
-          <w:i w:val="0"/>
-          <w:color w:val="1A2026"/>
-          <w:sz w:val="22"/>
-        </w:rPr>
-        <w:t>喉咙肿痛：咽喉红肿疼痛，还可能伴有咳嗽、痰黄或黄稠鼻涕。</w:t>
-      </w:r>
-    </w:p>
-    <w:p>
-      <w:pPr>
-        <w:keepLines/>
-        <w:jc w:val="center"/>
-      </w:pPr>
-      <w:r>
-        <w:drawing>
-          <wp:inline xmlns:a="http://schemas.openxmlformats.org/drawingml/2006/main" xmlns:pic="http://schemas.openxmlformats.org/drawingml/2006/picture">
-            <wp:extent cx="1874519" cy="1874519"/>
-            <wp:docPr id="1" name="Picture 1" descr="发热症状插画" title="发热症状插画"/>
-            <wp:cNvGraphicFramePr>
-              <a:graphicFrameLocks noChangeAspect="1"/>
-            </wp:cNvGraphicFramePr>
-            <a:graphic>
-              <a:graphicData uri="http://schemas.openxmlformats.org/drawingml/2006/picture">
-                <pic:pic>
-                  <pic:nvPicPr>
-                    <pic:cNvPr id="0" name="fever-v1.png"/>
-                    <pic:cNvPicPr/>
-                  </pic:nvPicPr>
-                  <pic:blipFill>
-                    <a:blip r:embed="rId10"/>
-                    <a:stretch>
-                      <a:fillRect/>
-                    </a:stretch>
-                  </pic:blipFill>
-                  <pic:spPr>
-                    <a:xfrm>
-                      <a:off x="0" y="0"/>
-                      <a:ext cx="1874519" cy="1874519"/>
-                    </a:xfrm>
-                    <a:prstGeom prst="rect"/>
-                  </pic:spPr>
-                </pic:pic>
-              </a:graphicData>
-            </a:graphic>
-          </wp:inline>
-        </w:drawing>
-      </w:r>
-      <w:r>
-        <w:t xml:space="preserve">  </w:t>
-      </w:r>
-      <w:r>
-        <w:drawing>
-          <wp:inline xmlns:a="http://schemas.openxmlformats.org/drawingml/2006/main" xmlns:pic="http://schemas.openxmlformats.org/drawingml/2006/picture">
-            <wp:extent cx="1874519" cy="1874519"/>
-            <wp:docPr id="2" name="Picture 2" descr="喉咙肿痛症状插画" title="喉咙肿痛症状插画"/>
-            <wp:cNvGraphicFramePr>
-              <a:graphicFrameLocks noChangeAspect="1"/>
-            </wp:cNvGraphicFramePr>
-            <a:graphic>
-              <a:graphicData uri="http://schemas.openxmlformats.org/drawingml/2006/picture">
-                <pic:pic>
-                  <pic:nvPicPr>
-                    <pic:cNvPr id="0" name="sore-throat-v1.png"/>
-                    <pic:cNvPicPr/>
-                  </pic:nvPicPr>
-                  <pic:blipFill>
-                    <a:blip r:embed="rId11"/>
-                    <a:stretch>
-                      <a:fillRect/>
-                    </a:stretch>
-                  </pic:blipFill>
-                  <pic:spPr>
-                    <a:xfrm>
-                      <a:off x="0" y="0"/>
-                      <a:ext cx="1874519" cy="1874519"/>
-                    </a:xfrm>
-                    <a:prstGeom prst="rect"/>
-                  </pic:spPr>
-                </pic:pic>
-              </a:graphicData>
-            </a:graphic>
-          </wp:inline>
-        </w:drawing>
-      </w:r>
-      <w:r>
-        <w:t xml:space="preserve">  </w:t>
-      </w:r>
-    </w:p>
-    <w:p>
-      <w:pPr>
-        <w:keepNext w:val="0"/>
-        <w:jc w:val="center"/>
-      </w:pPr>
-      <w:r>
-        <w:rPr>
-          <w:rFonts w:ascii="PingFang SC" w:hAnsi="PingFang SC" w:eastAsia="PingFang SC"/>
-          <w:b w:val="0"/>
-          <w:i/>
-          <w:color w:val="606B76"/>
-          <w:sz w:val="18"/>
-        </w:rPr>
-        <w:t>图片说明／来源：从左至右：发热、喉咙肿痛；项目内原创素材 symptom.fever、symptom.sore-throat</w:t>
+        <w:br w:type="page"/>
       </w:r>
     </w:p>
     <w:p>
@@ -278,55 +1462,1149 @@
         <w:pStyle w:val="Heading1"/>
       </w:pPr>
       <w:r>
-        <w:t>调理思路</w:t>
+        <w:t>三、核心卖点</w:t>
       </w:r>
     </w:p>
     <w:p>
       <w:pPr>
-        <w:keepNext w:val="0"/>
-        <w:keepLines/>
+        <w:pStyle w:val="填写提示"/>
+        <w:spacing w:before="40" w:after="120" w:line="288" w:lineRule="auto"/>
+        <w:ind w:left="144" w:right="144"/>
+        <w:shd w:fill="E7F3E2"/>
+        <w:pBdr>
+          <w:left w:val="single" w:sz="18" w:space="8" w:color="009900"/>
+        </w:pBdr>
       </w:pPr>
       <w:r>
         <w:rPr>
-          <w:rFonts w:ascii="PingFang SC" w:hAnsi="PingFang SC" w:eastAsia="PingFang SC"/>
+          <w:rFonts w:ascii="Source Han Sans SC" w:hAnsi="Source Han Sans SC" w:eastAsia="Source Han Sans SC"/>
           <w:b w:val="0"/>
           <w:i w:val="0"/>
-          <w:color w:val="1A2026"/>
-          <w:sz w:val="22"/>
+          <w:color w:val="006B3C"/>
+          <w:sz w:val="19"/>
         </w:rPr>
-        <w:t>核心思路是疏风清热。</w:t>
+        <w:t>填写提示｜一条卖点写一行。条数少就少展示，条数多则自动生成同版式续页；关键数据必须保留依据，并经内部复核。</w:t>
+      </w:r>
+    </w:p>
+    <w:tbl>
+      <w:tblPr>
+        <w:tblW w:type="dxa" w:w="9360"/>
+        <w:jc w:val="left"/>
+        <w:tblLayout w:type="fixed"/>
+        <w:tblLook w:firstColumn="1" w:firstRow="1" w:lastColumn="0" w:lastRow="0" w:noHBand="0" w:noVBand="1" w:val="04A0"/>
+        <w:tblInd w:type="dxa" w:w="120"/>
+      </w:tblPr>
+      <w:tblGrid>
+        <w:gridCol w:w="1750"/>
+        <w:gridCol w:w="1900"/>
+        <w:gridCol w:w="5710"/>
+      </w:tblGrid>
+      <w:tr>
+        <w:trPr>
+          <w:tblHeader w:val="true"/>
+        </w:trPr>
+        <w:tc>
+          <w:tcPr>
+            <w:tcW w:type="dxa" w:w="1750"/>
+            <w:tcMar>
+              <w:top w:w="80" w:type="dxa"/>
+              <w:bottom w:w="80" w:type="dxa"/>
+              <w:start w:w="120" w:type="dxa"/>
+              <w:end w:w="120" w:type="dxa"/>
+            </w:tcMar>
+            <w:vAlign w:val="center"/>
+            <w:tcBorders>
+              <w:top w:val="single" w:sz="6" w:color="C7D8C2"/>
+              <w:left w:val="single" w:sz="6" w:color="C7D8C2"/>
+              <w:bottom w:val="single" w:sz="6" w:color="C7D8C2"/>
+              <w:right w:val="single" w:sz="6" w:color="C7D8C2"/>
+              <w:insideH w:val="single" w:sz="6" w:color="C7D8C2"/>
+              <w:insideV w:val="single" w:sz="6" w:color="C7D8C2"/>
+            </w:tcBorders>
+            <w:shd w:fill="009900"/>
+          </w:tcPr>
+          <w:p>
+            <w:pPr>
+              <w:spacing w:before="0" w:after="0" w:line="276" w:lineRule="auto"/>
+            </w:pPr>
+            <w:r>
+              <w:rPr>
+                <w:rFonts w:ascii="Source Han Sans SC" w:hAnsi="Source Han Sans SC" w:eastAsia="Source Han Sans SC"/>
+                <w:b/>
+                <w:i w:val="0"/>
+                <w:color w:val="FFFFFF"/>
+                <w:sz w:val="19"/>
+              </w:rPr>
+              <w:t>卖点分组</w:t>
+            </w:r>
+          </w:p>
+        </w:tc>
+        <w:tc>
+          <w:tcPr>
+            <w:tcW w:type="dxa" w:w="1900"/>
+            <w:tcMar>
+              <w:top w:w="80" w:type="dxa"/>
+              <w:bottom w:w="80" w:type="dxa"/>
+              <w:start w:w="120" w:type="dxa"/>
+              <w:end w:w="120" w:type="dxa"/>
+            </w:tcMar>
+            <w:vAlign w:val="center"/>
+            <w:tcBorders>
+              <w:top w:val="single" w:sz="6" w:color="C7D8C2"/>
+              <w:left w:val="single" w:sz="6" w:color="C7D8C2"/>
+              <w:bottom w:val="single" w:sz="6" w:color="C7D8C2"/>
+              <w:right w:val="single" w:sz="6" w:color="C7D8C2"/>
+              <w:insideH w:val="single" w:sz="6" w:color="C7D8C2"/>
+              <w:insideV w:val="single" w:sz="6" w:color="C7D8C2"/>
+            </w:tcBorders>
+            <w:shd w:fill="009900"/>
+          </w:tcPr>
+          <w:p>
+            <w:pPr>
+              <w:spacing w:before="0" w:after="0" w:line="276" w:lineRule="auto"/>
+            </w:pPr>
+            <w:r>
+              <w:rPr>
+                <w:rFonts w:ascii="Source Han Sans SC" w:hAnsi="Source Han Sans SC" w:eastAsia="Source Han Sans SC"/>
+                <w:b/>
+                <w:i w:val="0"/>
+                <w:color w:val="FFFFFF"/>
+                <w:sz w:val="19"/>
+              </w:rPr>
+              <w:t>卖点名称</w:t>
+            </w:r>
+          </w:p>
+        </w:tc>
+        <w:tc>
+          <w:tcPr>
+            <w:tcW w:type="dxa" w:w="5710"/>
+            <w:tcMar>
+              <w:top w:w="80" w:type="dxa"/>
+              <w:bottom w:w="80" w:type="dxa"/>
+              <w:start w:w="120" w:type="dxa"/>
+              <w:end w:w="120" w:type="dxa"/>
+            </w:tcMar>
+            <w:vAlign w:val="center"/>
+            <w:tcBorders>
+              <w:top w:val="single" w:sz="6" w:color="C7D8C2"/>
+              <w:left w:val="single" w:sz="6" w:color="C7D8C2"/>
+              <w:bottom w:val="single" w:sz="6" w:color="C7D8C2"/>
+              <w:right w:val="single" w:sz="6" w:color="C7D8C2"/>
+              <w:insideH w:val="single" w:sz="6" w:color="C7D8C2"/>
+              <w:insideV w:val="single" w:sz="6" w:color="C7D8C2"/>
+            </w:tcBorders>
+            <w:shd w:fill="009900"/>
+          </w:tcPr>
+          <w:p>
+            <w:pPr>
+              <w:spacing w:before="0" w:after="0" w:line="276" w:lineRule="auto"/>
+            </w:pPr>
+            <w:r>
+              <w:rPr>
+                <w:rFonts w:ascii="Source Han Sans SC" w:hAnsi="Source Han Sans SC" w:eastAsia="Source Han Sans SC"/>
+                <w:b/>
+                <w:i w:val="0"/>
+                <w:color w:val="FFFFFF"/>
+                <w:sz w:val="19"/>
+              </w:rPr>
+              <w:t>支撑内容</w:t>
+            </w:r>
+          </w:p>
+        </w:tc>
+      </w:tr>
+      <w:tr>
+        <w:trPr/>
+        <w:tc>
+          <w:tcPr>
+            <w:tcW w:type="dxa" w:w="1750"/>
+            <w:tcMar>
+              <w:top w:w="80" w:type="dxa"/>
+              <w:bottom w:w="80" w:type="dxa"/>
+              <w:start w:w="120" w:type="dxa"/>
+              <w:end w:w="120" w:type="dxa"/>
+            </w:tcMar>
+            <w:vAlign w:val="center"/>
+            <w:tcBorders>
+              <w:top w:val="single" w:sz="6" w:color="C7D8C2"/>
+              <w:left w:val="single" w:sz="6" w:color="C7D8C2"/>
+              <w:bottom w:val="single" w:sz="6" w:color="C7D8C2"/>
+              <w:right w:val="single" w:sz="6" w:color="C7D8C2"/>
+              <w:insideH w:val="single" w:sz="6" w:color="C7D8C2"/>
+              <w:insideV w:val="single" w:sz="6" w:color="C7D8C2"/>
+            </w:tcBorders>
+          </w:tcPr>
+          <w:p>
+            <w:pPr>
+              <w:spacing w:before="0" w:after="0" w:line="276" w:lineRule="auto"/>
+            </w:pPr>
+            <w:r>
+              <w:rPr>
+                <w:rFonts w:ascii="Source Han Sans SC" w:hAnsi="Source Han Sans SC" w:eastAsia="Source Han Sans SC"/>
+                <w:b w:val="0"/>
+                <w:i w:val="0"/>
+                <w:color w:val="1B2E24"/>
+                <w:sz w:val="17"/>
+              </w:rPr>
+              <w:t>剂型优势</w:t>
+            </w:r>
+          </w:p>
+        </w:tc>
+        <w:tc>
+          <w:tcPr>
+            <w:tcW w:type="dxa" w:w="1900"/>
+            <w:tcMar>
+              <w:top w:w="80" w:type="dxa"/>
+              <w:bottom w:w="80" w:type="dxa"/>
+              <w:start w:w="120" w:type="dxa"/>
+              <w:end w:w="120" w:type="dxa"/>
+            </w:tcMar>
+            <w:vAlign w:val="center"/>
+            <w:tcBorders>
+              <w:top w:val="single" w:sz="6" w:color="C7D8C2"/>
+              <w:left w:val="single" w:sz="6" w:color="C7D8C2"/>
+              <w:bottom w:val="single" w:sz="6" w:color="C7D8C2"/>
+              <w:right w:val="single" w:sz="6" w:color="C7D8C2"/>
+              <w:insideH w:val="single" w:sz="6" w:color="C7D8C2"/>
+              <w:insideV w:val="single" w:sz="6" w:color="C7D8C2"/>
+            </w:tcBorders>
+          </w:tcPr>
+          <w:p>
+            <w:pPr>
+              <w:spacing w:before="0" w:after="0" w:line="276" w:lineRule="auto"/>
+            </w:pPr>
+            <w:r>
+              <w:rPr>
+                <w:rFonts w:ascii="Source Han Sans SC" w:hAnsi="Source Han Sans SC" w:eastAsia="Source Han Sans SC"/>
+                <w:b w:val="0"/>
+                <w:i w:val="0"/>
+                <w:color w:val="1B2E24"/>
+                <w:sz w:val="17"/>
+              </w:rPr>
+              <w:t>全国独家</w:t>
+            </w:r>
+          </w:p>
+        </w:tc>
+        <w:tc>
+          <w:tcPr>
+            <w:tcW w:type="dxa" w:w="5710"/>
+            <w:tcMar>
+              <w:top w:w="80" w:type="dxa"/>
+              <w:bottom w:w="80" w:type="dxa"/>
+              <w:start w:w="120" w:type="dxa"/>
+              <w:end w:w="120" w:type="dxa"/>
+            </w:tcMar>
+            <w:vAlign w:val="center"/>
+            <w:tcBorders>
+              <w:top w:val="single" w:sz="6" w:color="C7D8C2"/>
+              <w:left w:val="single" w:sz="6" w:color="C7D8C2"/>
+              <w:bottom w:val="single" w:sz="6" w:color="C7D8C2"/>
+              <w:right w:val="single" w:sz="6" w:color="C7D8C2"/>
+              <w:insideH w:val="single" w:sz="6" w:color="C7D8C2"/>
+              <w:insideV w:val="single" w:sz="6" w:color="C7D8C2"/>
+            </w:tcBorders>
+          </w:tcPr>
+          <w:p>
+            <w:pPr>
+              <w:spacing w:before="0" w:after="0" w:line="276" w:lineRule="auto"/>
+            </w:pPr>
+            <w:r>
+              <w:rPr>
+                <w:rFonts w:ascii="Source Han Sans SC" w:hAnsi="Source Han Sans SC" w:eastAsia="Source Han Sans SC"/>
+                <w:b w:val="0"/>
+                <w:i w:val="0"/>
+                <w:color w:val="1B2E24"/>
+                <w:sz w:val="17"/>
+              </w:rPr>
+              <w:t>全国唯一穿心莲内酯滴丸剂型</w:t>
+            </w:r>
+          </w:p>
+        </w:tc>
+      </w:tr>
+      <w:tr>
+        <w:trPr/>
+        <w:tc>
+          <w:tcPr>
+            <w:tcW w:type="dxa" w:w="1750"/>
+            <w:tcMar>
+              <w:top w:w="80" w:type="dxa"/>
+              <w:bottom w:w="80" w:type="dxa"/>
+              <w:start w:w="120" w:type="dxa"/>
+              <w:end w:w="120" w:type="dxa"/>
+            </w:tcMar>
+            <w:vAlign w:val="center"/>
+            <w:tcBorders>
+              <w:top w:val="single" w:sz="6" w:color="C7D8C2"/>
+              <w:left w:val="single" w:sz="6" w:color="C7D8C2"/>
+              <w:bottom w:val="single" w:sz="6" w:color="C7D8C2"/>
+              <w:right w:val="single" w:sz="6" w:color="C7D8C2"/>
+              <w:insideH w:val="single" w:sz="6" w:color="C7D8C2"/>
+              <w:insideV w:val="single" w:sz="6" w:color="C7D8C2"/>
+            </w:tcBorders>
+          </w:tcPr>
+          <w:p>
+            <w:pPr>
+              <w:spacing w:before="0" w:after="0" w:line="276" w:lineRule="auto"/>
+            </w:pPr>
+            <w:r>
+              <w:rPr>
+                <w:rFonts w:ascii="Source Han Sans SC" w:hAnsi="Source Han Sans SC" w:eastAsia="Source Han Sans SC"/>
+                <w:b w:val="0"/>
+                <w:i w:val="0"/>
+                <w:color w:val="1B2E24"/>
+                <w:sz w:val="17"/>
+              </w:rPr>
+              <w:t>剂型优势</w:t>
+            </w:r>
+          </w:p>
+        </w:tc>
+        <w:tc>
+          <w:tcPr>
+            <w:tcW w:type="dxa" w:w="1900"/>
+            <w:tcMar>
+              <w:top w:w="80" w:type="dxa"/>
+              <w:bottom w:w="80" w:type="dxa"/>
+              <w:start w:w="120" w:type="dxa"/>
+              <w:end w:w="120" w:type="dxa"/>
+            </w:tcMar>
+            <w:vAlign w:val="center"/>
+            <w:tcBorders>
+              <w:top w:val="single" w:sz="6" w:color="C7D8C2"/>
+              <w:left w:val="single" w:sz="6" w:color="C7D8C2"/>
+              <w:bottom w:val="single" w:sz="6" w:color="C7D8C2"/>
+              <w:right w:val="single" w:sz="6" w:color="C7D8C2"/>
+              <w:insideH w:val="single" w:sz="6" w:color="C7D8C2"/>
+              <w:insideV w:val="single" w:sz="6" w:color="C7D8C2"/>
+            </w:tcBorders>
+          </w:tcPr>
+          <w:p>
+            <w:pPr>
+              <w:spacing w:before="0" w:after="0" w:line="276" w:lineRule="auto"/>
+            </w:pPr>
+            <w:r>
+              <w:rPr>
+                <w:rFonts w:ascii="Source Han Sans SC" w:hAnsi="Source Han Sans SC" w:eastAsia="Source Han Sans SC"/>
+                <w:b w:val="0"/>
+                <w:i w:val="0"/>
+                <w:color w:val="1B2E24"/>
+                <w:sz w:val="17"/>
+              </w:rPr>
+              <w:t>起效更快</w:t>
+            </w:r>
+          </w:p>
+        </w:tc>
+        <w:tc>
+          <w:tcPr>
+            <w:tcW w:type="dxa" w:w="5710"/>
+            <w:tcMar>
+              <w:top w:w="80" w:type="dxa"/>
+              <w:bottom w:w="80" w:type="dxa"/>
+              <w:start w:w="120" w:type="dxa"/>
+              <w:end w:w="120" w:type="dxa"/>
+            </w:tcMar>
+            <w:vAlign w:val="center"/>
+            <w:tcBorders>
+              <w:top w:val="single" w:sz="6" w:color="C7D8C2"/>
+              <w:left w:val="single" w:sz="6" w:color="C7D8C2"/>
+              <w:bottom w:val="single" w:sz="6" w:color="C7D8C2"/>
+              <w:right w:val="single" w:sz="6" w:color="C7D8C2"/>
+              <w:insideH w:val="single" w:sz="6" w:color="C7D8C2"/>
+              <w:insideV w:val="single" w:sz="6" w:color="C7D8C2"/>
+            </w:tcBorders>
+          </w:tcPr>
+          <w:p>
+            <w:pPr>
+              <w:spacing w:before="0" w:after="0" w:line="276" w:lineRule="auto"/>
+            </w:pPr>
+            <w:r>
+              <w:rPr>
+                <w:rFonts w:ascii="Source Han Sans SC" w:hAnsi="Source Han Sans SC" w:eastAsia="Source Han Sans SC"/>
+                <w:b w:val="0"/>
+                <w:i w:val="0"/>
+                <w:color w:val="1B2E24"/>
+                <w:sz w:val="17"/>
+              </w:rPr>
+              <w:t>5–10分钟内全部崩解</w:t>
+            </w:r>
+          </w:p>
+        </w:tc>
+      </w:tr>
+      <w:tr>
+        <w:trPr/>
+        <w:tc>
+          <w:tcPr>
+            <w:tcW w:type="dxa" w:w="1750"/>
+            <w:tcMar>
+              <w:top w:w="80" w:type="dxa"/>
+              <w:bottom w:w="80" w:type="dxa"/>
+              <w:start w:w="120" w:type="dxa"/>
+              <w:end w:w="120" w:type="dxa"/>
+            </w:tcMar>
+            <w:vAlign w:val="center"/>
+            <w:tcBorders>
+              <w:top w:val="single" w:sz="6" w:color="C7D8C2"/>
+              <w:left w:val="single" w:sz="6" w:color="C7D8C2"/>
+              <w:bottom w:val="single" w:sz="6" w:color="C7D8C2"/>
+              <w:right w:val="single" w:sz="6" w:color="C7D8C2"/>
+              <w:insideH w:val="single" w:sz="6" w:color="C7D8C2"/>
+              <w:insideV w:val="single" w:sz="6" w:color="C7D8C2"/>
+            </w:tcBorders>
+          </w:tcPr>
+          <w:p>
+            <w:pPr>
+              <w:spacing w:before="0" w:after="0" w:line="276" w:lineRule="auto"/>
+            </w:pPr>
+            <w:r>
+              <w:rPr>
+                <w:rFonts w:ascii="Source Han Sans SC" w:hAnsi="Source Han Sans SC" w:eastAsia="Source Han Sans SC"/>
+                <w:b w:val="0"/>
+                <w:i w:val="0"/>
+                <w:color w:val="1B2E24"/>
+                <w:sz w:val="17"/>
+              </w:rPr>
+              <w:t>剂型优势</w:t>
+            </w:r>
+          </w:p>
+        </w:tc>
+        <w:tc>
+          <w:tcPr>
+            <w:tcW w:type="dxa" w:w="1900"/>
+            <w:tcMar>
+              <w:top w:w="80" w:type="dxa"/>
+              <w:bottom w:w="80" w:type="dxa"/>
+              <w:start w:w="120" w:type="dxa"/>
+              <w:end w:w="120" w:type="dxa"/>
+            </w:tcMar>
+            <w:vAlign w:val="center"/>
+            <w:tcBorders>
+              <w:top w:val="single" w:sz="6" w:color="C7D8C2"/>
+              <w:left w:val="single" w:sz="6" w:color="C7D8C2"/>
+              <w:bottom w:val="single" w:sz="6" w:color="C7D8C2"/>
+              <w:right w:val="single" w:sz="6" w:color="C7D8C2"/>
+              <w:insideH w:val="single" w:sz="6" w:color="C7D8C2"/>
+              <w:insideV w:val="single" w:sz="6" w:color="C7D8C2"/>
+            </w:tcBorders>
+          </w:tcPr>
+          <w:p>
+            <w:pPr>
+              <w:spacing w:before="0" w:after="0" w:line="276" w:lineRule="auto"/>
+            </w:pPr>
+            <w:r>
+              <w:rPr>
+                <w:rFonts w:ascii="Source Han Sans SC" w:hAnsi="Source Han Sans SC" w:eastAsia="Source Han Sans SC"/>
+                <w:b w:val="0"/>
+                <w:i w:val="0"/>
+                <w:color w:val="1B2E24"/>
+                <w:sz w:val="17"/>
+              </w:rPr>
+              <w:t>易携带</w:t>
+            </w:r>
+          </w:p>
+        </w:tc>
+        <w:tc>
+          <w:tcPr>
+            <w:tcW w:type="dxa" w:w="5710"/>
+            <w:tcMar>
+              <w:top w:w="80" w:type="dxa"/>
+              <w:bottom w:w="80" w:type="dxa"/>
+              <w:start w:w="120" w:type="dxa"/>
+              <w:end w:w="120" w:type="dxa"/>
+            </w:tcMar>
+            <w:vAlign w:val="center"/>
+            <w:tcBorders>
+              <w:top w:val="single" w:sz="6" w:color="C7D8C2"/>
+              <w:left w:val="single" w:sz="6" w:color="C7D8C2"/>
+              <w:bottom w:val="single" w:sz="6" w:color="C7D8C2"/>
+              <w:right w:val="single" w:sz="6" w:color="C7D8C2"/>
+              <w:insideH w:val="single" w:sz="6" w:color="C7D8C2"/>
+              <w:insideV w:val="single" w:sz="6" w:color="C7D8C2"/>
+            </w:tcBorders>
+          </w:tcPr>
+          <w:p>
+            <w:pPr>
+              <w:spacing w:before="0" w:after="0" w:line="276" w:lineRule="auto"/>
+            </w:pPr>
+            <w:r>
+              <w:rPr>
+                <w:rFonts w:ascii="Source Han Sans SC" w:hAnsi="Source Han Sans SC" w:eastAsia="Source Han Sans SC"/>
+                <w:b w:val="0"/>
+                <w:i w:val="0"/>
+                <w:color w:val="1B2E24"/>
+                <w:sz w:val="17"/>
+              </w:rPr>
+              <w:t>独立包装，方便携带</w:t>
+            </w:r>
+          </w:p>
+        </w:tc>
+      </w:tr>
+      <w:tr>
+        <w:trPr/>
+        <w:tc>
+          <w:tcPr>
+            <w:tcW w:type="dxa" w:w="1750"/>
+            <w:tcMar>
+              <w:top w:w="80" w:type="dxa"/>
+              <w:bottom w:w="80" w:type="dxa"/>
+              <w:start w:w="120" w:type="dxa"/>
+              <w:end w:w="120" w:type="dxa"/>
+            </w:tcMar>
+            <w:vAlign w:val="center"/>
+            <w:tcBorders>
+              <w:top w:val="single" w:sz="6" w:color="C7D8C2"/>
+              <w:left w:val="single" w:sz="6" w:color="C7D8C2"/>
+              <w:bottom w:val="single" w:sz="6" w:color="C7D8C2"/>
+              <w:right w:val="single" w:sz="6" w:color="C7D8C2"/>
+              <w:insideH w:val="single" w:sz="6" w:color="C7D8C2"/>
+              <w:insideV w:val="single" w:sz="6" w:color="C7D8C2"/>
+            </w:tcBorders>
+          </w:tcPr>
+          <w:p>
+            <w:pPr>
+              <w:spacing w:before="0" w:after="0" w:line="276" w:lineRule="auto"/>
+            </w:pPr>
+            <w:r>
+              <w:rPr>
+                <w:rFonts w:ascii="Source Han Sans SC" w:hAnsi="Source Han Sans SC" w:eastAsia="Source Han Sans SC"/>
+                <w:b w:val="0"/>
+                <w:i w:val="0"/>
+                <w:color w:val="1B2E24"/>
+                <w:sz w:val="17"/>
+              </w:rPr>
+              <w:t>工艺优势</w:t>
+            </w:r>
+          </w:p>
+        </w:tc>
+        <w:tc>
+          <w:tcPr>
+            <w:tcW w:type="dxa" w:w="1900"/>
+            <w:tcMar>
+              <w:top w:w="80" w:type="dxa"/>
+              <w:bottom w:w="80" w:type="dxa"/>
+              <w:start w:w="120" w:type="dxa"/>
+              <w:end w:w="120" w:type="dxa"/>
+            </w:tcMar>
+            <w:vAlign w:val="center"/>
+            <w:tcBorders>
+              <w:top w:val="single" w:sz="6" w:color="C7D8C2"/>
+              <w:left w:val="single" w:sz="6" w:color="C7D8C2"/>
+              <w:bottom w:val="single" w:sz="6" w:color="C7D8C2"/>
+              <w:right w:val="single" w:sz="6" w:color="C7D8C2"/>
+              <w:insideH w:val="single" w:sz="6" w:color="C7D8C2"/>
+              <w:insideV w:val="single" w:sz="6" w:color="C7D8C2"/>
+            </w:tcBorders>
+          </w:tcPr>
+          <w:p>
+            <w:pPr>
+              <w:spacing w:before="0" w:after="0" w:line="276" w:lineRule="auto"/>
+            </w:pPr>
+            <w:r>
+              <w:rPr>
+                <w:rFonts w:ascii="Source Han Sans SC" w:hAnsi="Source Han Sans SC" w:eastAsia="Source Han Sans SC"/>
+                <w:b w:val="0"/>
+                <w:i w:val="0"/>
+                <w:color w:val="1B2E24"/>
+                <w:sz w:val="17"/>
+              </w:rPr>
+              <w:t>纯度高</w:t>
+            </w:r>
+          </w:p>
+        </w:tc>
+        <w:tc>
+          <w:tcPr>
+            <w:tcW w:type="dxa" w:w="5710"/>
+            <w:tcMar>
+              <w:top w:w="80" w:type="dxa"/>
+              <w:bottom w:w="80" w:type="dxa"/>
+              <w:start w:w="120" w:type="dxa"/>
+              <w:end w:w="120" w:type="dxa"/>
+            </w:tcMar>
+            <w:vAlign w:val="center"/>
+            <w:tcBorders>
+              <w:top w:val="single" w:sz="6" w:color="C7D8C2"/>
+              <w:left w:val="single" w:sz="6" w:color="C7D8C2"/>
+              <w:bottom w:val="single" w:sz="6" w:color="C7D8C2"/>
+              <w:right w:val="single" w:sz="6" w:color="C7D8C2"/>
+              <w:insideH w:val="single" w:sz="6" w:color="C7D8C2"/>
+              <w:insideV w:val="single" w:sz="6" w:color="C7D8C2"/>
+            </w:tcBorders>
+          </w:tcPr>
+          <w:p>
+            <w:pPr>
+              <w:spacing w:before="0" w:after="0" w:line="276" w:lineRule="auto"/>
+            </w:pPr>
+            <w:r>
+              <w:rPr>
+                <w:rFonts w:ascii="Source Han Sans SC" w:hAnsi="Source Han Sans SC" w:eastAsia="Source Han Sans SC"/>
+                <w:b w:val="0"/>
+                <w:i w:val="0"/>
+                <w:color w:val="1B2E24"/>
+                <w:sz w:val="17"/>
+              </w:rPr>
+              <w:t>穿心莲内酯纯度高达97%</w:t>
+            </w:r>
+          </w:p>
+        </w:tc>
+      </w:tr>
+      <w:tr>
+        <w:trPr/>
+        <w:tc>
+          <w:tcPr>
+            <w:tcW w:type="dxa" w:w="1750"/>
+            <w:tcMar>
+              <w:top w:w="80" w:type="dxa"/>
+              <w:bottom w:w="80" w:type="dxa"/>
+              <w:start w:w="120" w:type="dxa"/>
+              <w:end w:w="120" w:type="dxa"/>
+            </w:tcMar>
+            <w:vAlign w:val="center"/>
+            <w:tcBorders>
+              <w:top w:val="single" w:sz="6" w:color="C7D8C2"/>
+              <w:left w:val="single" w:sz="6" w:color="C7D8C2"/>
+              <w:bottom w:val="single" w:sz="6" w:color="C7D8C2"/>
+              <w:right w:val="single" w:sz="6" w:color="C7D8C2"/>
+              <w:insideH w:val="single" w:sz="6" w:color="C7D8C2"/>
+              <w:insideV w:val="single" w:sz="6" w:color="C7D8C2"/>
+            </w:tcBorders>
+          </w:tcPr>
+          <w:p>
+            <w:pPr>
+              <w:spacing w:before="0" w:after="0" w:line="276" w:lineRule="auto"/>
+            </w:pPr>
+            <w:r>
+              <w:rPr>
+                <w:rFonts w:ascii="Source Han Sans SC" w:hAnsi="Source Han Sans SC" w:eastAsia="Source Han Sans SC"/>
+                <w:b w:val="0"/>
+                <w:i w:val="0"/>
+                <w:color w:val="1B2E24"/>
+                <w:sz w:val="17"/>
+              </w:rPr>
+              <w:t>工艺优势</w:t>
+            </w:r>
+          </w:p>
+        </w:tc>
+        <w:tc>
+          <w:tcPr>
+            <w:tcW w:type="dxa" w:w="1900"/>
+            <w:tcMar>
+              <w:top w:w="80" w:type="dxa"/>
+              <w:bottom w:w="80" w:type="dxa"/>
+              <w:start w:w="120" w:type="dxa"/>
+              <w:end w:w="120" w:type="dxa"/>
+            </w:tcMar>
+            <w:vAlign w:val="center"/>
+            <w:tcBorders>
+              <w:top w:val="single" w:sz="6" w:color="C7D8C2"/>
+              <w:left w:val="single" w:sz="6" w:color="C7D8C2"/>
+              <w:bottom w:val="single" w:sz="6" w:color="C7D8C2"/>
+              <w:right w:val="single" w:sz="6" w:color="C7D8C2"/>
+              <w:insideH w:val="single" w:sz="6" w:color="C7D8C2"/>
+              <w:insideV w:val="single" w:sz="6" w:color="C7D8C2"/>
+            </w:tcBorders>
+          </w:tcPr>
+          <w:p>
+            <w:pPr>
+              <w:spacing w:before="0" w:after="0" w:line="276" w:lineRule="auto"/>
+            </w:pPr>
+            <w:r>
+              <w:rPr>
+                <w:rFonts w:ascii="Source Han Sans SC" w:hAnsi="Source Han Sans SC" w:eastAsia="Source Han Sans SC"/>
+                <w:b w:val="0"/>
+                <w:i w:val="0"/>
+                <w:color w:val="1B2E24"/>
+                <w:sz w:val="17"/>
+              </w:rPr>
+              <w:t>稳定性强</w:t>
+            </w:r>
+          </w:p>
+        </w:tc>
+        <w:tc>
+          <w:tcPr>
+            <w:tcW w:type="dxa" w:w="5710"/>
+            <w:tcMar>
+              <w:top w:w="80" w:type="dxa"/>
+              <w:bottom w:w="80" w:type="dxa"/>
+              <w:start w:w="120" w:type="dxa"/>
+              <w:end w:w="120" w:type="dxa"/>
+            </w:tcMar>
+            <w:vAlign w:val="center"/>
+            <w:tcBorders>
+              <w:top w:val="single" w:sz="6" w:color="C7D8C2"/>
+              <w:left w:val="single" w:sz="6" w:color="C7D8C2"/>
+              <w:bottom w:val="single" w:sz="6" w:color="C7D8C2"/>
+              <w:right w:val="single" w:sz="6" w:color="C7D8C2"/>
+              <w:insideH w:val="single" w:sz="6" w:color="C7D8C2"/>
+              <w:insideV w:val="single" w:sz="6" w:color="C7D8C2"/>
+            </w:tcBorders>
+          </w:tcPr>
+          <w:p>
+            <w:pPr>
+              <w:spacing w:before="0" w:after="0" w:line="276" w:lineRule="auto"/>
+            </w:pPr>
+            <w:r>
+              <w:rPr>
+                <w:rFonts w:ascii="Source Han Sans SC" w:hAnsi="Source Han Sans SC" w:eastAsia="Source Han Sans SC"/>
+                <w:b w:val="0"/>
+                <w:i w:val="0"/>
+                <w:color w:val="1B2E24"/>
+                <w:sz w:val="17"/>
+              </w:rPr>
+              <w:t>高速滴丸机，含量均匀度高</w:t>
+            </w:r>
+          </w:p>
+        </w:tc>
+      </w:tr>
+      <w:tr>
+        <w:trPr/>
+        <w:tc>
+          <w:tcPr>
+            <w:tcW w:type="dxa" w:w="1750"/>
+            <w:tcMar>
+              <w:top w:w="80" w:type="dxa"/>
+              <w:bottom w:w="80" w:type="dxa"/>
+              <w:start w:w="120" w:type="dxa"/>
+              <w:end w:w="120" w:type="dxa"/>
+            </w:tcMar>
+            <w:vAlign w:val="center"/>
+            <w:tcBorders>
+              <w:top w:val="single" w:sz="6" w:color="C7D8C2"/>
+              <w:left w:val="single" w:sz="6" w:color="C7D8C2"/>
+              <w:bottom w:val="single" w:sz="6" w:color="C7D8C2"/>
+              <w:right w:val="single" w:sz="6" w:color="C7D8C2"/>
+              <w:insideH w:val="single" w:sz="6" w:color="C7D8C2"/>
+              <w:insideV w:val="single" w:sz="6" w:color="C7D8C2"/>
+            </w:tcBorders>
+          </w:tcPr>
+          <w:p>
+            <w:pPr>
+              <w:spacing w:before="0" w:after="0" w:line="276" w:lineRule="auto"/>
+            </w:pPr>
+            <w:r>
+              <w:rPr>
+                <w:rFonts w:ascii="Source Han Sans SC" w:hAnsi="Source Han Sans SC" w:eastAsia="Source Han Sans SC"/>
+                <w:b w:val="0"/>
+                <w:i w:val="0"/>
+                <w:color w:val="1B2E24"/>
+                <w:sz w:val="17"/>
+              </w:rPr>
+              <w:t>工艺优势</w:t>
+            </w:r>
+          </w:p>
+        </w:tc>
+        <w:tc>
+          <w:tcPr>
+            <w:tcW w:type="dxa" w:w="1900"/>
+            <w:tcMar>
+              <w:top w:w="80" w:type="dxa"/>
+              <w:bottom w:w="80" w:type="dxa"/>
+              <w:start w:w="120" w:type="dxa"/>
+              <w:end w:w="120" w:type="dxa"/>
+            </w:tcMar>
+            <w:vAlign w:val="center"/>
+            <w:tcBorders>
+              <w:top w:val="single" w:sz="6" w:color="C7D8C2"/>
+              <w:left w:val="single" w:sz="6" w:color="C7D8C2"/>
+              <w:bottom w:val="single" w:sz="6" w:color="C7D8C2"/>
+              <w:right w:val="single" w:sz="6" w:color="C7D8C2"/>
+              <w:insideH w:val="single" w:sz="6" w:color="C7D8C2"/>
+              <w:insideV w:val="single" w:sz="6" w:color="C7D8C2"/>
+            </w:tcBorders>
+          </w:tcPr>
+          <w:p>
+            <w:pPr>
+              <w:spacing w:before="0" w:after="0" w:line="276" w:lineRule="auto"/>
+            </w:pPr>
+            <w:r>
+              <w:rPr>
+                <w:rFonts w:ascii="Source Han Sans SC" w:hAnsi="Source Han Sans SC" w:eastAsia="Source Han Sans SC"/>
+                <w:b w:val="0"/>
+                <w:i w:val="0"/>
+                <w:color w:val="1B2E24"/>
+                <w:sz w:val="17"/>
+              </w:rPr>
+              <w:t>安全保证</w:t>
+            </w:r>
+          </w:p>
+        </w:tc>
+        <w:tc>
+          <w:tcPr>
+            <w:tcW w:type="dxa" w:w="5710"/>
+            <w:tcMar>
+              <w:top w:w="80" w:type="dxa"/>
+              <w:bottom w:w="80" w:type="dxa"/>
+              <w:start w:w="120" w:type="dxa"/>
+              <w:end w:w="120" w:type="dxa"/>
+            </w:tcMar>
+            <w:vAlign w:val="center"/>
+            <w:tcBorders>
+              <w:top w:val="single" w:sz="6" w:color="C7D8C2"/>
+              <w:left w:val="single" w:sz="6" w:color="C7D8C2"/>
+              <w:bottom w:val="single" w:sz="6" w:color="C7D8C2"/>
+              <w:right w:val="single" w:sz="6" w:color="C7D8C2"/>
+              <w:insideH w:val="single" w:sz="6" w:color="C7D8C2"/>
+              <w:insideV w:val="single" w:sz="6" w:color="C7D8C2"/>
+            </w:tcBorders>
+          </w:tcPr>
+          <w:p>
+            <w:pPr>
+              <w:spacing w:before="0" w:after="0" w:line="276" w:lineRule="auto"/>
+            </w:pPr>
+            <w:r>
+              <w:rPr>
+                <w:rFonts w:ascii="Source Han Sans SC" w:hAnsi="Source Han Sans SC" w:eastAsia="Source Han Sans SC"/>
+                <w:b w:val="0"/>
+                <w:i w:val="0"/>
+                <w:color w:val="1B2E24"/>
+                <w:sz w:val="17"/>
+              </w:rPr>
+              <w:t>0糖0添加，纯中药制剂</w:t>
+            </w:r>
+          </w:p>
+        </w:tc>
+      </w:tr>
+      <w:tr>
+        <w:trPr/>
+        <w:tc>
+          <w:tcPr>
+            <w:tcW w:type="dxa" w:w="1750"/>
+            <w:tcMar>
+              <w:top w:w="80" w:type="dxa"/>
+              <w:bottom w:w="80" w:type="dxa"/>
+              <w:start w:w="120" w:type="dxa"/>
+              <w:end w:w="120" w:type="dxa"/>
+            </w:tcMar>
+            <w:vAlign w:val="center"/>
+            <w:tcBorders>
+              <w:top w:val="single" w:sz="6" w:color="C7D8C2"/>
+              <w:left w:val="single" w:sz="6" w:color="C7D8C2"/>
+              <w:bottom w:val="single" w:sz="6" w:color="C7D8C2"/>
+              <w:right w:val="single" w:sz="6" w:color="C7D8C2"/>
+              <w:insideH w:val="single" w:sz="6" w:color="C7D8C2"/>
+              <w:insideV w:val="single" w:sz="6" w:color="C7D8C2"/>
+            </w:tcBorders>
+          </w:tcPr>
+          <w:p>
+            <w:pPr>
+              <w:spacing w:before="0" w:after="0" w:line="276" w:lineRule="auto"/>
+            </w:pPr>
+            <w:r>
+              <w:rPr>
+                <w:rFonts w:ascii="Source Han Sans SC" w:hAnsi="Source Han Sans SC" w:eastAsia="Source Han Sans SC"/>
+                <w:b w:val="0"/>
+                <w:i w:val="0"/>
+                <w:color w:val="1B2E24"/>
+                <w:sz w:val="17"/>
+              </w:rPr>
+              <w:t>组方优势</w:t>
+            </w:r>
+          </w:p>
+        </w:tc>
+        <w:tc>
+          <w:tcPr>
+            <w:tcW w:type="dxa" w:w="1900"/>
+            <w:tcMar>
+              <w:top w:w="80" w:type="dxa"/>
+              <w:bottom w:w="80" w:type="dxa"/>
+              <w:start w:w="120" w:type="dxa"/>
+              <w:end w:w="120" w:type="dxa"/>
+            </w:tcMar>
+            <w:vAlign w:val="center"/>
+            <w:tcBorders>
+              <w:top w:val="single" w:sz="6" w:color="C7D8C2"/>
+              <w:left w:val="single" w:sz="6" w:color="C7D8C2"/>
+              <w:bottom w:val="single" w:sz="6" w:color="C7D8C2"/>
+              <w:right w:val="single" w:sz="6" w:color="C7D8C2"/>
+              <w:insideH w:val="single" w:sz="6" w:color="C7D8C2"/>
+              <w:insideV w:val="single" w:sz="6" w:color="C7D8C2"/>
+            </w:tcBorders>
+          </w:tcPr>
+          <w:p>
+            <w:pPr>
+              <w:spacing w:before="0" w:after="0" w:line="276" w:lineRule="auto"/>
+            </w:pPr>
+            <w:r>
+              <w:rPr>
+                <w:rFonts w:ascii="Source Han Sans SC" w:hAnsi="Source Han Sans SC" w:eastAsia="Source Han Sans SC"/>
+                <w:b w:val="0"/>
+                <w:i w:val="0"/>
+                <w:color w:val="1B2E24"/>
+                <w:sz w:val="17"/>
+              </w:rPr>
+              <w:t>植物单体制剂</w:t>
+            </w:r>
+          </w:p>
+        </w:tc>
+        <w:tc>
+          <w:tcPr>
+            <w:tcW w:type="dxa" w:w="5710"/>
+            <w:tcMar>
+              <w:top w:w="80" w:type="dxa"/>
+              <w:bottom w:w="80" w:type="dxa"/>
+              <w:start w:w="120" w:type="dxa"/>
+              <w:end w:w="120" w:type="dxa"/>
+            </w:tcMar>
+            <w:vAlign w:val="center"/>
+            <w:tcBorders>
+              <w:top w:val="single" w:sz="6" w:color="C7D8C2"/>
+              <w:left w:val="single" w:sz="6" w:color="C7D8C2"/>
+              <w:bottom w:val="single" w:sz="6" w:color="C7D8C2"/>
+              <w:right w:val="single" w:sz="6" w:color="C7D8C2"/>
+              <w:insideH w:val="single" w:sz="6" w:color="C7D8C2"/>
+              <w:insideV w:val="single" w:sz="6" w:color="C7D8C2"/>
+            </w:tcBorders>
+          </w:tcPr>
+          <w:p>
+            <w:pPr>
+              <w:spacing w:before="0" w:after="0" w:line="276" w:lineRule="auto"/>
+            </w:pPr>
+            <w:r>
+              <w:rPr>
+                <w:rFonts w:ascii="Source Han Sans SC" w:hAnsi="Source Han Sans SC" w:eastAsia="Source Han Sans SC"/>
+                <w:b w:val="0"/>
+                <w:i w:val="0"/>
+                <w:color w:val="1B2E24"/>
+                <w:sz w:val="17"/>
+              </w:rPr>
+              <w:t>经典老药，植物单体制剂</w:t>
+            </w:r>
+          </w:p>
+        </w:tc>
+      </w:tr>
+      <w:tr>
+        <w:trPr/>
+        <w:tc>
+          <w:tcPr>
+            <w:tcW w:type="dxa" w:w="1750"/>
+            <w:tcMar>
+              <w:top w:w="80" w:type="dxa"/>
+              <w:bottom w:w="80" w:type="dxa"/>
+              <w:start w:w="120" w:type="dxa"/>
+              <w:end w:w="120" w:type="dxa"/>
+            </w:tcMar>
+            <w:vAlign w:val="center"/>
+            <w:tcBorders>
+              <w:top w:val="single" w:sz="6" w:color="C7D8C2"/>
+              <w:left w:val="single" w:sz="6" w:color="C7D8C2"/>
+              <w:bottom w:val="single" w:sz="6" w:color="C7D8C2"/>
+              <w:right w:val="single" w:sz="6" w:color="C7D8C2"/>
+              <w:insideH w:val="single" w:sz="6" w:color="C7D8C2"/>
+              <w:insideV w:val="single" w:sz="6" w:color="C7D8C2"/>
+            </w:tcBorders>
+          </w:tcPr>
+          <w:p>
+            <w:pPr>
+              <w:spacing w:before="0" w:after="0" w:line="276" w:lineRule="auto"/>
+            </w:pPr>
+            <w:r>
+              <w:rPr>
+                <w:rFonts w:ascii="Source Han Sans SC" w:hAnsi="Source Han Sans SC" w:eastAsia="Source Han Sans SC"/>
+                <w:b w:val="0"/>
+                <w:i w:val="0"/>
+                <w:color w:val="1B2E24"/>
+                <w:sz w:val="17"/>
+              </w:rPr>
+              <w:t>组方优势</w:t>
+            </w:r>
+          </w:p>
+        </w:tc>
+        <w:tc>
+          <w:tcPr>
+            <w:tcW w:type="dxa" w:w="1900"/>
+            <w:tcMar>
+              <w:top w:w="80" w:type="dxa"/>
+              <w:bottom w:w="80" w:type="dxa"/>
+              <w:start w:w="120" w:type="dxa"/>
+              <w:end w:w="120" w:type="dxa"/>
+            </w:tcMar>
+            <w:vAlign w:val="center"/>
+            <w:tcBorders>
+              <w:top w:val="single" w:sz="6" w:color="C7D8C2"/>
+              <w:left w:val="single" w:sz="6" w:color="C7D8C2"/>
+              <w:bottom w:val="single" w:sz="6" w:color="C7D8C2"/>
+              <w:right w:val="single" w:sz="6" w:color="C7D8C2"/>
+              <w:insideH w:val="single" w:sz="6" w:color="C7D8C2"/>
+              <w:insideV w:val="single" w:sz="6" w:color="C7D8C2"/>
+            </w:tcBorders>
+          </w:tcPr>
+          <w:p>
+            <w:pPr>
+              <w:spacing w:before="0" w:after="0" w:line="276" w:lineRule="auto"/>
+            </w:pPr>
+            <w:r>
+              <w:rPr>
+                <w:rFonts w:ascii="Source Han Sans SC" w:hAnsi="Source Han Sans SC" w:eastAsia="Source Han Sans SC"/>
+                <w:b w:val="0"/>
+                <w:i w:val="0"/>
+                <w:color w:val="1B2E24"/>
+                <w:sz w:val="17"/>
+              </w:rPr>
+              <w:t>功能全面</w:t>
+            </w:r>
+          </w:p>
+        </w:tc>
+        <w:tc>
+          <w:tcPr>
+            <w:tcW w:type="dxa" w:w="5710"/>
+            <w:tcMar>
+              <w:top w:w="80" w:type="dxa"/>
+              <w:bottom w:w="80" w:type="dxa"/>
+              <w:start w:w="120" w:type="dxa"/>
+              <w:end w:w="120" w:type="dxa"/>
+            </w:tcMar>
+            <w:vAlign w:val="center"/>
+            <w:tcBorders>
+              <w:top w:val="single" w:sz="6" w:color="C7D8C2"/>
+              <w:left w:val="single" w:sz="6" w:color="C7D8C2"/>
+              <w:bottom w:val="single" w:sz="6" w:color="C7D8C2"/>
+              <w:right w:val="single" w:sz="6" w:color="C7D8C2"/>
+              <w:insideH w:val="single" w:sz="6" w:color="C7D8C2"/>
+              <w:insideV w:val="single" w:sz="6" w:color="C7D8C2"/>
+            </w:tcBorders>
+          </w:tcPr>
+          <w:p>
+            <w:pPr>
+              <w:spacing w:before="0" w:after="0" w:line="276" w:lineRule="auto"/>
+            </w:pPr>
+            <w:r>
+              <w:rPr>
+                <w:rFonts w:ascii="Source Han Sans SC" w:hAnsi="Source Han Sans SC" w:eastAsia="Source Han Sans SC"/>
+                <w:b w:val="0"/>
+                <w:i w:val="0"/>
+                <w:color w:val="1B2E24"/>
+                <w:sz w:val="17"/>
+              </w:rPr>
+              <w:t>清热解毒＋抗菌消炎</w:t>
+            </w:r>
+          </w:p>
+        </w:tc>
+      </w:tr>
+      <w:tr>
+        <w:trPr/>
+        <w:tc>
+          <w:tcPr>
+            <w:tcW w:type="dxa" w:w="1750"/>
+            <w:tcMar>
+              <w:top w:w="80" w:type="dxa"/>
+              <w:bottom w:w="80" w:type="dxa"/>
+              <w:start w:w="120" w:type="dxa"/>
+              <w:end w:w="120" w:type="dxa"/>
+            </w:tcMar>
+            <w:vAlign w:val="center"/>
+            <w:tcBorders>
+              <w:top w:val="single" w:sz="6" w:color="C7D8C2"/>
+              <w:left w:val="single" w:sz="6" w:color="C7D8C2"/>
+              <w:bottom w:val="single" w:sz="6" w:color="C7D8C2"/>
+              <w:right w:val="single" w:sz="6" w:color="C7D8C2"/>
+              <w:insideH w:val="single" w:sz="6" w:color="C7D8C2"/>
+              <w:insideV w:val="single" w:sz="6" w:color="C7D8C2"/>
+            </w:tcBorders>
+          </w:tcPr>
+          <w:p>
+            <w:pPr>
+              <w:spacing w:before="0" w:after="0" w:line="276" w:lineRule="auto"/>
+            </w:pPr>
+            <w:r>
+              <w:rPr>
+                <w:rFonts w:ascii="Source Han Sans SC" w:hAnsi="Source Han Sans SC" w:eastAsia="Source Han Sans SC"/>
+                <w:b w:val="0"/>
+                <w:i w:val="0"/>
+                <w:color w:val="1B2E24"/>
+                <w:sz w:val="17"/>
+              </w:rPr>
+              <w:t>组方优势</w:t>
+            </w:r>
+          </w:p>
+        </w:tc>
+        <w:tc>
+          <w:tcPr>
+            <w:tcW w:type="dxa" w:w="1900"/>
+            <w:tcMar>
+              <w:top w:w="80" w:type="dxa"/>
+              <w:bottom w:w="80" w:type="dxa"/>
+              <w:start w:w="120" w:type="dxa"/>
+              <w:end w:w="120" w:type="dxa"/>
+            </w:tcMar>
+            <w:vAlign w:val="center"/>
+            <w:tcBorders>
+              <w:top w:val="single" w:sz="6" w:color="C7D8C2"/>
+              <w:left w:val="single" w:sz="6" w:color="C7D8C2"/>
+              <w:bottom w:val="single" w:sz="6" w:color="C7D8C2"/>
+              <w:right w:val="single" w:sz="6" w:color="C7D8C2"/>
+              <w:insideH w:val="single" w:sz="6" w:color="C7D8C2"/>
+              <w:insideV w:val="single" w:sz="6" w:color="C7D8C2"/>
+            </w:tcBorders>
+          </w:tcPr>
+          <w:p>
+            <w:pPr>
+              <w:spacing w:before="0" w:after="0" w:line="276" w:lineRule="auto"/>
+            </w:pPr>
+            <w:r>
+              <w:rPr>
+                <w:rFonts w:ascii="Source Han Sans SC" w:hAnsi="Source Han Sans SC" w:eastAsia="Source Han Sans SC"/>
+                <w:b w:val="0"/>
+                <w:i w:val="0"/>
+                <w:color w:val="1B2E24"/>
+                <w:sz w:val="17"/>
+              </w:rPr>
+              <w:t>疗效显著</w:t>
+            </w:r>
+          </w:p>
+        </w:tc>
+        <w:tc>
+          <w:tcPr>
+            <w:tcW w:type="dxa" w:w="5710"/>
+            <w:tcMar>
+              <w:top w:w="80" w:type="dxa"/>
+              <w:bottom w:w="80" w:type="dxa"/>
+              <w:start w:w="120" w:type="dxa"/>
+              <w:end w:w="120" w:type="dxa"/>
+            </w:tcMar>
+            <w:vAlign w:val="center"/>
+            <w:tcBorders>
+              <w:top w:val="single" w:sz="6" w:color="C7D8C2"/>
+              <w:left w:val="single" w:sz="6" w:color="C7D8C2"/>
+              <w:bottom w:val="single" w:sz="6" w:color="C7D8C2"/>
+              <w:right w:val="single" w:sz="6" w:color="C7D8C2"/>
+              <w:insideH w:val="single" w:sz="6" w:color="C7D8C2"/>
+              <w:insideV w:val="single" w:sz="6" w:color="C7D8C2"/>
+            </w:tcBorders>
+          </w:tcPr>
+          <w:p>
+            <w:pPr>
+              <w:spacing w:before="0" w:after="0" w:line="276" w:lineRule="auto"/>
+            </w:pPr>
+            <w:r>
+              <w:rPr>
+                <w:rFonts w:ascii="Source Han Sans SC" w:hAnsi="Source Han Sans SC" w:eastAsia="Source Han Sans SC"/>
+                <w:b w:val="0"/>
+                <w:i w:val="0"/>
+                <w:color w:val="1B2E24"/>
+                <w:sz w:val="17"/>
+              </w:rPr>
+              <w:t>课件原文含总有效率95%表述，正式使用前须补齐依据并审核</w:t>
+            </w:r>
+          </w:p>
+        </w:tc>
+      </w:tr>
+    </w:tbl>
+    <w:p>
+      <w:pPr>
+        <w:pStyle w:val="CoursewareIgnore"/>
+        <w:spacing w:after="60" w:line="288" w:lineRule="auto"/>
+        <w:jc w:val="left"/>
+      </w:pPr>
+      <w:r>
+        <w:rPr>
+          <w:rFonts w:ascii="Source Han Sans SC" w:hAnsi="Source Han Sans SC" w:eastAsia="Source Han Sans SC"/>
+          <w:b w:val="0"/>
+          <w:i w:val="0"/>
+          <w:color w:val="66736B"/>
+          <w:sz w:val="16"/>
+        </w:rPr>
+        <w:t>来源说明｜内部课件第 2.3 页；涉及唯一性、纯度、崩解时间和有效率的数据必须完成证据审核。</w:t>
       </w:r>
     </w:p>
     <w:p>
-      <w:pPr>
-        <w:keepNext w:val="0"/>
-        <w:keepLines/>
-      </w:pPr>
       <w:r>
-        <w:rPr>
-          <w:rFonts w:ascii="PingFang SC" w:hAnsi="PingFang SC" w:eastAsia="PingFang SC"/>
-          <w:b w:val="0"/>
-          <w:i w:val="0"/>
-          <w:color w:val="1A2026"/>
-          <w:sz w:val="22"/>
-        </w:rPr>
-        <w:t>日常可选用桑叶、菊花、薄荷等内容进行知识讲解；涉及用量或饮用方法时，应以公司审核终稿为准。</w:t>
-      </w:r>
-    </w:p>
-    <w:p>
-      <w:pPr>
-        <w:keepNext w:val="0"/>
-        <w:keepLines/>
-      </w:pPr>
-      <w:r>
-        <w:rPr>
-          <w:rFonts w:ascii="PingFang SC" w:hAnsi="PingFang SC" w:eastAsia="PingFang SC"/>
-          <w:b w:val="0"/>
-          <w:i w:val="0"/>
-          <w:color w:val="1A2026"/>
-          <w:sz w:val="22"/>
-        </w:rPr>
-        <w:t>如需展示药品名称或包装，应同时提交公司审核文案和授权包装原图；未提供时不展示包装。</w:t>
+        <w:br w:type="page"/>
       </w:r>
     </w:p>
     <w:p>
@@ -334,71 +2612,1045 @@
         <w:pStyle w:val="Heading1"/>
       </w:pPr>
       <w:r>
-        <w:t>日常注意事项</w:t>
+        <w:t>四、适宜人群与推荐场景</w:t>
       </w:r>
     </w:p>
     <w:p>
       <w:pPr>
-        <w:keepNext w:val="0"/>
-        <w:keepLines/>
+        <w:pStyle w:val="填写提示"/>
+        <w:spacing w:before="40" w:after="120" w:line="288" w:lineRule="auto"/>
+        <w:ind w:left="144" w:right="144"/>
+        <w:shd w:fill="E7F3E2"/>
+        <w:pBdr>
+          <w:left w:val="single" w:sz="18" w:space="8" w:color="009900"/>
+        </w:pBdr>
       </w:pPr>
       <w:r>
         <w:rPr>
-          <w:rFonts w:ascii="PingFang SC" w:hAnsi="PingFang SC" w:eastAsia="PingFang SC"/>
+          <w:rFonts w:ascii="Source Han Sans SC" w:hAnsi="Source Han Sans SC" w:eastAsia="Source Han Sans SC"/>
           <w:b w:val="0"/>
           <w:i w:val="0"/>
-          <w:color w:val="1A2026"/>
-          <w:sz w:val="22"/>
+          <w:color w:val="006B3C"/>
+          <w:sz w:val="19"/>
         </w:rPr>
-        <w:t>房间适当开窗通风，保持空气流通。</w:t>
+        <w:t>填写提示｜按“人群—典型场景—需求说明”填写，不需要控制每组字数完全相同。</w:t>
+      </w:r>
+    </w:p>
+    <w:tbl>
+      <w:tblPr>
+        <w:tblW w:type="dxa" w:w="9360"/>
+        <w:jc w:val="left"/>
+        <w:tblLayout w:type="fixed"/>
+        <w:tblLook w:firstColumn="1" w:firstRow="1" w:lastColumn="0" w:lastRow="0" w:noHBand="0" w:noVBand="1" w:val="04A0"/>
+        <w:tblInd w:type="dxa" w:w="120"/>
+      </w:tblPr>
+      <w:tblGrid>
+        <w:gridCol w:w="1450"/>
+        <w:gridCol w:w="3050"/>
+        <w:gridCol w:w="4860"/>
+      </w:tblGrid>
+      <w:tr>
+        <w:trPr>
+          <w:tblHeader w:val="true"/>
+        </w:trPr>
+        <w:tc>
+          <w:tcPr>
+            <w:tcW w:type="dxa" w:w="1450"/>
+            <w:tcMar>
+              <w:top w:w="80" w:type="dxa"/>
+              <w:bottom w:w="80" w:type="dxa"/>
+              <w:start w:w="120" w:type="dxa"/>
+              <w:end w:w="120" w:type="dxa"/>
+            </w:tcMar>
+            <w:vAlign w:val="center"/>
+            <w:tcBorders>
+              <w:top w:val="single" w:sz="6" w:color="C7D8C2"/>
+              <w:left w:val="single" w:sz="6" w:color="C7D8C2"/>
+              <w:bottom w:val="single" w:sz="6" w:color="C7D8C2"/>
+              <w:right w:val="single" w:sz="6" w:color="C7D8C2"/>
+              <w:insideH w:val="single" w:sz="6" w:color="C7D8C2"/>
+              <w:insideV w:val="single" w:sz="6" w:color="C7D8C2"/>
+            </w:tcBorders>
+            <w:shd w:fill="009900"/>
+          </w:tcPr>
+          <w:p>
+            <w:pPr>
+              <w:spacing w:before="0" w:after="0" w:line="276" w:lineRule="auto"/>
+            </w:pPr>
+            <w:r>
+              <w:rPr>
+                <w:rFonts w:ascii="Source Han Sans SC" w:hAnsi="Source Han Sans SC" w:eastAsia="Source Han Sans SC"/>
+                <w:b/>
+                <w:i w:val="0"/>
+                <w:color w:val="FFFFFF"/>
+                <w:sz w:val="19"/>
+              </w:rPr>
+              <w:t>人群</w:t>
+            </w:r>
+          </w:p>
+        </w:tc>
+        <w:tc>
+          <w:tcPr>
+            <w:tcW w:type="dxa" w:w="3050"/>
+            <w:tcMar>
+              <w:top w:w="80" w:type="dxa"/>
+              <w:bottom w:w="80" w:type="dxa"/>
+              <w:start w:w="120" w:type="dxa"/>
+              <w:end w:w="120" w:type="dxa"/>
+            </w:tcMar>
+            <w:vAlign w:val="center"/>
+            <w:tcBorders>
+              <w:top w:val="single" w:sz="6" w:color="C7D8C2"/>
+              <w:left w:val="single" w:sz="6" w:color="C7D8C2"/>
+              <w:bottom w:val="single" w:sz="6" w:color="C7D8C2"/>
+              <w:right w:val="single" w:sz="6" w:color="C7D8C2"/>
+              <w:insideH w:val="single" w:sz="6" w:color="C7D8C2"/>
+              <w:insideV w:val="single" w:sz="6" w:color="C7D8C2"/>
+            </w:tcBorders>
+            <w:shd w:fill="009900"/>
+          </w:tcPr>
+          <w:p>
+            <w:pPr>
+              <w:spacing w:before="0" w:after="0" w:line="276" w:lineRule="auto"/>
+            </w:pPr>
+            <w:r>
+              <w:rPr>
+                <w:rFonts w:ascii="Source Han Sans SC" w:hAnsi="Source Han Sans SC" w:eastAsia="Source Han Sans SC"/>
+                <w:b/>
+                <w:i w:val="0"/>
+                <w:color w:val="FFFFFF"/>
+                <w:sz w:val="19"/>
+              </w:rPr>
+              <w:t>典型场景</w:t>
+            </w:r>
+          </w:p>
+        </w:tc>
+        <w:tc>
+          <w:tcPr>
+            <w:tcW w:type="dxa" w:w="4860"/>
+            <w:tcMar>
+              <w:top w:w="80" w:type="dxa"/>
+              <w:bottom w:w="80" w:type="dxa"/>
+              <w:start w:w="120" w:type="dxa"/>
+              <w:end w:w="120" w:type="dxa"/>
+            </w:tcMar>
+            <w:vAlign w:val="center"/>
+            <w:tcBorders>
+              <w:top w:val="single" w:sz="6" w:color="C7D8C2"/>
+              <w:left w:val="single" w:sz="6" w:color="C7D8C2"/>
+              <w:bottom w:val="single" w:sz="6" w:color="C7D8C2"/>
+              <w:right w:val="single" w:sz="6" w:color="C7D8C2"/>
+              <w:insideH w:val="single" w:sz="6" w:color="C7D8C2"/>
+              <w:insideV w:val="single" w:sz="6" w:color="C7D8C2"/>
+            </w:tcBorders>
+            <w:shd w:fill="009900"/>
+          </w:tcPr>
+          <w:p>
+            <w:pPr>
+              <w:spacing w:before="0" w:after="0" w:line="276" w:lineRule="auto"/>
+            </w:pPr>
+            <w:r>
+              <w:rPr>
+                <w:rFonts w:ascii="Source Han Sans SC" w:hAnsi="Source Han Sans SC" w:eastAsia="Source Han Sans SC"/>
+                <w:b/>
+                <w:i w:val="0"/>
+                <w:color w:val="FFFFFF"/>
+                <w:sz w:val="19"/>
+              </w:rPr>
+              <w:t>需求说明</w:t>
+            </w:r>
+          </w:p>
+        </w:tc>
+      </w:tr>
+      <w:tr>
+        <w:trPr/>
+        <w:tc>
+          <w:tcPr>
+            <w:tcW w:type="dxa" w:w="1450"/>
+            <w:tcMar>
+              <w:top w:w="80" w:type="dxa"/>
+              <w:bottom w:w="80" w:type="dxa"/>
+              <w:start w:w="120" w:type="dxa"/>
+              <w:end w:w="120" w:type="dxa"/>
+            </w:tcMar>
+            <w:vAlign w:val="center"/>
+            <w:tcBorders>
+              <w:top w:val="single" w:sz="6" w:color="C7D8C2"/>
+              <w:left w:val="single" w:sz="6" w:color="C7D8C2"/>
+              <w:bottom w:val="single" w:sz="6" w:color="C7D8C2"/>
+              <w:right w:val="single" w:sz="6" w:color="C7D8C2"/>
+              <w:insideH w:val="single" w:sz="6" w:color="C7D8C2"/>
+              <w:insideV w:val="single" w:sz="6" w:color="C7D8C2"/>
+            </w:tcBorders>
+          </w:tcPr>
+          <w:p>
+            <w:pPr>
+              <w:spacing w:before="0" w:after="0" w:line="276" w:lineRule="auto"/>
+            </w:pPr>
+            <w:r>
+              <w:rPr>
+                <w:rFonts w:ascii="Source Han Sans SC" w:hAnsi="Source Han Sans SC" w:eastAsia="Source Han Sans SC"/>
+                <w:b w:val="0"/>
+                <w:i w:val="0"/>
+                <w:color w:val="1B2E24"/>
+                <w:sz w:val="17"/>
+              </w:rPr>
+              <w:t>儿童</w:t>
+            </w:r>
+          </w:p>
+        </w:tc>
+        <w:tc>
+          <w:tcPr>
+            <w:tcW w:type="dxa" w:w="3050"/>
+            <w:tcMar>
+              <w:top w:w="80" w:type="dxa"/>
+              <w:bottom w:w="80" w:type="dxa"/>
+              <w:start w:w="120" w:type="dxa"/>
+              <w:end w:w="120" w:type="dxa"/>
+            </w:tcMar>
+            <w:vAlign w:val="center"/>
+            <w:tcBorders>
+              <w:top w:val="single" w:sz="6" w:color="C7D8C2"/>
+              <w:left w:val="single" w:sz="6" w:color="C7D8C2"/>
+              <w:bottom w:val="single" w:sz="6" w:color="C7D8C2"/>
+              <w:right w:val="single" w:sz="6" w:color="C7D8C2"/>
+              <w:insideH w:val="single" w:sz="6" w:color="C7D8C2"/>
+              <w:insideV w:val="single" w:sz="6" w:color="C7D8C2"/>
+            </w:tcBorders>
+          </w:tcPr>
+          <w:p>
+            <w:pPr>
+              <w:spacing w:before="0" w:after="0" w:line="276" w:lineRule="auto"/>
+            </w:pPr>
+            <w:r>
+              <w:rPr>
+                <w:rFonts w:ascii="Source Han Sans SC" w:hAnsi="Source Han Sans SC" w:eastAsia="Source Han Sans SC"/>
+                <w:b w:val="0"/>
+                <w:i w:val="0"/>
+                <w:color w:val="1B2E24"/>
+                <w:sz w:val="17"/>
+              </w:rPr>
+              <w:t>学校感冒交叉感染</w:t>
+            </w:r>
+          </w:p>
+        </w:tc>
+        <w:tc>
+          <w:tcPr>
+            <w:tcW w:type="dxa" w:w="4860"/>
+            <w:tcMar>
+              <w:top w:w="80" w:type="dxa"/>
+              <w:bottom w:w="80" w:type="dxa"/>
+              <w:start w:w="120" w:type="dxa"/>
+              <w:end w:w="120" w:type="dxa"/>
+            </w:tcMar>
+            <w:vAlign w:val="center"/>
+            <w:tcBorders>
+              <w:top w:val="single" w:sz="6" w:color="C7D8C2"/>
+              <w:left w:val="single" w:sz="6" w:color="C7D8C2"/>
+              <w:bottom w:val="single" w:sz="6" w:color="C7D8C2"/>
+              <w:right w:val="single" w:sz="6" w:color="C7D8C2"/>
+              <w:insideH w:val="single" w:sz="6" w:color="C7D8C2"/>
+              <w:insideV w:val="single" w:sz="6" w:color="C7D8C2"/>
+            </w:tcBorders>
+          </w:tcPr>
+          <w:p>
+            <w:pPr>
+              <w:spacing w:before="0" w:after="0" w:line="276" w:lineRule="auto"/>
+            </w:pPr>
+            <w:r>
+              <w:rPr>
+                <w:rFonts w:ascii="Source Han Sans SC" w:hAnsi="Source Han Sans SC" w:eastAsia="Source Han Sans SC"/>
+                <w:b w:val="0"/>
+                <w:i w:val="0"/>
+                <w:color w:val="1B2E24"/>
+                <w:sz w:val="17"/>
+              </w:rPr>
+              <w:t>课件原文含送服建议，正式使用前须药师复核</w:t>
+            </w:r>
+          </w:p>
+        </w:tc>
+      </w:tr>
+      <w:tr>
+        <w:trPr/>
+        <w:tc>
+          <w:tcPr>
+            <w:tcW w:type="dxa" w:w="1450"/>
+            <w:tcMar>
+              <w:top w:w="80" w:type="dxa"/>
+              <w:bottom w:w="80" w:type="dxa"/>
+              <w:start w:w="120" w:type="dxa"/>
+              <w:end w:w="120" w:type="dxa"/>
+            </w:tcMar>
+            <w:vAlign w:val="center"/>
+            <w:tcBorders>
+              <w:top w:val="single" w:sz="6" w:color="C7D8C2"/>
+              <w:left w:val="single" w:sz="6" w:color="C7D8C2"/>
+              <w:bottom w:val="single" w:sz="6" w:color="C7D8C2"/>
+              <w:right w:val="single" w:sz="6" w:color="C7D8C2"/>
+              <w:insideH w:val="single" w:sz="6" w:color="C7D8C2"/>
+              <w:insideV w:val="single" w:sz="6" w:color="C7D8C2"/>
+            </w:tcBorders>
+          </w:tcPr>
+          <w:p>
+            <w:pPr>
+              <w:spacing w:before="0" w:after="0" w:line="276" w:lineRule="auto"/>
+            </w:pPr>
+            <w:r>
+              <w:rPr>
+                <w:rFonts w:ascii="Source Han Sans SC" w:hAnsi="Source Han Sans SC" w:eastAsia="Source Han Sans SC"/>
+                <w:b w:val="0"/>
+                <w:i w:val="0"/>
+                <w:color w:val="1B2E24"/>
+                <w:sz w:val="17"/>
+              </w:rPr>
+              <w:t>中青年</w:t>
+            </w:r>
+          </w:p>
+        </w:tc>
+        <w:tc>
+          <w:tcPr>
+            <w:tcW w:type="dxa" w:w="3050"/>
+            <w:tcMar>
+              <w:top w:w="80" w:type="dxa"/>
+              <w:bottom w:w="80" w:type="dxa"/>
+              <w:start w:w="120" w:type="dxa"/>
+              <w:end w:w="120" w:type="dxa"/>
+            </w:tcMar>
+            <w:vAlign w:val="center"/>
+            <w:tcBorders>
+              <w:top w:val="single" w:sz="6" w:color="C7D8C2"/>
+              <w:left w:val="single" w:sz="6" w:color="C7D8C2"/>
+              <w:bottom w:val="single" w:sz="6" w:color="C7D8C2"/>
+              <w:right w:val="single" w:sz="6" w:color="C7D8C2"/>
+              <w:insideH w:val="single" w:sz="6" w:color="C7D8C2"/>
+              <w:insideV w:val="single" w:sz="6" w:color="C7D8C2"/>
+            </w:tcBorders>
+          </w:tcPr>
+          <w:p>
+            <w:pPr>
+              <w:spacing w:before="0" w:after="0" w:line="276" w:lineRule="auto"/>
+            </w:pPr>
+            <w:r>
+              <w:rPr>
+                <w:rFonts w:ascii="Source Han Sans SC" w:hAnsi="Source Han Sans SC" w:eastAsia="Source Han Sans SC"/>
+                <w:b w:val="0"/>
+                <w:i w:val="0"/>
+                <w:color w:val="1B2E24"/>
+                <w:sz w:val="17"/>
+              </w:rPr>
+              <w:t>办公室白领</w:t>
+            </w:r>
+          </w:p>
+        </w:tc>
+        <w:tc>
+          <w:tcPr>
+            <w:tcW w:type="dxa" w:w="4860"/>
+            <w:tcMar>
+              <w:top w:w="80" w:type="dxa"/>
+              <w:bottom w:w="80" w:type="dxa"/>
+              <w:start w:w="120" w:type="dxa"/>
+              <w:end w:w="120" w:type="dxa"/>
+            </w:tcMar>
+            <w:vAlign w:val="center"/>
+            <w:tcBorders>
+              <w:top w:val="single" w:sz="6" w:color="C7D8C2"/>
+              <w:left w:val="single" w:sz="6" w:color="C7D8C2"/>
+              <w:bottom w:val="single" w:sz="6" w:color="C7D8C2"/>
+              <w:right w:val="single" w:sz="6" w:color="C7D8C2"/>
+              <w:insideH w:val="single" w:sz="6" w:color="C7D8C2"/>
+              <w:insideV w:val="single" w:sz="6" w:color="C7D8C2"/>
+            </w:tcBorders>
+          </w:tcPr>
+          <w:p>
+            <w:pPr>
+              <w:spacing w:before="0" w:after="0" w:line="276" w:lineRule="auto"/>
+            </w:pPr>
+            <w:r>
+              <w:rPr>
+                <w:rFonts w:ascii="Source Han Sans SC" w:hAnsi="Source Han Sans SC" w:eastAsia="Source Han Sans SC"/>
+                <w:b w:val="0"/>
+                <w:i w:val="0"/>
+                <w:color w:val="1B2E24"/>
+                <w:sz w:val="17"/>
+              </w:rPr>
+              <w:t>办公室空调干燥易咽痛</w:t>
+            </w:r>
+          </w:p>
+        </w:tc>
+      </w:tr>
+      <w:tr>
+        <w:trPr/>
+        <w:tc>
+          <w:tcPr>
+            <w:tcW w:type="dxa" w:w="1450"/>
+            <w:tcMar>
+              <w:top w:w="80" w:type="dxa"/>
+              <w:bottom w:w="80" w:type="dxa"/>
+              <w:start w:w="120" w:type="dxa"/>
+              <w:end w:w="120" w:type="dxa"/>
+            </w:tcMar>
+            <w:vAlign w:val="center"/>
+            <w:tcBorders>
+              <w:top w:val="single" w:sz="6" w:color="C7D8C2"/>
+              <w:left w:val="single" w:sz="6" w:color="C7D8C2"/>
+              <w:bottom w:val="single" w:sz="6" w:color="C7D8C2"/>
+              <w:right w:val="single" w:sz="6" w:color="C7D8C2"/>
+              <w:insideH w:val="single" w:sz="6" w:color="C7D8C2"/>
+              <w:insideV w:val="single" w:sz="6" w:color="C7D8C2"/>
+            </w:tcBorders>
+          </w:tcPr>
+          <w:p>
+            <w:pPr>
+              <w:spacing w:before="0" w:after="0" w:line="276" w:lineRule="auto"/>
+            </w:pPr>
+            <w:r>
+              <w:rPr>
+                <w:rFonts w:ascii="Source Han Sans SC" w:hAnsi="Source Han Sans SC" w:eastAsia="Source Han Sans SC"/>
+                <w:b w:val="0"/>
+                <w:i w:val="0"/>
+                <w:color w:val="1B2E24"/>
+                <w:sz w:val="17"/>
+              </w:rPr>
+              <w:t>中青年</w:t>
+            </w:r>
+          </w:p>
+        </w:tc>
+        <w:tc>
+          <w:tcPr>
+            <w:tcW w:type="dxa" w:w="3050"/>
+            <w:tcMar>
+              <w:top w:w="80" w:type="dxa"/>
+              <w:bottom w:w="80" w:type="dxa"/>
+              <w:start w:w="120" w:type="dxa"/>
+              <w:end w:w="120" w:type="dxa"/>
+            </w:tcMar>
+            <w:vAlign w:val="center"/>
+            <w:tcBorders>
+              <w:top w:val="single" w:sz="6" w:color="C7D8C2"/>
+              <w:left w:val="single" w:sz="6" w:color="C7D8C2"/>
+              <w:bottom w:val="single" w:sz="6" w:color="C7D8C2"/>
+              <w:right w:val="single" w:sz="6" w:color="C7D8C2"/>
+              <w:insideH w:val="single" w:sz="6" w:color="C7D8C2"/>
+              <w:insideV w:val="single" w:sz="6" w:color="C7D8C2"/>
+            </w:tcBorders>
+          </w:tcPr>
+          <w:p>
+            <w:pPr>
+              <w:spacing w:before="0" w:after="0" w:line="276" w:lineRule="auto"/>
+            </w:pPr>
+            <w:r>
+              <w:rPr>
+                <w:rFonts w:ascii="Source Han Sans SC" w:hAnsi="Source Han Sans SC" w:eastAsia="Source Han Sans SC"/>
+                <w:b w:val="0"/>
+                <w:i w:val="0"/>
+                <w:color w:val="1B2E24"/>
+                <w:sz w:val="17"/>
+              </w:rPr>
+              <w:t>商旅人士</w:t>
+            </w:r>
+          </w:p>
+        </w:tc>
+        <w:tc>
+          <w:tcPr>
+            <w:tcW w:type="dxa" w:w="4860"/>
+            <w:tcMar>
+              <w:top w:w="80" w:type="dxa"/>
+              <w:bottom w:w="80" w:type="dxa"/>
+              <w:start w:w="120" w:type="dxa"/>
+              <w:end w:w="120" w:type="dxa"/>
+            </w:tcMar>
+            <w:vAlign w:val="center"/>
+            <w:tcBorders>
+              <w:top w:val="single" w:sz="6" w:color="C7D8C2"/>
+              <w:left w:val="single" w:sz="6" w:color="C7D8C2"/>
+              <w:bottom w:val="single" w:sz="6" w:color="C7D8C2"/>
+              <w:right w:val="single" w:sz="6" w:color="C7D8C2"/>
+              <w:insideH w:val="single" w:sz="6" w:color="C7D8C2"/>
+              <w:insideV w:val="single" w:sz="6" w:color="C7D8C2"/>
+            </w:tcBorders>
+          </w:tcPr>
+          <w:p>
+            <w:pPr>
+              <w:spacing w:before="0" w:after="0" w:line="276" w:lineRule="auto"/>
+            </w:pPr>
+            <w:r>
+              <w:rPr>
+                <w:rFonts w:ascii="Source Han Sans SC" w:hAnsi="Source Han Sans SC" w:eastAsia="Source Han Sans SC"/>
+                <w:b w:val="0"/>
+                <w:i w:val="0"/>
+                <w:color w:val="1B2E24"/>
+                <w:sz w:val="17"/>
+              </w:rPr>
+              <w:t>出差出行劳累，抵抗力低</w:t>
+            </w:r>
+          </w:p>
+        </w:tc>
+      </w:tr>
+      <w:tr>
+        <w:trPr/>
+        <w:tc>
+          <w:tcPr>
+            <w:tcW w:type="dxa" w:w="1450"/>
+            <w:tcMar>
+              <w:top w:w="80" w:type="dxa"/>
+              <w:bottom w:w="80" w:type="dxa"/>
+              <w:start w:w="120" w:type="dxa"/>
+              <w:end w:w="120" w:type="dxa"/>
+            </w:tcMar>
+            <w:vAlign w:val="center"/>
+            <w:tcBorders>
+              <w:top w:val="single" w:sz="6" w:color="C7D8C2"/>
+              <w:left w:val="single" w:sz="6" w:color="C7D8C2"/>
+              <w:bottom w:val="single" w:sz="6" w:color="C7D8C2"/>
+              <w:right w:val="single" w:sz="6" w:color="C7D8C2"/>
+              <w:insideH w:val="single" w:sz="6" w:color="C7D8C2"/>
+              <w:insideV w:val="single" w:sz="6" w:color="C7D8C2"/>
+            </w:tcBorders>
+          </w:tcPr>
+          <w:p>
+            <w:pPr>
+              <w:spacing w:before="0" w:after="0" w:line="276" w:lineRule="auto"/>
+            </w:pPr>
+            <w:r>
+              <w:rPr>
+                <w:rFonts w:ascii="Source Han Sans SC" w:hAnsi="Source Han Sans SC" w:eastAsia="Source Han Sans SC"/>
+                <w:b w:val="0"/>
+                <w:i w:val="0"/>
+                <w:color w:val="1B2E24"/>
+                <w:sz w:val="17"/>
+              </w:rPr>
+              <w:t>中青年</w:t>
+            </w:r>
+          </w:p>
+        </w:tc>
+        <w:tc>
+          <w:tcPr>
+            <w:tcW w:type="dxa" w:w="3050"/>
+            <w:tcMar>
+              <w:top w:w="80" w:type="dxa"/>
+              <w:bottom w:w="80" w:type="dxa"/>
+              <w:start w:w="120" w:type="dxa"/>
+              <w:end w:w="120" w:type="dxa"/>
+            </w:tcMar>
+            <w:vAlign w:val="center"/>
+            <w:tcBorders>
+              <w:top w:val="single" w:sz="6" w:color="C7D8C2"/>
+              <w:left w:val="single" w:sz="6" w:color="C7D8C2"/>
+              <w:bottom w:val="single" w:sz="6" w:color="C7D8C2"/>
+              <w:right w:val="single" w:sz="6" w:color="C7D8C2"/>
+              <w:insideH w:val="single" w:sz="6" w:color="C7D8C2"/>
+              <w:insideV w:val="single" w:sz="6" w:color="C7D8C2"/>
+            </w:tcBorders>
+          </w:tcPr>
+          <w:p>
+            <w:pPr>
+              <w:spacing w:before="0" w:after="0" w:line="276" w:lineRule="auto"/>
+            </w:pPr>
+            <w:r>
+              <w:rPr>
+                <w:rFonts w:ascii="Source Han Sans SC" w:hAnsi="Source Han Sans SC" w:eastAsia="Source Han Sans SC"/>
+                <w:b w:val="0"/>
+                <w:i w:val="0"/>
+                <w:color w:val="1B2E24"/>
+                <w:sz w:val="17"/>
+              </w:rPr>
+              <w:t>老师</w:t>
+            </w:r>
+          </w:p>
+        </w:tc>
+        <w:tc>
+          <w:tcPr>
+            <w:tcW w:type="dxa" w:w="4860"/>
+            <w:tcMar>
+              <w:top w:w="80" w:type="dxa"/>
+              <w:bottom w:w="80" w:type="dxa"/>
+              <w:start w:w="120" w:type="dxa"/>
+              <w:end w:w="120" w:type="dxa"/>
+            </w:tcMar>
+            <w:vAlign w:val="center"/>
+            <w:tcBorders>
+              <w:top w:val="single" w:sz="6" w:color="C7D8C2"/>
+              <w:left w:val="single" w:sz="6" w:color="C7D8C2"/>
+              <w:bottom w:val="single" w:sz="6" w:color="C7D8C2"/>
+              <w:right w:val="single" w:sz="6" w:color="C7D8C2"/>
+              <w:insideH w:val="single" w:sz="6" w:color="C7D8C2"/>
+              <w:insideV w:val="single" w:sz="6" w:color="C7D8C2"/>
+            </w:tcBorders>
+          </w:tcPr>
+          <w:p>
+            <w:pPr>
+              <w:spacing w:before="0" w:after="0" w:line="276" w:lineRule="auto"/>
+            </w:pPr>
+            <w:r>
+              <w:rPr>
+                <w:rFonts w:ascii="Source Han Sans SC" w:hAnsi="Source Han Sans SC" w:eastAsia="Source Han Sans SC"/>
+                <w:b w:val="0"/>
+                <w:i w:val="0"/>
+                <w:color w:val="1B2E24"/>
+                <w:sz w:val="17"/>
+              </w:rPr>
+              <w:t>课堂授课，易咽炎</w:t>
+            </w:r>
+          </w:p>
+        </w:tc>
+      </w:tr>
+      <w:tr>
+        <w:trPr/>
+        <w:tc>
+          <w:tcPr>
+            <w:tcW w:type="dxa" w:w="1450"/>
+            <w:tcMar>
+              <w:top w:w="80" w:type="dxa"/>
+              <w:bottom w:w="80" w:type="dxa"/>
+              <w:start w:w="120" w:type="dxa"/>
+              <w:end w:w="120" w:type="dxa"/>
+            </w:tcMar>
+            <w:vAlign w:val="center"/>
+            <w:tcBorders>
+              <w:top w:val="single" w:sz="6" w:color="C7D8C2"/>
+              <w:left w:val="single" w:sz="6" w:color="C7D8C2"/>
+              <w:bottom w:val="single" w:sz="6" w:color="C7D8C2"/>
+              <w:right w:val="single" w:sz="6" w:color="C7D8C2"/>
+              <w:insideH w:val="single" w:sz="6" w:color="C7D8C2"/>
+              <w:insideV w:val="single" w:sz="6" w:color="C7D8C2"/>
+            </w:tcBorders>
+          </w:tcPr>
+          <w:p>
+            <w:pPr>
+              <w:spacing w:before="0" w:after="0" w:line="276" w:lineRule="auto"/>
+            </w:pPr>
+            <w:r>
+              <w:rPr>
+                <w:rFonts w:ascii="Source Han Sans SC" w:hAnsi="Source Han Sans SC" w:eastAsia="Source Han Sans SC"/>
+                <w:b w:val="0"/>
+                <w:i w:val="0"/>
+                <w:color w:val="1B2E24"/>
+                <w:sz w:val="17"/>
+              </w:rPr>
+              <w:t>中青年</w:t>
+            </w:r>
+          </w:p>
+        </w:tc>
+        <w:tc>
+          <w:tcPr>
+            <w:tcW w:type="dxa" w:w="3050"/>
+            <w:tcMar>
+              <w:top w:w="80" w:type="dxa"/>
+              <w:bottom w:w="80" w:type="dxa"/>
+              <w:start w:w="120" w:type="dxa"/>
+              <w:end w:w="120" w:type="dxa"/>
+            </w:tcMar>
+            <w:vAlign w:val="center"/>
+            <w:tcBorders>
+              <w:top w:val="single" w:sz="6" w:color="C7D8C2"/>
+              <w:left w:val="single" w:sz="6" w:color="C7D8C2"/>
+              <w:bottom w:val="single" w:sz="6" w:color="C7D8C2"/>
+              <w:right w:val="single" w:sz="6" w:color="C7D8C2"/>
+              <w:insideH w:val="single" w:sz="6" w:color="C7D8C2"/>
+              <w:insideV w:val="single" w:sz="6" w:color="C7D8C2"/>
+            </w:tcBorders>
+          </w:tcPr>
+          <w:p>
+            <w:pPr>
+              <w:spacing w:before="0" w:after="0" w:line="276" w:lineRule="auto"/>
+            </w:pPr>
+            <w:r>
+              <w:rPr>
+                <w:rFonts w:ascii="Source Han Sans SC" w:hAnsi="Source Han Sans SC" w:eastAsia="Source Han Sans SC"/>
+                <w:b w:val="0"/>
+                <w:i w:val="0"/>
+                <w:color w:val="1B2E24"/>
+                <w:sz w:val="17"/>
+              </w:rPr>
+              <w:t>全职妈妈</w:t>
+            </w:r>
+          </w:p>
+        </w:tc>
+        <w:tc>
+          <w:tcPr>
+            <w:tcW w:type="dxa" w:w="4860"/>
+            <w:tcMar>
+              <w:top w:w="80" w:type="dxa"/>
+              <w:bottom w:w="80" w:type="dxa"/>
+              <w:start w:w="120" w:type="dxa"/>
+              <w:end w:w="120" w:type="dxa"/>
+            </w:tcMar>
+            <w:vAlign w:val="center"/>
+            <w:tcBorders>
+              <w:top w:val="single" w:sz="6" w:color="C7D8C2"/>
+              <w:left w:val="single" w:sz="6" w:color="C7D8C2"/>
+              <w:bottom w:val="single" w:sz="6" w:color="C7D8C2"/>
+              <w:right w:val="single" w:sz="6" w:color="C7D8C2"/>
+              <w:insideH w:val="single" w:sz="6" w:color="C7D8C2"/>
+              <w:insideV w:val="single" w:sz="6" w:color="C7D8C2"/>
+            </w:tcBorders>
+          </w:tcPr>
+          <w:p>
+            <w:pPr>
+              <w:spacing w:before="0" w:after="0" w:line="276" w:lineRule="auto"/>
+            </w:pPr>
+            <w:r>
+              <w:rPr>
+                <w:rFonts w:ascii="Source Han Sans SC" w:hAnsi="Source Han Sans SC" w:eastAsia="Source Han Sans SC"/>
+                <w:b w:val="0"/>
+                <w:i w:val="0"/>
+                <w:color w:val="1B2E24"/>
+                <w:sz w:val="17"/>
+              </w:rPr>
+              <w:t>换季更新药箱</w:t>
+            </w:r>
+          </w:p>
+        </w:tc>
+      </w:tr>
+      <w:tr>
+        <w:trPr/>
+        <w:tc>
+          <w:tcPr>
+            <w:tcW w:type="dxa" w:w="1450"/>
+            <w:tcMar>
+              <w:top w:w="80" w:type="dxa"/>
+              <w:bottom w:w="80" w:type="dxa"/>
+              <w:start w:w="120" w:type="dxa"/>
+              <w:end w:w="120" w:type="dxa"/>
+            </w:tcMar>
+            <w:vAlign w:val="center"/>
+            <w:tcBorders>
+              <w:top w:val="single" w:sz="6" w:color="C7D8C2"/>
+              <w:left w:val="single" w:sz="6" w:color="C7D8C2"/>
+              <w:bottom w:val="single" w:sz="6" w:color="C7D8C2"/>
+              <w:right w:val="single" w:sz="6" w:color="C7D8C2"/>
+              <w:insideH w:val="single" w:sz="6" w:color="C7D8C2"/>
+              <w:insideV w:val="single" w:sz="6" w:color="C7D8C2"/>
+            </w:tcBorders>
+          </w:tcPr>
+          <w:p>
+            <w:pPr>
+              <w:spacing w:before="0" w:after="0" w:line="276" w:lineRule="auto"/>
+            </w:pPr>
+            <w:r>
+              <w:rPr>
+                <w:rFonts w:ascii="Source Han Sans SC" w:hAnsi="Source Han Sans SC" w:eastAsia="Source Han Sans SC"/>
+                <w:b w:val="0"/>
+                <w:i w:val="0"/>
+                <w:color w:val="1B2E24"/>
+                <w:sz w:val="17"/>
+              </w:rPr>
+              <w:t>老年</w:t>
+            </w:r>
+          </w:p>
+        </w:tc>
+        <w:tc>
+          <w:tcPr>
+            <w:tcW w:type="dxa" w:w="3050"/>
+            <w:tcMar>
+              <w:top w:w="80" w:type="dxa"/>
+              <w:bottom w:w="80" w:type="dxa"/>
+              <w:start w:w="120" w:type="dxa"/>
+              <w:end w:w="120" w:type="dxa"/>
+            </w:tcMar>
+            <w:vAlign w:val="center"/>
+            <w:tcBorders>
+              <w:top w:val="single" w:sz="6" w:color="C7D8C2"/>
+              <w:left w:val="single" w:sz="6" w:color="C7D8C2"/>
+              <w:bottom w:val="single" w:sz="6" w:color="C7D8C2"/>
+              <w:right w:val="single" w:sz="6" w:color="C7D8C2"/>
+              <w:insideH w:val="single" w:sz="6" w:color="C7D8C2"/>
+              <w:insideV w:val="single" w:sz="6" w:color="C7D8C2"/>
+            </w:tcBorders>
+          </w:tcPr>
+          <w:p>
+            <w:pPr>
+              <w:spacing w:before="0" w:after="0" w:line="276" w:lineRule="auto"/>
+            </w:pPr>
+            <w:r>
+              <w:rPr>
+                <w:rFonts w:ascii="Source Han Sans SC" w:hAnsi="Source Han Sans SC" w:eastAsia="Source Han Sans SC"/>
+                <w:b w:val="0"/>
+                <w:i w:val="0"/>
+                <w:color w:val="1B2E24"/>
+                <w:sz w:val="17"/>
+              </w:rPr>
+              <w:t>冬日晨起锻炼</w:t>
+            </w:r>
+          </w:p>
+        </w:tc>
+        <w:tc>
+          <w:tcPr>
+            <w:tcW w:type="dxa" w:w="4860"/>
+            <w:tcMar>
+              <w:top w:w="80" w:type="dxa"/>
+              <w:bottom w:w="80" w:type="dxa"/>
+              <w:start w:w="120" w:type="dxa"/>
+              <w:end w:w="120" w:type="dxa"/>
+            </w:tcMar>
+            <w:vAlign w:val="center"/>
+            <w:tcBorders>
+              <w:top w:val="single" w:sz="6" w:color="C7D8C2"/>
+              <w:left w:val="single" w:sz="6" w:color="C7D8C2"/>
+              <w:bottom w:val="single" w:sz="6" w:color="C7D8C2"/>
+              <w:right w:val="single" w:sz="6" w:color="C7D8C2"/>
+              <w:insideH w:val="single" w:sz="6" w:color="C7D8C2"/>
+              <w:insideV w:val="single" w:sz="6" w:color="C7D8C2"/>
+            </w:tcBorders>
+          </w:tcPr>
+          <w:p>
+            <w:pPr>
+              <w:spacing w:before="0" w:after="0" w:line="276" w:lineRule="auto"/>
+            </w:pPr>
+            <w:r>
+              <w:rPr>
+                <w:rFonts w:ascii="Source Han Sans SC" w:hAnsi="Source Han Sans SC" w:eastAsia="Source Han Sans SC"/>
+                <w:b w:val="0"/>
+                <w:i w:val="0"/>
+                <w:color w:val="1B2E24"/>
+                <w:sz w:val="17"/>
+              </w:rPr>
+              <w:t>秋冬呼吸疾病高发，易感冒</w:t>
+            </w:r>
+          </w:p>
+        </w:tc>
+      </w:tr>
+      <w:tr>
+        <w:trPr/>
+        <w:tc>
+          <w:tcPr>
+            <w:tcW w:type="dxa" w:w="1450"/>
+            <w:tcMar>
+              <w:top w:w="80" w:type="dxa"/>
+              <w:bottom w:w="80" w:type="dxa"/>
+              <w:start w:w="120" w:type="dxa"/>
+              <w:end w:w="120" w:type="dxa"/>
+            </w:tcMar>
+            <w:vAlign w:val="center"/>
+            <w:tcBorders>
+              <w:top w:val="single" w:sz="6" w:color="C7D8C2"/>
+              <w:left w:val="single" w:sz="6" w:color="C7D8C2"/>
+              <w:bottom w:val="single" w:sz="6" w:color="C7D8C2"/>
+              <w:right w:val="single" w:sz="6" w:color="C7D8C2"/>
+              <w:insideH w:val="single" w:sz="6" w:color="C7D8C2"/>
+              <w:insideV w:val="single" w:sz="6" w:color="C7D8C2"/>
+            </w:tcBorders>
+          </w:tcPr>
+          <w:p>
+            <w:pPr>
+              <w:spacing w:before="0" w:after="0" w:line="276" w:lineRule="auto"/>
+            </w:pPr>
+            <w:r>
+              <w:rPr>
+                <w:rFonts w:ascii="Source Han Sans SC" w:hAnsi="Source Han Sans SC" w:eastAsia="Source Han Sans SC"/>
+                <w:b w:val="0"/>
+                <w:i w:val="0"/>
+                <w:color w:val="1B2E24"/>
+                <w:sz w:val="17"/>
+              </w:rPr>
+              <w:t>老年</w:t>
+            </w:r>
+          </w:p>
+        </w:tc>
+        <w:tc>
+          <w:tcPr>
+            <w:tcW w:type="dxa" w:w="3050"/>
+            <w:tcMar>
+              <w:top w:w="80" w:type="dxa"/>
+              <w:bottom w:w="80" w:type="dxa"/>
+              <w:start w:w="120" w:type="dxa"/>
+              <w:end w:w="120" w:type="dxa"/>
+            </w:tcMar>
+            <w:vAlign w:val="center"/>
+            <w:tcBorders>
+              <w:top w:val="single" w:sz="6" w:color="C7D8C2"/>
+              <w:left w:val="single" w:sz="6" w:color="C7D8C2"/>
+              <w:bottom w:val="single" w:sz="6" w:color="C7D8C2"/>
+              <w:right w:val="single" w:sz="6" w:color="C7D8C2"/>
+              <w:insideH w:val="single" w:sz="6" w:color="C7D8C2"/>
+              <w:insideV w:val="single" w:sz="6" w:color="C7D8C2"/>
+            </w:tcBorders>
+          </w:tcPr>
+          <w:p>
+            <w:pPr>
+              <w:spacing w:before="0" w:after="0" w:line="276" w:lineRule="auto"/>
+            </w:pPr>
+            <w:r>
+              <w:rPr>
+                <w:rFonts w:ascii="Source Han Sans SC" w:hAnsi="Source Han Sans SC" w:eastAsia="Source Han Sans SC"/>
+                <w:b w:val="0"/>
+                <w:i w:val="0"/>
+                <w:color w:val="1B2E24"/>
+                <w:sz w:val="17"/>
+              </w:rPr>
+              <w:t>北方暖气环境</w:t>
+            </w:r>
+          </w:p>
+        </w:tc>
+        <w:tc>
+          <w:tcPr>
+            <w:tcW w:type="dxa" w:w="4860"/>
+            <w:tcMar>
+              <w:top w:w="80" w:type="dxa"/>
+              <w:bottom w:w="80" w:type="dxa"/>
+              <w:start w:w="120" w:type="dxa"/>
+              <w:end w:w="120" w:type="dxa"/>
+            </w:tcMar>
+            <w:vAlign w:val="center"/>
+            <w:tcBorders>
+              <w:top w:val="single" w:sz="6" w:color="C7D8C2"/>
+              <w:left w:val="single" w:sz="6" w:color="C7D8C2"/>
+              <w:bottom w:val="single" w:sz="6" w:color="C7D8C2"/>
+              <w:right w:val="single" w:sz="6" w:color="C7D8C2"/>
+              <w:insideH w:val="single" w:sz="6" w:color="C7D8C2"/>
+              <w:insideV w:val="single" w:sz="6" w:color="C7D8C2"/>
+            </w:tcBorders>
+          </w:tcPr>
+          <w:p>
+            <w:pPr>
+              <w:spacing w:before="0" w:after="0" w:line="276" w:lineRule="auto"/>
+            </w:pPr>
+            <w:r>
+              <w:rPr>
+                <w:rFonts w:ascii="Source Han Sans SC" w:hAnsi="Source Han Sans SC" w:eastAsia="Source Han Sans SC"/>
+                <w:b w:val="0"/>
+                <w:i w:val="0"/>
+                <w:color w:val="1B2E24"/>
+                <w:sz w:val="17"/>
+              </w:rPr>
+              <w:t>空气干燥，提前备药</w:t>
+            </w:r>
+          </w:p>
+        </w:tc>
+      </w:tr>
+    </w:tbl>
+    <w:p>
+      <w:pPr>
+        <w:pStyle w:val="Heading2"/>
+      </w:pPr>
+      <w:r>
+        <w:t>望闻问切沟通框架</w:t>
       </w:r>
     </w:p>
     <w:p>
       <w:pPr>
-        <w:keepNext w:val="0"/>
-        <w:keepLines/>
+        <w:pStyle w:val="ListBullet"/>
+        <w:spacing w:after="60"/>
+        <w:ind w:left="403" w:hanging="230"/>
       </w:pPr>
       <w:r>
         <w:rPr>
-          <w:rFonts w:ascii="PingFang SC" w:hAnsi="PingFang SC" w:eastAsia="PingFang SC"/>
+          <w:rFonts w:ascii="Source Han Sans SC" w:hAnsi="Source Han Sans SC" w:eastAsia="Source Han Sans SC"/>
           <w:b w:val="0"/>
           <w:i w:val="0"/>
-          <w:color w:val="1A2026"/>
-          <w:sz w:val="22"/>
+          <w:color w:val="1B2E24"/>
+          <w:sz w:val="19"/>
         </w:rPr>
-        <w:t>少量多次饮用温水，注意补充水分。</w:t>
+      </w:r>
+      <w:r>
+        <w:rPr>
+          <w:rFonts w:ascii="Source Han Sans SC" w:hAnsi="Source Han Sans SC" w:eastAsia="Source Han Sans SC"/>
+          <w:b w:val="0"/>
+          <w:i w:val="0"/>
+          <w:color w:val="1B2E24"/>
+          <w:sz w:val="19"/>
+        </w:rPr>
+        <w:t>望：观察顾客神态、面色与精神状态，初步判断体质倾向。</w:t>
       </w:r>
     </w:p>
     <w:p>
       <w:pPr>
-        <w:keepNext w:val="0"/>
-        <w:keepLines/>
+        <w:pStyle w:val="ListBullet"/>
+        <w:spacing w:after="60"/>
+        <w:ind w:left="403" w:hanging="230"/>
       </w:pPr>
       <w:r>
         <w:rPr>
-          <w:rFonts w:ascii="PingFang SC" w:hAnsi="PingFang SC" w:eastAsia="PingFang SC"/>
+          <w:rFonts w:ascii="Source Han Sans SC" w:hAnsi="Source Han Sans SC" w:eastAsia="Source Han Sans SC"/>
           <w:b w:val="0"/>
           <w:i w:val="0"/>
-          <w:color w:val="1A2026"/>
-          <w:sz w:val="22"/>
+          <w:color w:val="1B2E24"/>
+          <w:sz w:val="19"/>
         </w:rPr>
-        <w:t>饮食以清淡为主，少吃辛辣、油炸和燥热食物。</w:t>
+      </w:r>
+      <w:r>
+        <w:rPr>
+          <w:rFonts w:ascii="Source Han Sans SC" w:hAnsi="Source Han Sans SC" w:eastAsia="Source Han Sans SC"/>
+          <w:b w:val="0"/>
+          <w:i w:val="0"/>
+          <w:color w:val="1B2E24"/>
+          <w:sz w:val="19"/>
+        </w:rPr>
+        <w:t>闻：耐心倾听身体不适与核心诉求，捕捉深层痛点。</w:t>
       </w:r>
     </w:p>
     <w:p>
       <w:pPr>
-        <w:keepNext w:val="0"/>
-        <w:keepLines/>
+        <w:pStyle w:val="ListBullet"/>
+        <w:spacing w:after="60"/>
+        <w:ind w:left="403" w:hanging="230"/>
       </w:pPr>
       <w:r>
         <w:rPr>
-          <w:rFonts w:ascii="PingFang SC" w:hAnsi="PingFang SC" w:eastAsia="PingFang SC"/>
+          <w:rFonts w:ascii="Source Han Sans SC" w:hAnsi="Source Han Sans SC" w:eastAsia="Source Han Sans SC"/>
           <w:b w:val="0"/>
           <w:i w:val="0"/>
-          <w:color w:val="1A2026"/>
-          <w:sz w:val="22"/>
+          <w:color w:val="1B2E24"/>
+          <w:sz w:val="19"/>
         </w:rPr>
-        <w:t>暂时避免烟酒，并保证充足休息。</w:t>
+      </w:r>
+      <w:r>
+        <w:rPr>
+          <w:rFonts w:ascii="Source Han Sans SC" w:hAnsi="Source Han Sans SC" w:eastAsia="Source Han Sans SC"/>
+          <w:b w:val="0"/>
+          <w:i w:val="0"/>
+          <w:color w:val="1B2E24"/>
+          <w:sz w:val="19"/>
+        </w:rPr>
+        <w:t>问：询问饮食、作息、既往病史等细节，厘清证型。</w:t>
+      </w:r>
+    </w:p>
+    <w:p>
+      <w:pPr>
+        <w:pStyle w:val="ListBullet"/>
+        <w:spacing w:after="60"/>
+        <w:ind w:left="403" w:hanging="230"/>
+      </w:pPr>
+      <w:r>
+        <w:rPr>
+          <w:rFonts w:ascii="Source Han Sans SC" w:hAnsi="Source Han Sans SC" w:eastAsia="Source Han Sans SC"/>
+          <w:b w:val="0"/>
+          <w:i w:val="0"/>
+          <w:color w:val="1B2E24"/>
+          <w:sz w:val="19"/>
+        </w:rPr>
+      </w:r>
+      <w:r>
+        <w:rPr>
+          <w:rFonts w:ascii="Source Han Sans SC" w:hAnsi="Source Han Sans SC" w:eastAsia="Source Han Sans SC"/>
+          <w:b w:val="0"/>
+          <w:i w:val="0"/>
+          <w:color w:val="1B2E24"/>
+          <w:sz w:val="19"/>
+        </w:rPr>
+        <w:t>切：结合辨证结果，匹配产品与服务并解释益处。</w:t>
+      </w:r>
+    </w:p>
+    <w:p>
+      <w:pPr>
+        <w:pStyle w:val="CoursewareIgnore"/>
+        <w:spacing w:after="60" w:line="288" w:lineRule="auto"/>
+        <w:jc w:val="left"/>
+      </w:pPr>
+      <w:r>
+        <w:rPr>
+          <w:rFonts w:ascii="Source Han Sans SC" w:hAnsi="Source Han Sans SC" w:eastAsia="Source Han Sans SC"/>
+          <w:b w:val="0"/>
+          <w:i w:val="0"/>
+          <w:color w:val="66736B"/>
+          <w:sz w:val="16"/>
+        </w:rPr>
+        <w:t>来源说明｜内部课件第 3.1、3.2 页。</w:t>
+      </w:r>
+    </w:p>
+    <w:p>
+      <w:r>
+        <w:br w:type="page"/>
       </w:r>
     </w:p>
     <w:p>
@@ -406,29 +3658,1826 @@
         <w:pStyle w:val="Heading1"/>
       </w:pPr>
       <w:r>
-        <w:t>课程小结</w:t>
+        <w:t>五、场景方案</w:t>
       </w:r>
     </w:p>
     <w:p>
       <w:pPr>
-        <w:keepNext w:val="0"/>
-        <w:keepLines/>
+        <w:pStyle w:val="填写提示"/>
+        <w:spacing w:before="40" w:after="120" w:line="288" w:lineRule="auto"/>
+        <w:ind w:left="144" w:right="144"/>
+        <w:shd w:fill="E7F3E2"/>
+        <w:pBdr>
+          <w:left w:val="single" w:sz="18" w:space="8" w:color="009900"/>
+        </w:pBdr>
       </w:pPr>
       <w:r>
         <w:rPr>
-          <w:rFonts w:ascii="PingFang SC" w:hAnsi="PingFang SC" w:eastAsia="PingFang SC"/>
+          <w:rFonts w:ascii="Source Han Sans SC" w:hAnsi="Source Han Sans SC" w:eastAsia="Source Han Sans SC"/>
           <w:b w:val="0"/>
           <w:i w:val="0"/>
-          <w:color w:val="1A2026"/>
-          <w:sz w:val="22"/>
+          <w:color w:val="006B3C"/>
+          <w:sz w:val="19"/>
         </w:rPr>
-        <w:t>风热证的学习重点可以概括为：病因看“风邪＋热邪”，表现看“发热、口渴、咽痛等偏热症状”，调理把握“疏风清热”，生活中注意通风、补水、清淡饮食和休息。</w:t>
+        <w:t>填写提示｜每个场景按同样的四块填写。新增场景时复制整块；联合用药和话术必须使用审核原文。</w:t>
+      </w:r>
+    </w:p>
+    <w:p>
+      <w:pPr>
+        <w:pStyle w:val="Heading2"/>
+      </w:pPr>
+      <w:r>
+        <w:t>场景 1｜顾客主诉“喉咙痛”</w:t>
+      </w:r>
+    </w:p>
+    <w:tbl>
+      <w:tblPr>
+        <w:tblW w:type="dxa" w:w="9360"/>
+        <w:jc w:val="left"/>
+        <w:tblLayout w:type="fixed"/>
+        <w:tblLook w:firstColumn="1" w:firstRow="1" w:lastColumn="0" w:lastRow="0" w:noHBand="0" w:noVBand="1" w:val="04A0"/>
+        <w:tblInd w:type="dxa" w:w="120"/>
+      </w:tblPr>
+      <w:tblGrid>
+        <w:gridCol w:w="1900"/>
+        <w:gridCol w:w="7460"/>
+      </w:tblGrid>
+      <w:tr>
+        <w:trPr/>
+        <w:tc>
+          <w:tcPr>
+            <w:tcW w:type="dxa" w:w="1900"/>
+            <w:shd w:fill="F3F8F1"/>
+            <w:tcMar>
+              <w:top w:w="80" w:type="dxa"/>
+              <w:bottom w:w="80" w:type="dxa"/>
+              <w:start w:w="120" w:type="dxa"/>
+              <w:end w:w="120" w:type="dxa"/>
+            </w:tcMar>
+            <w:vAlign w:val="center"/>
+            <w:tcBorders>
+              <w:top w:val="single" w:sz="6" w:color="C7D8C2"/>
+              <w:left w:val="single" w:sz="6" w:color="C7D8C2"/>
+              <w:bottom w:val="single" w:sz="6" w:color="C7D8C2"/>
+              <w:right w:val="single" w:sz="6" w:color="C7D8C2"/>
+              <w:insideH w:val="single" w:sz="6" w:color="C7D8C2"/>
+              <w:insideV w:val="single" w:sz="6" w:color="C7D8C2"/>
+            </w:tcBorders>
+          </w:tcPr>
+          <w:p>
+            <w:pPr>
+              <w:spacing w:before="0" w:after="0" w:line="276" w:lineRule="auto"/>
+            </w:pPr>
+            <w:r>
+              <w:rPr>
+                <w:rFonts w:ascii="Source Han Sans SC" w:hAnsi="Source Han Sans SC" w:eastAsia="Source Han Sans SC"/>
+                <w:b w:val="0"/>
+                <w:i w:val="0"/>
+                <w:color w:val="1B2E24"/>
+                <w:sz w:val="18"/>
+              </w:rPr>
+              <w:t>辨证沟通</w:t>
+            </w:r>
+          </w:p>
+        </w:tc>
+        <w:tc>
+          <w:tcPr>
+            <w:tcW w:type="dxa" w:w="7460"/>
+            <w:tcMar>
+              <w:top w:w="80" w:type="dxa"/>
+              <w:bottom w:w="80" w:type="dxa"/>
+              <w:start w:w="120" w:type="dxa"/>
+              <w:end w:w="120" w:type="dxa"/>
+            </w:tcMar>
+            <w:vAlign w:val="center"/>
+            <w:tcBorders>
+              <w:top w:val="single" w:sz="6" w:color="C7D8C2"/>
+              <w:left w:val="single" w:sz="6" w:color="C7D8C2"/>
+              <w:bottom w:val="single" w:sz="6" w:color="C7D8C2"/>
+              <w:right w:val="single" w:sz="6" w:color="C7D8C2"/>
+              <w:insideH w:val="single" w:sz="6" w:color="C7D8C2"/>
+              <w:insideV w:val="single" w:sz="6" w:color="C7D8C2"/>
+            </w:tcBorders>
+          </w:tcPr>
+          <w:p>
+            <w:pPr>
+              <w:spacing w:before="0" w:after="0" w:line="276" w:lineRule="auto"/>
+            </w:pPr>
+            <w:r>
+              <w:rPr>
+                <w:rFonts w:ascii="Source Han Sans SC" w:hAnsi="Source Han Sans SC" w:eastAsia="Source Han Sans SC"/>
+                <w:b w:val="0"/>
+                <w:i w:val="0"/>
+                <w:color w:val="1B2E24"/>
+                <w:sz w:val="18"/>
+              </w:rPr>
+              <w:t>询问是否觉得身上热，用于区分课件中的风热型与风寒型表述。</w:t>
+            </w:r>
+          </w:p>
+        </w:tc>
+      </w:tr>
+      <w:tr>
+        <w:trPr/>
+        <w:tc>
+          <w:tcPr>
+            <w:tcW w:type="dxa" w:w="1900"/>
+            <w:shd w:fill="F3F8F1"/>
+            <w:tcMar>
+              <w:top w:w="80" w:type="dxa"/>
+              <w:bottom w:w="80" w:type="dxa"/>
+              <w:start w:w="120" w:type="dxa"/>
+              <w:end w:w="120" w:type="dxa"/>
+            </w:tcMar>
+            <w:vAlign w:val="center"/>
+            <w:tcBorders>
+              <w:top w:val="single" w:sz="6" w:color="C7D8C2"/>
+              <w:left w:val="single" w:sz="6" w:color="C7D8C2"/>
+              <w:bottom w:val="single" w:sz="6" w:color="C7D8C2"/>
+              <w:right w:val="single" w:sz="6" w:color="C7D8C2"/>
+              <w:insideH w:val="single" w:sz="6" w:color="C7D8C2"/>
+              <w:insideV w:val="single" w:sz="6" w:color="C7D8C2"/>
+            </w:tcBorders>
+          </w:tcPr>
+          <w:p>
+            <w:pPr>
+              <w:spacing w:before="0" w:after="0" w:line="276" w:lineRule="auto"/>
+            </w:pPr>
+            <w:r>
+              <w:rPr>
+                <w:rFonts w:ascii="Source Han Sans SC" w:hAnsi="Source Han Sans SC" w:eastAsia="Source Han Sans SC"/>
+                <w:b w:val="0"/>
+                <w:i w:val="0"/>
+                <w:color w:val="1B2E24"/>
+                <w:sz w:val="18"/>
+              </w:rPr>
+              <w:t>核心用药</w:t>
+            </w:r>
+          </w:p>
+        </w:tc>
+        <w:tc>
+          <w:tcPr>
+            <w:tcW w:type="dxa" w:w="7460"/>
+            <w:tcMar>
+              <w:top w:w="80" w:type="dxa"/>
+              <w:bottom w:w="80" w:type="dxa"/>
+              <w:start w:w="120" w:type="dxa"/>
+              <w:end w:w="120" w:type="dxa"/>
+            </w:tcMar>
+            <w:vAlign w:val="center"/>
+            <w:tcBorders>
+              <w:top w:val="single" w:sz="6" w:color="C7D8C2"/>
+              <w:left w:val="single" w:sz="6" w:color="C7D8C2"/>
+              <w:bottom w:val="single" w:sz="6" w:color="C7D8C2"/>
+              <w:right w:val="single" w:sz="6" w:color="C7D8C2"/>
+              <w:insideH w:val="single" w:sz="6" w:color="C7D8C2"/>
+              <w:insideV w:val="single" w:sz="6" w:color="C7D8C2"/>
+            </w:tcBorders>
+          </w:tcPr>
+          <w:p>
+            <w:pPr>
+              <w:spacing w:before="0" w:after="0" w:line="276" w:lineRule="auto"/>
+            </w:pPr>
+            <w:r>
+              <w:rPr>
+                <w:rFonts w:ascii="Source Han Sans SC" w:hAnsi="Source Han Sans SC" w:eastAsia="Source Han Sans SC"/>
+                <w:b w:val="0"/>
+                <w:i w:val="0"/>
+                <w:color w:val="1B2E24"/>
+                <w:sz w:val="18"/>
+              </w:rPr>
+              <w:t>主推穿心莲内酯滴丸；强调课件中的清热解毒、抗菌消炎及滴丸剂型卖点。</w:t>
+            </w:r>
+          </w:p>
+        </w:tc>
+      </w:tr>
+      <w:tr>
+        <w:trPr/>
+        <w:tc>
+          <w:tcPr>
+            <w:tcW w:type="dxa" w:w="1900"/>
+            <w:shd w:fill="F3F8F1"/>
+            <w:tcMar>
+              <w:top w:w="80" w:type="dxa"/>
+              <w:bottom w:w="80" w:type="dxa"/>
+              <w:start w:w="120" w:type="dxa"/>
+              <w:end w:w="120" w:type="dxa"/>
+            </w:tcMar>
+            <w:vAlign w:val="center"/>
+            <w:tcBorders>
+              <w:top w:val="single" w:sz="6" w:color="C7D8C2"/>
+              <w:left w:val="single" w:sz="6" w:color="C7D8C2"/>
+              <w:bottom w:val="single" w:sz="6" w:color="C7D8C2"/>
+              <w:right w:val="single" w:sz="6" w:color="C7D8C2"/>
+              <w:insideH w:val="single" w:sz="6" w:color="C7D8C2"/>
+              <w:insideV w:val="single" w:sz="6" w:color="C7D8C2"/>
+            </w:tcBorders>
+          </w:tcPr>
+          <w:p>
+            <w:pPr>
+              <w:spacing w:before="0" w:after="0" w:line="276" w:lineRule="auto"/>
+            </w:pPr>
+            <w:r>
+              <w:rPr>
+                <w:rFonts w:ascii="Source Han Sans SC" w:hAnsi="Source Han Sans SC" w:eastAsia="Source Han Sans SC"/>
+                <w:b w:val="0"/>
+                <w:i w:val="0"/>
+                <w:color w:val="1B2E24"/>
+                <w:sz w:val="18"/>
+              </w:rPr>
+              <w:t>关联服务</w:t>
+            </w:r>
+          </w:p>
+        </w:tc>
+        <w:tc>
+          <w:tcPr>
+            <w:tcW w:type="dxa" w:w="7460"/>
+            <w:tcMar>
+              <w:top w:w="80" w:type="dxa"/>
+              <w:bottom w:w="80" w:type="dxa"/>
+              <w:start w:w="120" w:type="dxa"/>
+              <w:end w:w="120" w:type="dxa"/>
+            </w:tcMar>
+            <w:vAlign w:val="center"/>
+            <w:tcBorders>
+              <w:top w:val="single" w:sz="6" w:color="C7D8C2"/>
+              <w:left w:val="single" w:sz="6" w:color="C7D8C2"/>
+              <w:bottom w:val="single" w:sz="6" w:color="C7D8C2"/>
+              <w:right w:val="single" w:sz="6" w:color="C7D8C2"/>
+              <w:insideH w:val="single" w:sz="6" w:color="C7D8C2"/>
+              <w:insideV w:val="single" w:sz="6" w:color="C7D8C2"/>
+            </w:tcBorders>
+          </w:tcPr>
+          <w:p>
+            <w:pPr>
+              <w:spacing w:before="0" w:after="0" w:line="276" w:lineRule="auto"/>
+            </w:pPr>
+            <w:r>
+              <w:rPr>
+                <w:rFonts w:ascii="Source Han Sans SC" w:hAnsi="Source Han Sans SC" w:eastAsia="Source Han Sans SC"/>
+                <w:b w:val="0"/>
+                <w:i w:val="0"/>
+                <w:color w:val="1B2E24"/>
+                <w:sz w:val="18"/>
+              </w:rPr>
+              <w:t>课件原文关联熊胆薄荷含片，并给出多饮温水、忌辛辣刺激等建议。</w:t>
+            </w:r>
+          </w:p>
+        </w:tc>
+      </w:tr>
+      <w:tr>
+        <w:trPr/>
+        <w:tc>
+          <w:tcPr>
+            <w:tcW w:type="dxa" w:w="1900"/>
+            <w:shd w:fill="F3F8F1"/>
+            <w:tcMar>
+              <w:top w:w="80" w:type="dxa"/>
+              <w:bottom w:w="80" w:type="dxa"/>
+              <w:start w:w="120" w:type="dxa"/>
+              <w:end w:w="120" w:type="dxa"/>
+            </w:tcMar>
+            <w:vAlign w:val="center"/>
+            <w:tcBorders>
+              <w:top w:val="single" w:sz="6" w:color="C7D8C2"/>
+              <w:left w:val="single" w:sz="6" w:color="C7D8C2"/>
+              <w:bottom w:val="single" w:sz="6" w:color="C7D8C2"/>
+              <w:right w:val="single" w:sz="6" w:color="C7D8C2"/>
+              <w:insideH w:val="single" w:sz="6" w:color="C7D8C2"/>
+              <w:insideV w:val="single" w:sz="6" w:color="C7D8C2"/>
+            </w:tcBorders>
+          </w:tcPr>
+          <w:p>
+            <w:pPr>
+              <w:spacing w:before="0" w:after="0" w:line="276" w:lineRule="auto"/>
+            </w:pPr>
+            <w:r>
+              <w:rPr>
+                <w:rFonts w:ascii="Source Han Sans SC" w:hAnsi="Source Han Sans SC" w:eastAsia="Source Han Sans SC"/>
+                <w:b w:val="0"/>
+                <w:i w:val="0"/>
+                <w:color w:val="1B2E24"/>
+                <w:sz w:val="18"/>
+              </w:rPr>
+              <w:t>服务要点</w:t>
+            </w:r>
+          </w:p>
+        </w:tc>
+        <w:tc>
+          <w:tcPr>
+            <w:tcW w:type="dxa" w:w="7460"/>
+            <w:tcMar>
+              <w:top w:w="80" w:type="dxa"/>
+              <w:bottom w:w="80" w:type="dxa"/>
+              <w:start w:w="120" w:type="dxa"/>
+              <w:end w:w="120" w:type="dxa"/>
+            </w:tcMar>
+            <w:vAlign w:val="center"/>
+            <w:tcBorders>
+              <w:top w:val="single" w:sz="6" w:color="C7D8C2"/>
+              <w:left w:val="single" w:sz="6" w:color="C7D8C2"/>
+              <w:bottom w:val="single" w:sz="6" w:color="C7D8C2"/>
+              <w:right w:val="single" w:sz="6" w:color="C7D8C2"/>
+              <w:insideH w:val="single" w:sz="6" w:color="C7D8C2"/>
+              <w:insideV w:val="single" w:sz="6" w:color="C7D8C2"/>
+            </w:tcBorders>
+          </w:tcPr>
+          <w:p>
+            <w:pPr>
+              <w:spacing w:before="0" w:after="0" w:line="276" w:lineRule="auto"/>
+            </w:pPr>
+            <w:r>
+              <w:rPr>
+                <w:rFonts w:ascii="Source Han Sans SC" w:hAnsi="Source Han Sans SC" w:eastAsia="Source Han Sans SC"/>
+                <w:b w:val="0"/>
+                <w:i w:val="0"/>
+                <w:color w:val="1B2E24"/>
+                <w:sz w:val="18"/>
+              </w:rPr>
+              <w:t>辨证精准是前提，剂型优势是卖点，关联用药是增值，健康叮嘱是保障。</w:t>
+            </w:r>
+          </w:p>
+        </w:tc>
+      </w:tr>
+    </w:tbl>
+    <w:p>
+      <w:pPr>
+        <w:pStyle w:val="Heading2"/>
+      </w:pPr>
+      <w:r>
+        <w:t>场景 2｜顾客主诉“感冒了，发烧，有黄痰”</w:t>
+      </w:r>
+    </w:p>
+    <w:tbl>
+      <w:tblPr>
+        <w:tblW w:type="dxa" w:w="9360"/>
+        <w:jc w:val="left"/>
+        <w:tblLayout w:type="fixed"/>
+        <w:tblLook w:firstColumn="1" w:firstRow="1" w:lastColumn="0" w:lastRow="0" w:noHBand="0" w:noVBand="1" w:val="04A0"/>
+        <w:tblInd w:type="dxa" w:w="120"/>
+      </w:tblPr>
+      <w:tblGrid>
+        <w:gridCol w:w="1900"/>
+        <w:gridCol w:w="7460"/>
+      </w:tblGrid>
+      <w:tr>
+        <w:trPr/>
+        <w:tc>
+          <w:tcPr>
+            <w:tcW w:type="dxa" w:w="1900"/>
+            <w:shd w:fill="F3F8F1"/>
+            <w:tcMar>
+              <w:top w:w="80" w:type="dxa"/>
+              <w:bottom w:w="80" w:type="dxa"/>
+              <w:start w:w="120" w:type="dxa"/>
+              <w:end w:w="120" w:type="dxa"/>
+            </w:tcMar>
+            <w:vAlign w:val="center"/>
+            <w:tcBorders>
+              <w:top w:val="single" w:sz="6" w:color="C7D8C2"/>
+              <w:left w:val="single" w:sz="6" w:color="C7D8C2"/>
+              <w:bottom w:val="single" w:sz="6" w:color="C7D8C2"/>
+              <w:right w:val="single" w:sz="6" w:color="C7D8C2"/>
+              <w:insideH w:val="single" w:sz="6" w:color="C7D8C2"/>
+              <w:insideV w:val="single" w:sz="6" w:color="C7D8C2"/>
+            </w:tcBorders>
+          </w:tcPr>
+          <w:p>
+            <w:pPr>
+              <w:spacing w:before="0" w:after="0" w:line="276" w:lineRule="auto"/>
+            </w:pPr>
+            <w:r>
+              <w:rPr>
+                <w:rFonts w:ascii="Source Han Sans SC" w:hAnsi="Source Han Sans SC" w:eastAsia="Source Han Sans SC"/>
+                <w:b w:val="0"/>
+                <w:i w:val="0"/>
+                <w:color w:val="1B2E24"/>
+                <w:sz w:val="18"/>
+              </w:rPr>
+              <w:t>症状辨析</w:t>
+            </w:r>
+          </w:p>
+        </w:tc>
+        <w:tc>
+          <w:tcPr>
+            <w:tcW w:type="dxa" w:w="7460"/>
+            <w:tcMar>
+              <w:top w:w="80" w:type="dxa"/>
+              <w:bottom w:w="80" w:type="dxa"/>
+              <w:start w:w="120" w:type="dxa"/>
+              <w:end w:w="120" w:type="dxa"/>
+            </w:tcMar>
+            <w:vAlign w:val="center"/>
+            <w:tcBorders>
+              <w:top w:val="single" w:sz="6" w:color="C7D8C2"/>
+              <w:left w:val="single" w:sz="6" w:color="C7D8C2"/>
+              <w:bottom w:val="single" w:sz="6" w:color="C7D8C2"/>
+              <w:right w:val="single" w:sz="6" w:color="C7D8C2"/>
+              <w:insideH w:val="single" w:sz="6" w:color="C7D8C2"/>
+              <w:insideV w:val="single" w:sz="6" w:color="C7D8C2"/>
+            </w:tcBorders>
+          </w:tcPr>
+          <w:p>
+            <w:pPr>
+              <w:spacing w:before="0" w:after="0" w:line="276" w:lineRule="auto"/>
+            </w:pPr>
+            <w:r>
+              <w:rPr>
+                <w:rFonts w:ascii="Source Han Sans SC" w:hAnsi="Source Han Sans SC" w:eastAsia="Source Han Sans SC"/>
+                <w:b w:val="0"/>
+                <w:i w:val="0"/>
+                <w:color w:val="1B2E24"/>
+                <w:sz w:val="18"/>
+              </w:rPr>
+              <w:t>课件样本描述：发烧38℃以上、自觉身热不恶寒、咳嗽伴黄痰。</w:t>
+            </w:r>
+          </w:p>
+        </w:tc>
+      </w:tr>
+      <w:tr>
+        <w:trPr/>
+        <w:tc>
+          <w:tcPr>
+            <w:tcW w:type="dxa" w:w="1900"/>
+            <w:shd w:fill="F3F8F1"/>
+            <w:tcMar>
+              <w:top w:w="80" w:type="dxa"/>
+              <w:bottom w:w="80" w:type="dxa"/>
+              <w:start w:w="120" w:type="dxa"/>
+              <w:end w:w="120" w:type="dxa"/>
+            </w:tcMar>
+            <w:vAlign w:val="center"/>
+            <w:tcBorders>
+              <w:top w:val="single" w:sz="6" w:color="C7D8C2"/>
+              <w:left w:val="single" w:sz="6" w:color="C7D8C2"/>
+              <w:bottom w:val="single" w:sz="6" w:color="C7D8C2"/>
+              <w:right w:val="single" w:sz="6" w:color="C7D8C2"/>
+              <w:insideH w:val="single" w:sz="6" w:color="C7D8C2"/>
+              <w:insideV w:val="single" w:sz="6" w:color="C7D8C2"/>
+            </w:tcBorders>
+          </w:tcPr>
+          <w:p>
+            <w:pPr>
+              <w:spacing w:before="0" w:after="0" w:line="276" w:lineRule="auto"/>
+            </w:pPr>
+            <w:r>
+              <w:rPr>
+                <w:rFonts w:ascii="Source Han Sans SC" w:hAnsi="Source Han Sans SC" w:eastAsia="Source Han Sans SC"/>
+                <w:b w:val="0"/>
+                <w:i w:val="0"/>
+                <w:color w:val="1B2E24"/>
+                <w:sz w:val="18"/>
+              </w:rPr>
+              <w:t>核心推荐</w:t>
+            </w:r>
+          </w:p>
+        </w:tc>
+        <w:tc>
+          <w:tcPr>
+            <w:tcW w:type="dxa" w:w="7460"/>
+            <w:tcMar>
+              <w:top w:w="80" w:type="dxa"/>
+              <w:bottom w:w="80" w:type="dxa"/>
+              <w:start w:w="120" w:type="dxa"/>
+              <w:end w:w="120" w:type="dxa"/>
+            </w:tcMar>
+            <w:vAlign w:val="center"/>
+            <w:tcBorders>
+              <w:top w:val="single" w:sz="6" w:color="C7D8C2"/>
+              <w:left w:val="single" w:sz="6" w:color="C7D8C2"/>
+              <w:bottom w:val="single" w:sz="6" w:color="C7D8C2"/>
+              <w:right w:val="single" w:sz="6" w:color="C7D8C2"/>
+              <w:insideH w:val="single" w:sz="6" w:color="C7D8C2"/>
+              <w:insideV w:val="single" w:sz="6" w:color="C7D8C2"/>
+            </w:tcBorders>
+          </w:tcPr>
+          <w:p>
+            <w:pPr>
+              <w:spacing w:before="0" w:after="0" w:line="276" w:lineRule="auto"/>
+            </w:pPr>
+            <w:r>
+              <w:rPr>
+                <w:rFonts w:ascii="Source Han Sans SC" w:hAnsi="Source Han Sans SC" w:eastAsia="Source Han Sans SC"/>
+                <w:b w:val="0"/>
+                <w:i w:val="0"/>
+                <w:color w:val="1B2E24"/>
+                <w:sz w:val="18"/>
+              </w:rPr>
+              <w:t>课件样本推荐穿心莲内酯滴丸，并强调清热解毒、药力集中与起效快。</w:t>
+            </w:r>
+          </w:p>
+        </w:tc>
+      </w:tr>
+      <w:tr>
+        <w:trPr/>
+        <w:tc>
+          <w:tcPr>
+            <w:tcW w:type="dxa" w:w="1900"/>
+            <w:shd w:fill="F3F8F1"/>
+            <w:tcMar>
+              <w:top w:w="80" w:type="dxa"/>
+              <w:bottom w:w="80" w:type="dxa"/>
+              <w:start w:w="120" w:type="dxa"/>
+              <w:end w:w="120" w:type="dxa"/>
+            </w:tcMar>
+            <w:vAlign w:val="center"/>
+            <w:tcBorders>
+              <w:top w:val="single" w:sz="6" w:color="C7D8C2"/>
+              <w:left w:val="single" w:sz="6" w:color="C7D8C2"/>
+              <w:bottom w:val="single" w:sz="6" w:color="C7D8C2"/>
+              <w:right w:val="single" w:sz="6" w:color="C7D8C2"/>
+              <w:insideH w:val="single" w:sz="6" w:color="C7D8C2"/>
+              <w:insideV w:val="single" w:sz="6" w:color="C7D8C2"/>
+            </w:tcBorders>
+          </w:tcPr>
+          <w:p>
+            <w:pPr>
+              <w:spacing w:before="0" w:after="0" w:line="276" w:lineRule="auto"/>
+            </w:pPr>
+            <w:r>
+              <w:rPr>
+                <w:rFonts w:ascii="Source Han Sans SC" w:hAnsi="Source Han Sans SC" w:eastAsia="Source Han Sans SC"/>
+                <w:b w:val="0"/>
+                <w:i w:val="0"/>
+                <w:color w:val="1B2E24"/>
+                <w:sz w:val="18"/>
+              </w:rPr>
+              <w:t>联合用药</w:t>
+            </w:r>
+          </w:p>
+        </w:tc>
+        <w:tc>
+          <w:tcPr>
+            <w:tcW w:type="dxa" w:w="7460"/>
+            <w:tcMar>
+              <w:top w:w="80" w:type="dxa"/>
+              <w:bottom w:w="80" w:type="dxa"/>
+              <w:start w:w="120" w:type="dxa"/>
+              <w:end w:w="120" w:type="dxa"/>
+            </w:tcMar>
+            <w:vAlign w:val="center"/>
+            <w:tcBorders>
+              <w:top w:val="single" w:sz="6" w:color="C7D8C2"/>
+              <w:left w:val="single" w:sz="6" w:color="C7D8C2"/>
+              <w:bottom w:val="single" w:sz="6" w:color="C7D8C2"/>
+              <w:right w:val="single" w:sz="6" w:color="C7D8C2"/>
+              <w:insideH w:val="single" w:sz="6" w:color="C7D8C2"/>
+              <w:insideV w:val="single" w:sz="6" w:color="C7D8C2"/>
+            </w:tcBorders>
+          </w:tcPr>
+          <w:p>
+            <w:pPr>
+              <w:spacing w:before="0" w:after="0" w:line="276" w:lineRule="auto"/>
+            </w:pPr>
+            <w:r>
+              <w:rPr>
+                <w:rFonts w:ascii="Source Han Sans SC" w:hAnsi="Source Han Sans SC" w:eastAsia="Source Han Sans SC"/>
+                <w:b w:val="0"/>
+                <w:i w:val="0"/>
+                <w:color w:val="1B2E24"/>
+                <w:sz w:val="18"/>
+              </w:rPr>
+              <w:t>课件原文涉及复方氨酚烷胺片联用；必须经公司药师审核后使用。</w:t>
+            </w:r>
+          </w:p>
+        </w:tc>
+      </w:tr>
+      <w:tr>
+        <w:trPr/>
+        <w:tc>
+          <w:tcPr>
+            <w:tcW w:type="dxa" w:w="1900"/>
+            <w:shd w:fill="F3F8F1"/>
+            <w:tcMar>
+              <w:top w:w="80" w:type="dxa"/>
+              <w:bottom w:w="80" w:type="dxa"/>
+              <w:start w:w="120" w:type="dxa"/>
+              <w:end w:w="120" w:type="dxa"/>
+            </w:tcMar>
+            <w:vAlign w:val="center"/>
+            <w:tcBorders>
+              <w:top w:val="single" w:sz="6" w:color="C7D8C2"/>
+              <w:left w:val="single" w:sz="6" w:color="C7D8C2"/>
+              <w:bottom w:val="single" w:sz="6" w:color="C7D8C2"/>
+              <w:right w:val="single" w:sz="6" w:color="C7D8C2"/>
+              <w:insideH w:val="single" w:sz="6" w:color="C7D8C2"/>
+              <w:insideV w:val="single" w:sz="6" w:color="C7D8C2"/>
+            </w:tcBorders>
+          </w:tcPr>
+          <w:p>
+            <w:pPr>
+              <w:spacing w:before="0" w:after="0" w:line="276" w:lineRule="auto"/>
+            </w:pPr>
+            <w:r>
+              <w:rPr>
+                <w:rFonts w:ascii="Source Han Sans SC" w:hAnsi="Source Han Sans SC" w:eastAsia="Source Han Sans SC"/>
+                <w:b w:val="0"/>
+                <w:i w:val="0"/>
+                <w:color w:val="1B2E24"/>
+                <w:sz w:val="18"/>
+              </w:rPr>
+              <w:t>关键话术</w:t>
+            </w:r>
+          </w:p>
+        </w:tc>
+        <w:tc>
+          <w:tcPr>
+            <w:tcW w:type="dxa" w:w="7460"/>
+            <w:tcMar>
+              <w:top w:w="80" w:type="dxa"/>
+              <w:bottom w:w="80" w:type="dxa"/>
+              <w:start w:w="120" w:type="dxa"/>
+              <w:end w:w="120" w:type="dxa"/>
+            </w:tcMar>
+            <w:vAlign w:val="center"/>
+            <w:tcBorders>
+              <w:top w:val="single" w:sz="6" w:color="C7D8C2"/>
+              <w:left w:val="single" w:sz="6" w:color="C7D8C2"/>
+              <w:bottom w:val="single" w:sz="6" w:color="C7D8C2"/>
+              <w:right w:val="single" w:sz="6" w:color="C7D8C2"/>
+              <w:insideH w:val="single" w:sz="6" w:color="C7D8C2"/>
+              <w:insideV w:val="single" w:sz="6" w:color="C7D8C2"/>
+            </w:tcBorders>
+          </w:tcPr>
+          <w:p>
+            <w:pPr>
+              <w:spacing w:before="0" w:after="0" w:line="276" w:lineRule="auto"/>
+            </w:pPr>
+            <w:r>
+              <w:rPr>
+                <w:rFonts w:ascii="Source Han Sans SC" w:hAnsi="Source Han Sans SC" w:eastAsia="Source Han Sans SC"/>
+                <w:b w:val="0"/>
+                <w:i w:val="0"/>
+                <w:color w:val="1B2E24"/>
+                <w:sz w:val="18"/>
+              </w:rPr>
+              <w:t>课件原文含“治标＋治本”销售话术；正式课件应粘贴最终审核版本。</w:t>
+            </w:r>
+          </w:p>
+        </w:tc>
+      </w:tr>
+    </w:tbl>
+    <w:p>
+      <w:pPr>
+        <w:pStyle w:val="CoursewareIgnore"/>
+        <w:spacing w:after="60" w:line="288" w:lineRule="auto"/>
+        <w:jc w:val="left"/>
+      </w:pPr>
+      <w:r>
+        <w:rPr>
+          <w:rFonts w:ascii="Source Han Sans SC" w:hAnsi="Source Han Sans SC" w:eastAsia="Source Han Sans SC"/>
+          <w:b w:val="0"/>
+          <w:i w:val="0"/>
+          <w:color w:val="66736B"/>
+          <w:sz w:val="16"/>
+        </w:rPr>
+        <w:t>来源说明｜内部课件第 3.3、3.4 页；温度、证型、联合用药和话术均需正式审核。</w:t>
+      </w:r>
+    </w:p>
+    <w:p>
+      <w:r>
+        <w:br w:type="page"/>
+      </w:r>
+    </w:p>
+    <w:p>
+      <w:pPr>
+        <w:pStyle w:val="Heading1"/>
+      </w:pPr>
+      <w:r>
+        <w:t>六、注意事项与日常关怀</w:t>
+      </w:r>
+    </w:p>
+    <w:p>
+      <w:pPr>
+        <w:pStyle w:val="填写提示"/>
+        <w:spacing w:before="40" w:after="120" w:line="288" w:lineRule="auto"/>
+        <w:ind w:left="144" w:right="144"/>
+        <w:shd w:fill="E7F3E2"/>
+        <w:pBdr>
+          <w:left w:val="single" w:sz="18" w:space="8" w:color="009900"/>
+        </w:pBdr>
+      </w:pPr>
+      <w:r>
+        <w:rPr>
+          <w:rFonts w:ascii="Source Han Sans SC" w:hAnsi="Source Han Sans SC" w:eastAsia="Source Han Sans SC"/>
+          <w:b w:val="0"/>
+          <w:i w:val="0"/>
+          <w:color w:val="006B3C"/>
+          <w:sz w:val="19"/>
+        </w:rPr>
+        <w:t>填写提示｜每条建议独立填写。药品禁忌优先来自说明书；生活建议也应经内部审核。</w:t>
+      </w:r>
+    </w:p>
+    <w:p>
+      <w:pPr>
+        <w:pStyle w:val="ListNumber"/>
+        <w:numPr>
+          <w:ilvl w:val="0"/>
+          <w:numId w:val="11"/>
+        </w:numPr>
+        <w:spacing w:after="80"/>
+        <w:ind w:left="504" w:hanging="259"/>
+      </w:pPr>
+      <w:r>
+        <w:rPr>
+          <w:rFonts w:ascii="Source Han Sans SC" w:hAnsi="Source Han Sans SC" w:eastAsia="Source Han Sans SC"/>
+          <w:b w:val="0"/>
+          <w:i w:val="0"/>
+          <w:color w:val="1B2E24"/>
+          <w:sz w:val="19"/>
+        </w:rPr>
+        <w:t>饮食之宜：日常多喝水；课件样本列有菊花茶、绿豆汤及梨、西瓜、苦瓜等。</w:t>
+      </w:r>
+    </w:p>
+    <w:p>
+      <w:pPr>
+        <w:pStyle w:val="ListNumber"/>
+        <w:numPr>
+          <w:ilvl w:val="0"/>
+          <w:numId w:val="11"/>
+        </w:numPr>
+        <w:spacing w:after="80"/>
+        <w:ind w:left="504" w:hanging="259"/>
+      </w:pPr>
+      <w:r>
+        <w:rPr>
+          <w:rFonts w:ascii="Source Han Sans SC" w:hAnsi="Source Han Sans SC" w:eastAsia="Source Han Sans SC"/>
+          <w:b w:val="0"/>
+          <w:i w:val="0"/>
+          <w:color w:val="1B2E24"/>
+          <w:sz w:val="19"/>
+        </w:rPr>
+        <w:t>饮食之忌：避免辛辣刺激、油腻煎炸食物，并慎食课件中列举的温补食材。</w:t>
+      </w:r>
+    </w:p>
+    <w:p>
+      <w:pPr>
+        <w:pStyle w:val="ListNumber"/>
+        <w:numPr>
+          <w:ilvl w:val="0"/>
+          <w:numId w:val="11"/>
+        </w:numPr>
+        <w:spacing w:after="80"/>
+        <w:ind w:left="504" w:hanging="259"/>
+      </w:pPr>
+      <w:r>
+        <w:rPr>
+          <w:rFonts w:ascii="Source Han Sans SC" w:hAnsi="Source Han Sans SC" w:eastAsia="Source Han Sans SC"/>
+          <w:b w:val="0"/>
+          <w:i w:val="0"/>
+          <w:color w:val="1B2E24"/>
+          <w:sz w:val="19"/>
+        </w:rPr>
+        <w:t>保证充足休息：建议保证7–8小时高质量睡眠，避免熬夜。</w:t>
+      </w:r>
+    </w:p>
+    <w:p>
+      <w:pPr>
+        <w:pStyle w:val="ListNumber"/>
+        <w:numPr>
+          <w:ilvl w:val="0"/>
+          <w:numId w:val="11"/>
+        </w:numPr>
+        <w:spacing w:after="80"/>
+        <w:ind w:left="504" w:hanging="259"/>
+      </w:pPr>
+      <w:r>
+        <w:rPr>
+          <w:rFonts w:ascii="Source Han Sans SC" w:hAnsi="Source Han Sans SC" w:eastAsia="Source Han Sans SC"/>
+          <w:b w:val="0"/>
+          <w:i w:val="0"/>
+          <w:color w:val="1B2E24"/>
+          <w:sz w:val="19"/>
+        </w:rPr>
+        <w:t>保持室内通风：课件样本建议每日开窗通风2–3次，每次30分钟。</w:t>
+      </w:r>
+    </w:p>
+    <w:p>
+      <w:pPr>
+        <w:pStyle w:val="ListNumber"/>
+        <w:numPr>
+          <w:ilvl w:val="0"/>
+          <w:numId w:val="11"/>
+        </w:numPr>
+        <w:spacing w:after="80"/>
+        <w:ind w:left="504" w:hanging="259"/>
+      </w:pPr>
+      <w:r>
+        <w:rPr>
+          <w:rFonts w:ascii="Source Han Sans SC" w:hAnsi="Source Han Sans SC" w:eastAsia="Source Han Sans SC"/>
+          <w:b w:val="0"/>
+          <w:i w:val="0"/>
+          <w:color w:val="1B2E24"/>
+          <w:sz w:val="19"/>
+        </w:rPr>
+        <w:t>减少过度用嗓：少说话，避免大声喊叫或长时间交谈，让咽喉和声带休息。</w:t>
+      </w:r>
+    </w:p>
+    <w:p>
+      <w:pPr>
+        <w:pStyle w:val="CoursewareIgnore"/>
+        <w:spacing w:after="60" w:line="288" w:lineRule="auto"/>
+        <w:jc w:val="left"/>
+      </w:pPr>
+      <w:r>
+        <w:rPr>
+          <w:rFonts w:ascii="Source Han Sans SC" w:hAnsi="Source Han Sans SC" w:eastAsia="Source Han Sans SC"/>
+          <w:b w:val="0"/>
+          <w:i w:val="0"/>
+          <w:color w:val="66736B"/>
+          <w:sz w:val="16"/>
+        </w:rPr>
+        <w:t>来源说明｜内部课件第 4.1 页；时长、频次和饮食建议需由审核人员确认。</w:t>
+      </w:r>
+    </w:p>
+    <w:p>
+      <w:pPr>
+        <w:pStyle w:val="Heading1"/>
+      </w:pPr>
+      <w:r>
+        <w:t>七、其他内容（可留空）</w:t>
+      </w:r>
+    </w:p>
+    <w:p>
+      <w:pPr>
+        <w:pStyle w:val="填写提示"/>
+        <w:spacing w:before="40" w:after="120" w:line="288" w:lineRule="auto"/>
+        <w:ind w:left="144" w:right="144"/>
+        <w:shd w:fill="E7F3E2"/>
+        <w:pBdr>
+          <w:left w:val="single" w:sz="18" w:space="8" w:color="009900"/>
+        </w:pBdr>
+      </w:pPr>
+      <w:r>
+        <w:rPr>
+          <w:rFonts w:ascii="Source Han Sans SC" w:hAnsi="Source Han Sans SC" w:eastAsia="Source Han Sans SC"/>
+          <w:b w:val="0"/>
+          <w:i w:val="0"/>
+          <w:color w:val="006B3C"/>
+          <w:sz w:val="19"/>
+        </w:rPr>
+        <w:t>填写提示｜不知道应放在哪个栏目时，把原文放在这里。系统会列入待确认，不会擅自丢弃或改写。</w:t>
+      </w:r>
+    </w:p>
+    <w:p>
+      <w:pPr>
+        <w:spacing w:after="60"/>
+      </w:pPr>
+      <w:r>
+        <w:rPr>
+          <w:rFonts w:ascii="Source Han Sans SC" w:hAnsi="Source Han Sans SC" w:eastAsia="Source Han Sans SC"/>
+          <w:b w:val="0"/>
+          <w:i/>
+          <w:color w:val="66736B"/>
+          <w:sz w:val="19"/>
+        </w:rPr>
+        <w:t>本样本无其他待归类内容。</w:t>
+      </w:r>
+    </w:p>
+    <w:p>
+      <w:r>
+        <w:br w:type="page"/>
+      </w:r>
+    </w:p>
+    <w:p>
+      <w:pPr>
+        <w:pStyle w:val="CoursewareIgnore"/>
+        <w:spacing w:after="120" w:line="288" w:lineRule="auto"/>
+        <w:jc w:val="left"/>
+      </w:pPr>
+      <w:r>
+        <w:rPr>
+          <w:rFonts w:ascii="Source Han Sans SC" w:hAnsi="Source Han Sans SC" w:eastAsia="Source Han Sans SC"/>
+          <w:b/>
+          <w:i w:val="0"/>
+          <w:color w:val="006B3C"/>
+          <w:sz w:val="36"/>
+        </w:rPr>
+        <w:t>图片准备｜两种方式都支持</w:t>
+      </w:r>
+    </w:p>
+    <w:p>
+      <w:pPr>
+        <w:pStyle w:val="填写提示"/>
+        <w:spacing w:before="40" w:after="120" w:line="288" w:lineRule="auto"/>
+        <w:ind w:left="144" w:right="144"/>
+        <w:shd w:fill="E7F3E2"/>
+        <w:pBdr>
+          <w:left w:val="single" w:sz="18" w:space="8" w:color="009900"/>
+        </w:pBdr>
+      </w:pPr>
+      <w:r>
+        <w:rPr>
+          <w:rFonts w:ascii="Source Han Sans SC" w:hAnsi="Source Han Sans SC" w:eastAsia="Source Han Sans SC"/>
+          <w:b w:val="0"/>
+          <w:i w:val="0"/>
+          <w:color w:val="006B3C"/>
+          <w:sz w:val="19"/>
+        </w:rPr>
+        <w:t>填写提示｜A. 有授权图片：直接粘贴；B. 没有插画：填写一句“图片主题”，项目自动生成候选或输出提示词。真实包装、说明书、检测报告、处方和品牌证据禁止 AI 仿造。</w:t>
+      </w:r>
+    </w:p>
+    <w:tbl>
+      <w:tblPr>
+        <w:tblW w:type="dxa" w:w="9360"/>
+        <w:jc w:val="left"/>
+        <w:tblLayout w:type="fixed"/>
+        <w:tblLook w:firstColumn="1" w:firstRow="1" w:lastColumn="0" w:lastRow="0" w:noHBand="0" w:noVBand="1" w:val="04A0"/>
+        <w:tblInd w:type="dxa" w:w="120"/>
+      </w:tblPr>
+      <w:tblGrid>
+        <w:gridCol w:w="1500"/>
+        <w:gridCol w:w="1550"/>
+        <w:gridCol w:w="4100"/>
+        <w:gridCol w:w="2210"/>
+      </w:tblGrid>
+      <w:tr>
+        <w:trPr>
+          <w:tblHeader w:val="true"/>
+        </w:trPr>
+        <w:tc>
+          <w:tcPr>
+            <w:tcW w:type="dxa" w:w="1500"/>
+            <w:tcMar>
+              <w:top w:w="80" w:type="dxa"/>
+              <w:bottom w:w="80" w:type="dxa"/>
+              <w:start w:w="120" w:type="dxa"/>
+              <w:end w:w="120" w:type="dxa"/>
+            </w:tcMar>
+            <w:vAlign w:val="center"/>
+            <w:tcBorders>
+              <w:top w:val="single" w:sz="6" w:color="C7D8C2"/>
+              <w:left w:val="single" w:sz="6" w:color="C7D8C2"/>
+              <w:bottom w:val="single" w:sz="6" w:color="C7D8C2"/>
+              <w:right w:val="single" w:sz="6" w:color="C7D8C2"/>
+              <w:insideH w:val="single" w:sz="6" w:color="C7D8C2"/>
+              <w:insideV w:val="single" w:sz="6" w:color="C7D8C2"/>
+            </w:tcBorders>
+            <w:shd w:fill="009900"/>
+          </w:tcPr>
+          <w:p>
+            <w:pPr>
+              <w:spacing w:before="0" w:after="0" w:line="276" w:lineRule="auto"/>
+            </w:pPr>
+            <w:r>
+              <w:rPr>
+                <w:rFonts w:ascii="Source Han Sans SC" w:hAnsi="Source Han Sans SC" w:eastAsia="Source Han Sans SC"/>
+                <w:b/>
+                <w:i w:val="0"/>
+                <w:color w:val="FFFFFF"/>
+                <w:sz w:val="19"/>
+              </w:rPr>
+              <w:t>课件位置</w:t>
+            </w:r>
+          </w:p>
+        </w:tc>
+        <w:tc>
+          <w:tcPr>
+            <w:tcW w:type="dxa" w:w="1550"/>
+            <w:tcMar>
+              <w:top w:w="80" w:type="dxa"/>
+              <w:bottom w:w="80" w:type="dxa"/>
+              <w:start w:w="120" w:type="dxa"/>
+              <w:end w:w="120" w:type="dxa"/>
+            </w:tcMar>
+            <w:vAlign w:val="center"/>
+            <w:tcBorders>
+              <w:top w:val="single" w:sz="6" w:color="C7D8C2"/>
+              <w:left w:val="single" w:sz="6" w:color="C7D8C2"/>
+              <w:bottom w:val="single" w:sz="6" w:color="C7D8C2"/>
+              <w:right w:val="single" w:sz="6" w:color="C7D8C2"/>
+              <w:insideH w:val="single" w:sz="6" w:color="C7D8C2"/>
+              <w:insideV w:val="single" w:sz="6" w:color="C7D8C2"/>
+            </w:tcBorders>
+            <w:shd w:fill="009900"/>
+          </w:tcPr>
+          <w:p>
+            <w:pPr>
+              <w:spacing w:before="0" w:after="0" w:line="276" w:lineRule="auto"/>
+            </w:pPr>
+            <w:r>
+              <w:rPr>
+                <w:rFonts w:ascii="Source Han Sans SC" w:hAnsi="Source Han Sans SC" w:eastAsia="Source Han Sans SC"/>
+                <w:b/>
+                <w:i w:val="0"/>
+                <w:color w:val="FFFFFF"/>
+                <w:sz w:val="19"/>
+              </w:rPr>
+              <w:t>处理方式</w:t>
+            </w:r>
+          </w:p>
+        </w:tc>
+        <w:tc>
+          <w:tcPr>
+            <w:tcW w:type="dxa" w:w="4100"/>
+            <w:tcMar>
+              <w:top w:w="80" w:type="dxa"/>
+              <w:bottom w:w="80" w:type="dxa"/>
+              <w:start w:w="120" w:type="dxa"/>
+              <w:end w:w="120" w:type="dxa"/>
+            </w:tcMar>
+            <w:vAlign w:val="center"/>
+            <w:tcBorders>
+              <w:top w:val="single" w:sz="6" w:color="C7D8C2"/>
+              <w:left w:val="single" w:sz="6" w:color="C7D8C2"/>
+              <w:bottom w:val="single" w:sz="6" w:color="C7D8C2"/>
+              <w:right w:val="single" w:sz="6" w:color="C7D8C2"/>
+              <w:insideH w:val="single" w:sz="6" w:color="C7D8C2"/>
+              <w:insideV w:val="single" w:sz="6" w:color="C7D8C2"/>
+            </w:tcBorders>
+            <w:shd w:fill="009900"/>
+          </w:tcPr>
+          <w:p>
+            <w:pPr>
+              <w:spacing w:before="0" w:after="0" w:line="276" w:lineRule="auto"/>
+            </w:pPr>
+            <w:r>
+              <w:rPr>
+                <w:rFonts w:ascii="Source Han Sans SC" w:hAnsi="Source Han Sans SC" w:eastAsia="Source Han Sans SC"/>
+                <w:b/>
+                <w:i w:val="0"/>
+                <w:color w:val="FFFFFF"/>
+                <w:sz w:val="19"/>
+              </w:rPr>
+              <w:t>业务提交内容</w:t>
+            </w:r>
+          </w:p>
+        </w:tc>
+        <w:tc>
+          <w:tcPr>
+            <w:tcW w:type="dxa" w:w="2210"/>
+            <w:tcMar>
+              <w:top w:w="80" w:type="dxa"/>
+              <w:bottom w:w="80" w:type="dxa"/>
+              <w:start w:w="120" w:type="dxa"/>
+              <w:end w:w="120" w:type="dxa"/>
+            </w:tcMar>
+            <w:vAlign w:val="center"/>
+            <w:tcBorders>
+              <w:top w:val="single" w:sz="6" w:color="C7D8C2"/>
+              <w:left w:val="single" w:sz="6" w:color="C7D8C2"/>
+              <w:bottom w:val="single" w:sz="6" w:color="C7D8C2"/>
+              <w:right w:val="single" w:sz="6" w:color="C7D8C2"/>
+              <w:insideH w:val="single" w:sz="6" w:color="C7D8C2"/>
+              <w:insideV w:val="single" w:sz="6" w:color="C7D8C2"/>
+            </w:tcBorders>
+            <w:shd w:fill="009900"/>
+          </w:tcPr>
+          <w:p>
+            <w:pPr>
+              <w:spacing w:before="0" w:after="0" w:line="276" w:lineRule="auto"/>
+            </w:pPr>
+            <w:r>
+              <w:rPr>
+                <w:rFonts w:ascii="Source Han Sans SC" w:hAnsi="Source Han Sans SC" w:eastAsia="Source Han Sans SC"/>
+                <w:b/>
+                <w:i w:val="0"/>
+                <w:color w:val="FFFFFF"/>
+                <w:sz w:val="19"/>
+              </w:rPr>
+              <w:t>直观示例</w:t>
+            </w:r>
+          </w:p>
+        </w:tc>
+      </w:tr>
+      <w:tr>
+        <w:trPr/>
+        <w:tc>
+          <w:tcPr>
+            <w:tcW w:type="dxa" w:w="1500"/>
+            <w:tcMar>
+              <w:top w:w="80" w:type="dxa"/>
+              <w:bottom w:w="80" w:type="dxa"/>
+              <w:start w:w="120" w:type="dxa"/>
+              <w:end w:w="120" w:type="dxa"/>
+            </w:tcMar>
+            <w:vAlign w:val="center"/>
+            <w:tcBorders>
+              <w:top w:val="single" w:sz="6" w:color="C7D8C2"/>
+              <w:left w:val="single" w:sz="6" w:color="C7D8C2"/>
+              <w:bottom w:val="single" w:sz="6" w:color="C7D8C2"/>
+              <w:right w:val="single" w:sz="6" w:color="C7D8C2"/>
+              <w:insideH w:val="single" w:sz="6" w:color="C7D8C2"/>
+              <w:insideV w:val="single" w:sz="6" w:color="C7D8C2"/>
+            </w:tcBorders>
+          </w:tcPr>
+          <w:p>
+            <w:pPr>
+              <w:spacing w:before="0" w:after="0" w:line="276" w:lineRule="auto"/>
+            </w:pPr>
+            <w:r>
+              <w:rPr>
+                <w:rFonts w:ascii="Source Han Sans SC" w:hAnsi="Source Han Sans SC" w:eastAsia="Source Han Sans SC"/>
+                <w:b w:val="0"/>
+                <w:i w:val="0"/>
+                <w:color w:val="1B2E24"/>
+                <w:sz w:val="16"/>
+              </w:rPr>
+              <w:t>02 商品展示</w:t>
+            </w:r>
+          </w:p>
+        </w:tc>
+        <w:tc>
+          <w:tcPr>
+            <w:tcW w:type="dxa" w:w="1550"/>
+            <w:tcMar>
+              <w:top w:w="80" w:type="dxa"/>
+              <w:bottom w:w="80" w:type="dxa"/>
+              <w:start w:w="120" w:type="dxa"/>
+              <w:end w:w="120" w:type="dxa"/>
+            </w:tcMar>
+            <w:vAlign w:val="center"/>
+            <w:tcBorders>
+              <w:top w:val="single" w:sz="6" w:color="C7D8C2"/>
+              <w:left w:val="single" w:sz="6" w:color="C7D8C2"/>
+              <w:bottom w:val="single" w:sz="6" w:color="C7D8C2"/>
+              <w:right w:val="single" w:sz="6" w:color="C7D8C2"/>
+              <w:insideH w:val="single" w:sz="6" w:color="C7D8C2"/>
+              <w:insideV w:val="single" w:sz="6" w:color="C7D8C2"/>
+            </w:tcBorders>
+          </w:tcPr>
+          <w:p>
+            <w:pPr>
+              <w:spacing w:before="0" w:after="0" w:line="276" w:lineRule="auto"/>
+            </w:pPr>
+            <w:r>
+              <w:rPr>
+                <w:rFonts w:ascii="Source Han Sans SC" w:hAnsi="Source Han Sans SC" w:eastAsia="Source Han Sans SC"/>
+                <w:b w:val="0"/>
+                <w:i w:val="0"/>
+                <w:color w:val="1B2E24"/>
+                <w:sz w:val="16"/>
+              </w:rPr>
+              <w:t>授权原图</w:t>
+            </w:r>
+          </w:p>
+        </w:tc>
+        <w:tc>
+          <w:tcPr>
+            <w:tcW w:type="dxa" w:w="4100"/>
+            <w:tcMar>
+              <w:top w:w="80" w:type="dxa"/>
+              <w:bottom w:w="80" w:type="dxa"/>
+              <w:start w:w="120" w:type="dxa"/>
+              <w:end w:w="120" w:type="dxa"/>
+            </w:tcMar>
+            <w:vAlign w:val="center"/>
+            <w:tcBorders>
+              <w:top w:val="single" w:sz="6" w:color="C7D8C2"/>
+              <w:left w:val="single" w:sz="6" w:color="C7D8C2"/>
+              <w:bottom w:val="single" w:sz="6" w:color="C7D8C2"/>
+              <w:right w:val="single" w:sz="6" w:color="C7D8C2"/>
+              <w:insideH w:val="single" w:sz="6" w:color="C7D8C2"/>
+              <w:insideV w:val="single" w:sz="6" w:color="C7D8C2"/>
+            </w:tcBorders>
+          </w:tcPr>
+          <w:p>
+            <w:pPr>
+              <w:spacing w:before="0" w:after="0" w:line="276" w:lineRule="auto"/>
+            </w:pPr>
+            <w:r>
+              <w:rPr>
+                <w:rFonts w:ascii="Source Han Sans SC" w:hAnsi="Source Han Sans SC" w:eastAsia="Source Han Sans SC"/>
+                <w:b w:val="0"/>
+                <w:i w:val="0"/>
+                <w:color w:val="1B2E24"/>
+                <w:sz w:val="16"/>
+              </w:rPr>
+              <w:t>粘贴高清商品包装图</w:t>
+            </w:r>
+          </w:p>
+        </w:tc>
+        <w:tc>
+          <w:tcPr>
+            <w:tcW w:type="dxa" w:w="2210"/>
+            <w:tcMar>
+              <w:top w:w="80" w:type="dxa"/>
+              <w:bottom w:w="80" w:type="dxa"/>
+              <w:start w:w="120" w:type="dxa"/>
+              <w:end w:w="120" w:type="dxa"/>
+            </w:tcMar>
+            <w:vAlign w:val="center"/>
+            <w:tcBorders>
+              <w:top w:val="single" w:sz="6" w:color="C7D8C2"/>
+              <w:left w:val="single" w:sz="6" w:color="C7D8C2"/>
+              <w:bottom w:val="single" w:sz="6" w:color="C7D8C2"/>
+              <w:right w:val="single" w:sz="6" w:color="C7D8C2"/>
+              <w:insideH w:val="single" w:sz="6" w:color="C7D8C2"/>
+              <w:insideV w:val="single" w:sz="6" w:color="C7D8C2"/>
+            </w:tcBorders>
+          </w:tcPr>
+          <w:p>
+            <w:pPr>
+              <w:spacing w:before="0" w:after="0" w:line="276" w:lineRule="auto"/>
+              <w:jc w:val="center"/>
+            </w:pPr>
+            <w:r>
+              <w:rPr>
+                <w:rFonts w:ascii="Source Han Sans SC" w:hAnsi="Source Han Sans SC" w:eastAsia="Source Han Sans SC"/>
+                <w:b w:val="0"/>
+                <w:i w:val="0"/>
+                <w:color w:val="1B2E24"/>
+                <w:sz w:val="16"/>
+              </w:rPr>
+            </w:r>
+            <w:r>
+              <w:rPr>
+                <w:rFonts w:ascii="Source Han Sans SC" w:hAnsi="Source Han Sans SC" w:eastAsia="Source Han Sans SC"/>
+                <w:b w:val="0"/>
+                <w:i w:val="0"/>
+                <w:color w:val="1B2E24"/>
+                <w:sz w:val="16"/>
+              </w:rPr>
+              <w:drawing>
+                <wp:inline xmlns:a="http://schemas.openxmlformats.org/drawingml/2006/main" xmlns:pic="http://schemas.openxmlformats.org/drawingml/2006/picture">
+                  <wp:extent cx="822960" cy="827494"/>
+                  <wp:docPr id="2" name="Picture 2" descr="内部 PDF 商品包装裁图"/>
+                  <wp:cNvGraphicFramePr>
+                    <a:graphicFrameLocks noChangeAspect="1"/>
+                  </wp:cNvGraphicFramePr>
+                  <a:graphic>
+                    <a:graphicData uri="http://schemas.openxmlformats.org/drawingml/2006/picture">
+                      <pic:pic>
+                        <pic:nvPicPr>
+                          <pic:cNvPr id="0" name="slide09-packshot.png"/>
+                          <pic:cNvPicPr/>
+                        </pic:nvPicPr>
+                        <pic:blipFill>
+                          <a:blip r:embed="rId11"/>
+                          <a:stretch>
+                            <a:fillRect/>
+                          </a:stretch>
+                        </pic:blipFill>
+                        <pic:spPr>
+                          <a:xfrm>
+                            <a:off x="0" y="0"/>
+                            <a:ext cx="822960" cy="827494"/>
+                          </a:xfrm>
+                          <a:prstGeom prst="rect"/>
+                        </pic:spPr>
+                      </pic:pic>
+                    </a:graphicData>
+                  </a:graphic>
+                </wp:inline>
+              </w:drawing>
+            </w:r>
+          </w:p>
+        </w:tc>
+      </w:tr>
+      <w:tr>
+        <w:trPr/>
+        <w:tc>
+          <w:tcPr>
+            <w:tcW w:type="dxa" w:w="1500"/>
+            <w:tcMar>
+              <w:top w:w="80" w:type="dxa"/>
+              <w:bottom w:w="80" w:type="dxa"/>
+              <w:start w:w="120" w:type="dxa"/>
+              <w:end w:w="120" w:type="dxa"/>
+            </w:tcMar>
+            <w:vAlign w:val="center"/>
+            <w:tcBorders>
+              <w:top w:val="single" w:sz="6" w:color="C7D8C2"/>
+              <w:left w:val="single" w:sz="6" w:color="C7D8C2"/>
+              <w:bottom w:val="single" w:sz="6" w:color="C7D8C2"/>
+              <w:right w:val="single" w:sz="6" w:color="C7D8C2"/>
+              <w:insideH w:val="single" w:sz="6" w:color="C7D8C2"/>
+              <w:insideV w:val="single" w:sz="6" w:color="C7D8C2"/>
+            </w:tcBorders>
+          </w:tcPr>
+          <w:p>
+            <w:pPr>
+              <w:spacing w:before="0" w:after="0" w:line="276" w:lineRule="auto"/>
+            </w:pPr>
+            <w:r>
+              <w:rPr>
+                <w:rFonts w:ascii="Source Han Sans SC" w:hAnsi="Source Han Sans SC" w:eastAsia="Source Han Sans SC"/>
+                <w:b w:val="0"/>
+                <w:i w:val="0"/>
+                <w:color w:val="1B2E24"/>
+                <w:sz w:val="16"/>
+              </w:rPr>
+              <w:t>04 日常关怀</w:t>
+            </w:r>
+          </w:p>
+        </w:tc>
+        <w:tc>
+          <w:tcPr>
+            <w:tcW w:type="dxa" w:w="1550"/>
+            <w:tcMar>
+              <w:top w:w="80" w:type="dxa"/>
+              <w:bottom w:w="80" w:type="dxa"/>
+              <w:start w:w="120" w:type="dxa"/>
+              <w:end w:w="120" w:type="dxa"/>
+            </w:tcMar>
+            <w:vAlign w:val="center"/>
+            <w:tcBorders>
+              <w:top w:val="single" w:sz="6" w:color="C7D8C2"/>
+              <w:left w:val="single" w:sz="6" w:color="C7D8C2"/>
+              <w:bottom w:val="single" w:sz="6" w:color="C7D8C2"/>
+              <w:right w:val="single" w:sz="6" w:color="C7D8C2"/>
+              <w:insideH w:val="single" w:sz="6" w:color="C7D8C2"/>
+              <w:insideV w:val="single" w:sz="6" w:color="C7D8C2"/>
+            </w:tcBorders>
+          </w:tcPr>
+          <w:p>
+            <w:pPr>
+              <w:spacing w:before="0" w:after="0" w:line="276" w:lineRule="auto"/>
+            </w:pPr>
+            <w:r>
+              <w:rPr>
+                <w:rFonts w:ascii="Source Han Sans SC" w:hAnsi="Source Han Sans SC" w:eastAsia="Source Han Sans SC"/>
+                <w:b w:val="0"/>
+                <w:i w:val="0"/>
+                <w:color w:val="1B2E24"/>
+                <w:sz w:val="16"/>
+              </w:rPr>
+              <w:t>AI 辅助插画</w:t>
+            </w:r>
+          </w:p>
+        </w:tc>
+        <w:tc>
+          <w:tcPr>
+            <w:tcW w:type="dxa" w:w="4100"/>
+            <w:tcMar>
+              <w:top w:w="80" w:type="dxa"/>
+              <w:bottom w:w="80" w:type="dxa"/>
+              <w:start w:w="120" w:type="dxa"/>
+              <w:end w:w="120" w:type="dxa"/>
+            </w:tcMar>
+            <w:vAlign w:val="center"/>
+            <w:tcBorders>
+              <w:top w:val="single" w:sz="6" w:color="C7D8C2"/>
+              <w:left w:val="single" w:sz="6" w:color="C7D8C2"/>
+              <w:bottom w:val="single" w:sz="6" w:color="C7D8C2"/>
+              <w:right w:val="single" w:sz="6" w:color="C7D8C2"/>
+              <w:insideH w:val="single" w:sz="6" w:color="C7D8C2"/>
+              <w:insideV w:val="single" w:sz="6" w:color="C7D8C2"/>
+            </w:tcBorders>
+          </w:tcPr>
+          <w:p>
+            <w:pPr>
+              <w:spacing w:before="0" w:after="0" w:line="276" w:lineRule="auto"/>
+            </w:pPr>
+            <w:r>
+              <w:rPr>
+                <w:rFonts w:ascii="Source Han Sans SC" w:hAnsi="Source Han Sans SC" w:eastAsia="Source Han Sans SC"/>
+                <w:b w:val="0"/>
+                <w:i w:val="0"/>
+                <w:color w:val="1B2E24"/>
+                <w:sz w:val="16"/>
+              </w:rPr>
+              <w:t>图片主题：药师提醒成年患者清淡饮食，餐桌上有蔬菜和清淡食物</w:t>
+            </w:r>
+          </w:p>
+        </w:tc>
+        <w:tc>
+          <w:tcPr>
+            <w:tcW w:type="dxa" w:w="2210"/>
+            <w:tcMar>
+              <w:top w:w="80" w:type="dxa"/>
+              <w:bottom w:w="80" w:type="dxa"/>
+              <w:start w:w="120" w:type="dxa"/>
+              <w:end w:w="120" w:type="dxa"/>
+            </w:tcMar>
+            <w:vAlign w:val="center"/>
+            <w:tcBorders>
+              <w:top w:val="single" w:sz="6" w:color="C7D8C2"/>
+              <w:left w:val="single" w:sz="6" w:color="C7D8C2"/>
+              <w:bottom w:val="single" w:sz="6" w:color="C7D8C2"/>
+              <w:right w:val="single" w:sz="6" w:color="C7D8C2"/>
+              <w:insideH w:val="single" w:sz="6" w:color="C7D8C2"/>
+              <w:insideV w:val="single" w:sz="6" w:color="C7D8C2"/>
+            </w:tcBorders>
+          </w:tcPr>
+          <w:p>
+            <w:pPr>
+              <w:spacing w:before="0" w:after="0" w:line="276" w:lineRule="auto"/>
+              <w:jc w:val="center"/>
+            </w:pPr>
+            <w:r>
+              <w:rPr>
+                <w:rFonts w:ascii="Source Han Sans SC" w:hAnsi="Source Han Sans SC" w:eastAsia="Source Han Sans SC"/>
+                <w:b w:val="0"/>
+                <w:i w:val="0"/>
+                <w:color w:val="1B2E24"/>
+                <w:sz w:val="16"/>
+              </w:rPr>
+            </w:r>
+            <w:r>
+              <w:rPr>
+                <w:rFonts w:ascii="Source Han Sans SC" w:hAnsi="Source Han Sans SC" w:eastAsia="Source Han Sans SC"/>
+                <w:b w:val="0"/>
+                <w:i w:val="0"/>
+                <w:color w:val="1B2E24"/>
+                <w:sz w:val="16"/>
+              </w:rPr>
+              <w:drawing>
+                <wp:inline xmlns:a="http://schemas.openxmlformats.org/drawingml/2006/main" xmlns:pic="http://schemas.openxmlformats.org/drawingml/2006/picture">
+                  <wp:extent cx="822960" cy="822960"/>
+                  <wp:docPr id="3" name="Picture 3" descr="清淡饮食候选插画，非医学证据图"/>
+                  <wp:cNvGraphicFramePr>
+                    <a:graphicFrameLocks noChangeAspect="1"/>
+                  </wp:cNvGraphicFramePr>
+                  <a:graphic>
+                    <a:graphicData uri="http://schemas.openxmlformats.org/drawingml/2006/picture">
+                      <pic:pic>
+                        <pic:nvPicPr>
+                          <pic:cNvPr id="0" name="light-diet-dashenlin-v1.png"/>
+                          <pic:cNvPicPr/>
+                        </pic:nvPicPr>
+                        <pic:blipFill>
+                          <a:blip r:embed="rId12"/>
+                          <a:stretch>
+                            <a:fillRect/>
+                          </a:stretch>
+                        </pic:blipFill>
+                        <pic:spPr>
+                          <a:xfrm>
+                            <a:off x="0" y="0"/>
+                            <a:ext cx="822960" cy="822960"/>
+                          </a:xfrm>
+                          <a:prstGeom prst="rect"/>
+                        </pic:spPr>
+                      </pic:pic>
+                    </a:graphicData>
+                  </a:graphic>
+                </wp:inline>
+              </w:drawing>
+            </w:r>
+          </w:p>
+        </w:tc>
+      </w:tr>
+    </w:tbl>
+    <w:p>
+      <w:pPr>
+        <w:pStyle w:val="CoursewareIgnore"/>
+        <w:spacing w:after="80" w:line="288" w:lineRule="auto"/>
+        <w:jc w:val="left"/>
+      </w:pPr>
+      <w:r>
+        <w:rPr>
+          <w:rFonts w:ascii="Source Han Sans SC" w:hAnsi="Source Han Sans SC" w:eastAsia="Source Han Sans SC"/>
+          <w:b/>
+          <w:i w:val="0"/>
+          <w:color w:val="006B3C"/>
+          <w:sz w:val="24"/>
+        </w:rPr>
+        <w:t>插画质量要求</w:t>
+      </w:r>
+    </w:p>
+    <w:p>
+      <w:pPr>
+        <w:pStyle w:val="CoursewareIgnore"/>
+        <w:spacing w:after="60"/>
+        <w:ind w:left="403" w:hanging="230"/>
+      </w:pPr>
+      <w:r>
+        <w:rPr>
+          <w:rFonts w:ascii="Source Han Sans SC" w:hAnsi="Source Han Sans SC" w:eastAsia="Source Han Sans SC"/>
+          <w:b w:val="0"/>
+          <w:i w:val="0"/>
+          <w:color w:val="1B2E24"/>
+          <w:sz w:val="19"/>
+        </w:rPr>
+        <w:t>• 浅色背景、品牌绿色主线、柔和扁平医药科普插画；人物与医疗物件自然。</w:t>
+      </w:r>
+    </w:p>
+    <w:p>
+      <w:pPr>
+        <w:pStyle w:val="CoursewareIgnore"/>
+        <w:spacing w:after="60"/>
+        <w:ind w:left="403" w:hanging="230"/>
+      </w:pPr>
+      <w:r>
+        <w:rPr>
+          <w:rFonts w:ascii="Source Han Sans SC" w:hAnsi="Source Han Sans SC" w:eastAsia="Source Han Sans SC"/>
+          <w:b w:val="0"/>
+          <w:i w:val="0"/>
+          <w:color w:val="1B2E24"/>
+          <w:sz w:val="19"/>
+        </w:rPr>
+        <w:t>• 图片本身不生成文字、药名、剂量、Logo、水印或新的医学结论。</w:t>
+      </w:r>
+    </w:p>
+    <w:p>
+      <w:pPr>
+        <w:pStyle w:val="CoursewareIgnore"/>
+        <w:spacing w:after="60"/>
+        <w:ind w:left="403" w:hanging="230"/>
+      </w:pPr>
+      <w:r>
+        <w:rPr>
+          <w:rFonts w:ascii="Source Han Sans SC" w:hAnsi="Source Han Sans SC" w:eastAsia="Source Han Sans SC"/>
+          <w:b w:val="0"/>
+          <w:i w:val="0"/>
+          <w:color w:val="1B2E24"/>
+          <w:sz w:val="19"/>
+        </w:rPr>
+        <w:t>• 建议方形高清 PNG，不低于 1536×1536；四周留安全区，便于课件裁切。</w:t>
+      </w:r>
+    </w:p>
+    <w:p>
+      <w:pPr>
+        <w:pStyle w:val="CoursewareIgnore"/>
+        <w:spacing w:after="60"/>
+        <w:ind w:left="403" w:hanging="230"/>
+      </w:pPr>
+      <w:r>
+        <w:rPr>
+          <w:rFonts w:ascii="Source Han Sans SC" w:hAnsi="Source Han Sans SC" w:eastAsia="Source Han Sans SC"/>
+          <w:b w:val="0"/>
+          <w:i w:val="0"/>
+          <w:color w:val="1B2E24"/>
+          <w:sz w:val="19"/>
+        </w:rPr>
+        <w:t>• AI 图只作辅助候选，必须经过药师和视觉复核后再进入正式 PPTX。</w:t>
+      </w:r>
+    </w:p>
+    <w:p>
+      <w:pPr>
+        <w:pStyle w:val="CoursewareIgnore"/>
+        <w:spacing w:after="60" w:line="288" w:lineRule="auto"/>
+        <w:jc w:val="left"/>
+      </w:pPr>
+      <w:r>
+        <w:rPr>
+          <w:rFonts w:ascii="Source Han Sans SC" w:hAnsi="Source Han Sans SC" w:eastAsia="Source Han Sans SC"/>
+          <w:b w:val="0"/>
+          <w:i w:val="0"/>
+          <w:color w:val="66736B"/>
+          <w:sz w:val="16"/>
+        </w:rPr>
+        <w:t>来源说明｜商品包装示例裁自用户提供的内部 PDF；清淡饮食图为候选风格示意、非医学证据图。</w:t>
+      </w:r>
+    </w:p>
+    <w:p>
+      <w:r>
+        <w:br w:type="page"/>
+      </w:r>
+    </w:p>
+    <w:p>
+      <w:pPr>
+        <w:pStyle w:val="CoursewareIgnore"/>
+        <w:spacing w:after="140" w:line="288" w:lineRule="auto"/>
+        <w:jc w:val="left"/>
+      </w:pPr>
+      <w:r>
+        <w:rPr>
+          <w:rFonts w:ascii="Source Han Sans SC" w:hAnsi="Source Han Sans SC" w:eastAsia="Source Han Sans SC"/>
+          <w:b/>
+          <w:i w:val="0"/>
+          <w:color w:val="006B3C"/>
+          <w:sz w:val="36"/>
+        </w:rPr>
+        <w:t>提交前 1 分钟自查</w:t>
+      </w:r>
+    </w:p>
+    <w:p>
+      <w:pPr>
+        <w:pStyle w:val="CoursewareIgnore"/>
+        <w:spacing w:after="100" w:line="288" w:lineRule="auto"/>
+        <w:jc w:val="left"/>
+      </w:pPr>
+      <w:r>
+        <w:rPr>
+          <w:rFonts w:ascii="Source Han Sans SC" w:hAnsi="Source Han Sans SC" w:eastAsia="Source Han Sans SC"/>
+          <w:b w:val="0"/>
+          <w:i w:val="0"/>
+          <w:color w:val="1B2E24"/>
+          <w:sz w:val="20"/>
+        </w:rPr>
+        <w:t>□ 一份 Word 只写一个商品；批量时复制成多份文件。</w:t>
+      </w:r>
+    </w:p>
+    <w:p>
+      <w:pPr>
+        <w:pStyle w:val="CoursewareIgnore"/>
+        <w:spacing w:after="100" w:line="288" w:lineRule="auto"/>
+        <w:jc w:val="left"/>
+      </w:pPr>
+      <w:r>
+        <w:rPr>
+          <w:rFonts w:ascii="Source Han Sans SC" w:hAnsi="Source Han Sans SC" w:eastAsia="Source Han Sans SC"/>
+          <w:b w:val="0"/>
+          <w:i w:val="0"/>
+          <w:color w:val="1B2E24"/>
+          <w:sz w:val="20"/>
+        </w:rPr>
+        <w:t>□ 商品名称和课程主题已替换；没有资料的栏目已留空，而不是自行补写。</w:t>
+      </w:r>
+    </w:p>
+    <w:p>
+      <w:pPr>
+        <w:pStyle w:val="CoursewareIgnore"/>
+        <w:spacing w:after="100" w:line="288" w:lineRule="auto"/>
+        <w:jc w:val="left"/>
+      </w:pPr>
+      <w:r>
+        <w:rPr>
+          <w:rFonts w:ascii="Source Han Sans SC" w:hAnsi="Source Han Sans SC" w:eastAsia="Source Han Sans SC"/>
+          <w:b w:val="0"/>
+          <w:i w:val="0"/>
+          <w:color w:val="1B2E24"/>
+          <w:sz w:val="20"/>
+        </w:rPr>
+        <w:t>□ 功效、用法用量、禁忌、数据、联合用药和销售话术均为内部审核终稿。</w:t>
+      </w:r>
+    </w:p>
+    <w:p>
+      <w:pPr>
+        <w:pStyle w:val="CoursewareIgnore"/>
+        <w:spacing w:after="100" w:line="288" w:lineRule="auto"/>
+        <w:jc w:val="left"/>
+      </w:pPr>
+      <w:r>
+        <w:rPr>
+          <w:rFonts w:ascii="Source Han Sans SC" w:hAnsi="Source Han Sans SC" w:eastAsia="Source Han Sans SC"/>
+          <w:b w:val="0"/>
+          <w:i w:val="0"/>
+          <w:color w:val="1B2E24"/>
+          <w:sz w:val="20"/>
+        </w:rPr>
+        <w:t>□ 真实包装、说明书和证据资料均使用公司授权原图。</w:t>
+      </w:r>
+    </w:p>
+    <w:p>
+      <w:pPr>
+        <w:pStyle w:val="CoursewareIgnore"/>
+        <w:spacing w:after="100" w:line="288" w:lineRule="auto"/>
+        <w:jc w:val="left"/>
+      </w:pPr>
+      <w:r>
+        <w:rPr>
+          <w:rFonts w:ascii="Source Han Sans SC" w:hAnsi="Source Han Sans SC" w:eastAsia="Source Han Sans SC"/>
+          <w:b w:val="0"/>
+          <w:i w:val="0"/>
+          <w:color w:val="1B2E24"/>
+          <w:sz w:val="20"/>
+        </w:rPr>
+        <w:t>□ 需要 AI 插画的位置只填写了图片主题，且没有要求生成药名、剂量、Logo 或包装。</w:t>
+      </w:r>
+    </w:p>
+    <w:p>
+      <w:pPr>
+        <w:pStyle w:val="CoursewareIgnore"/>
+        <w:spacing w:after="100" w:line="288" w:lineRule="auto"/>
+        <w:jc w:val="left"/>
+      </w:pPr>
+      <w:r>
+        <w:rPr>
+          <w:rFonts w:ascii="Source Han Sans SC" w:hAnsi="Source Han Sans SC" w:eastAsia="Source Han Sans SC"/>
+          <w:b w:val="0"/>
+          <w:i w:val="0"/>
+          <w:color w:val="1B2E24"/>
+          <w:sz w:val="20"/>
+        </w:rPr>
+        <w:t>□ 文件名使用“商品名称_版本日期.docx”，多份 Word 已放入同一文件夹。</w:t>
+      </w:r>
+    </w:p>
+    <w:p>
+      <w:pPr>
+        <w:pStyle w:val="填写提示"/>
+        <w:spacing w:before="40" w:after="120" w:line="288" w:lineRule="auto"/>
+        <w:ind w:left="144" w:right="144"/>
+        <w:shd w:fill="E7F3E2"/>
+        <w:pBdr>
+          <w:left w:val="single" w:sz="18" w:space="8" w:color="009900"/>
+        </w:pBdr>
+      </w:pPr>
+      <w:r>
+        <w:rPr>
+          <w:rFonts w:ascii="Source Han Sans SC" w:hAnsi="Source Han Sans SC" w:eastAsia="Source Han Sans SC"/>
+          <w:b w:val="0"/>
+          <w:i w:val="0"/>
+          <w:color w:val="006B3C"/>
+          <w:sz w:val="19"/>
+        </w:rPr>
+        <w:t>填写提示｜系统会自动识别栏目、生成同品牌版式，并把缺失项保留为空；生成后的 PPTX 仍可继续补文字和粘贴最终图片。正式发布前必须完成内容与素材审核。</w:t>
+      </w:r>
+    </w:p>
+    <w:p>
+      <w:pPr>
+        <w:pStyle w:val="CoursewareIgnore"/>
+        <w:spacing w:after="80" w:line="288" w:lineRule="auto"/>
+        <w:jc w:val="left"/>
+      </w:pPr>
+      <w:r>
+        <w:rPr>
+          <w:rFonts w:ascii="Source Han Sans SC" w:hAnsi="Source Han Sans SC" w:eastAsia="Source Han Sans SC"/>
+          <w:b/>
+          <w:i w:val="0"/>
+          <w:color w:val="006B3C"/>
+          <w:sz w:val="26"/>
+        </w:rPr>
+        <w:t>这份真实样本怎么复用</w:t>
+      </w:r>
+    </w:p>
+    <w:p>
+      <w:pPr>
+        <w:pStyle w:val="ListNumber"/>
+        <w:numPr>
+          <w:ilvl w:val="0"/>
+          <w:numId w:val="12"/>
+        </w:numPr>
+        <w:spacing w:after="80"/>
+        <w:ind w:left="504" w:hanging="259"/>
+      </w:pPr>
+      <w:r>
+        <w:rPr>
+          <w:rFonts w:ascii="Source Han Sans SC" w:hAnsi="Source Han Sans SC" w:eastAsia="Source Han Sans SC"/>
+          <w:b w:val="0"/>
+          <w:i w:val="0"/>
+          <w:color w:val="1B2E24"/>
+          <w:sz w:val="19"/>
+        </w:rPr>
+        <w:t>保留各级栏目标题。</w:t>
+      </w:r>
+    </w:p>
+    <w:p>
+      <w:pPr>
+        <w:pStyle w:val="ListNumber"/>
+        <w:numPr>
+          <w:ilvl w:val="0"/>
+          <w:numId w:val="12"/>
+        </w:numPr>
+        <w:spacing w:after="80"/>
+        <w:ind w:left="504" w:hanging="259"/>
+      </w:pPr>
+      <w:r>
+        <w:rPr>
+          <w:rFonts w:ascii="Source Han Sans SC" w:hAnsi="Source Han Sans SC" w:eastAsia="Source Han Sans SC"/>
+          <w:b w:val="0"/>
+          <w:i w:val="0"/>
+          <w:color w:val="1B2E24"/>
+          <w:sz w:val="19"/>
+        </w:rPr>
+        <w:t>删除本商品正文，粘贴新商品的审核内容。</w:t>
+      </w:r>
+    </w:p>
+    <w:p>
+      <w:pPr>
+        <w:pStyle w:val="ListNumber"/>
+        <w:numPr>
+          <w:ilvl w:val="0"/>
+          <w:numId w:val="12"/>
+        </w:numPr>
+        <w:spacing w:after="80"/>
+        <w:ind w:left="504" w:hanging="259"/>
+      </w:pPr>
+      <w:r>
+        <w:rPr>
+          <w:rFonts w:ascii="Source Han Sans SC" w:hAnsi="Source Han Sans SC" w:eastAsia="Source Han Sans SC"/>
+          <w:b w:val="0"/>
+          <w:i w:val="0"/>
+          <w:color w:val="1B2E24"/>
+          <w:sz w:val="19"/>
+        </w:rPr>
+        <w:t>按需要增删条目；不要为了凑页数编写内容。</w:t>
+      </w:r>
+    </w:p>
+    <w:p>
+      <w:pPr>
+        <w:pStyle w:val="ListNumber"/>
+        <w:numPr>
+          <w:ilvl w:val="0"/>
+          <w:numId w:val="12"/>
+        </w:numPr>
+        <w:spacing w:after="80"/>
+        <w:ind w:left="504" w:hanging="259"/>
+      </w:pPr>
+      <w:r>
+        <w:rPr>
+          <w:rFonts w:ascii="Source Han Sans SC" w:hAnsi="Source Han Sans SC" w:eastAsia="Source Han Sans SC"/>
+          <w:b w:val="0"/>
+          <w:i w:val="0"/>
+          <w:color w:val="1B2E24"/>
+          <w:sz w:val="19"/>
+        </w:rPr>
+        <w:t>保存为新文件，继续复制下一商品。</w:t>
+      </w:r>
+    </w:p>
+    <w:p>
+      <w:pPr>
+        <w:pStyle w:val="CoursewareIgnore"/>
+        <w:spacing w:after="0" w:line="288" w:lineRule="auto"/>
+        <w:jc w:val="left"/>
+      </w:pPr>
+      <w:r>
+        <w:rPr>
+          <w:rFonts w:ascii="Source Han Sans SC" w:hAnsi="Source Han Sans SC" w:eastAsia="Source Han Sans SC"/>
+          <w:b w:val="0"/>
+          <w:i w:val="0"/>
+          <w:color w:val="66736B"/>
+          <w:sz w:val="17"/>
+        </w:rPr>
+        <w:t>合规声明｜本样本内容来自用户提供的内部课件，仅用于展示业务资料整理和模板生成方法；它不替代药品说明书、公司药师审核、数据证据审核或合规法务确认。</w:t>
       </w:r>
     </w:p>
     <w:sectPr>
-      <w:footerReference w:type="default" r:id="rId9"/>
+      <w:headerReference w:type="default" r:id="rId9"/>
+      <w:footerReference w:type="default" r:id="rId10"/>
       <w:pgSz w:w="12240" w:h="15840"/>
-      <w:pgMar w:top="1440" w:right="1440" w:bottom="1440" w:left="1440" w:header="708" w:footer="708" w:gutter="0"/>
+      <w:pgMar w:top="1123" w:right="1123" w:bottom="1123" w:left="1123" w:header="518" w:footer="518" w:gutter="0"/>
       <w:cols w:space="720"/>
       <w:docGrid w:linePitch="360"/>
     </w:sectPr>
@@ -445,28 +5494,67 @@
     </w:pPr>
     <w:r>
       <w:rPr>
-        <w:rFonts w:ascii="PingFang SC" w:hAnsi="PingFang SC" w:eastAsia="PingFang SC"/>
+        <w:rFonts w:ascii="Source Han Sans SC" w:hAnsi="Source Han Sans SC" w:eastAsia="Source Han Sans SC"/>
         <w:b w:val="0"/>
         <w:i w:val="0"/>
-        <w:color w:val="606B76"/>
+        <w:color w:val="66736B"/>
         <w:sz w:val="18"/>
       </w:rPr>
-      <w:t>一份 Word 对应一个课件主题｜</w:t>
+      <w:t xml:space="preserve">第 </w:t>
+      <w:fldChar w:fldCharType="begin"/>
+      <w:instrText xml:space="preserve"> PAGE </w:instrText>
+      <w:fldChar w:fldCharType="separate"/>
+      <w:t>1</w:t>
+      <w:fldChar w:fldCharType="end"/>
     </w:r>
     <w:r>
       <w:rPr>
-        <w:rFonts w:ascii="PingFang SC" w:hAnsi="PingFang SC" w:eastAsia="PingFang SC"/>
+        <w:rFonts w:ascii="Source Han Sans SC" w:hAnsi="Source Han Sans SC" w:eastAsia="Source Han Sans SC"/>
         <w:b w:val="0"/>
         <w:i w:val="0"/>
-        <w:color w:val="606B76"/>
+        <w:color w:val="66736B"/>
         <w:sz w:val="18"/>
       </w:rPr>
-      <w:fldChar w:fldCharType="begin"/>
-      <w:instrText xml:space="preserve"> PAGE </w:instrText>
-      <w:fldChar w:fldCharType="end"/>
+      <w:t xml:space="preserve"> 页</w:t>
     </w:r>
   </w:p>
 </w:ftr>
+</file>
+
+<file path=word/header1.xml><?xml version="1.0" encoding="utf-8"?>
+<w:hdr xmlns:m="http://schemas.openxmlformats.org/officeDocument/2006/math" xmlns:mc="http://schemas.openxmlformats.org/markup-compatibility/2006" xmlns:mo="http://schemas.microsoft.com/office/mac/office/2008/main" xmlns:mv="urn:schemas-microsoft-com:mac:vml" xmlns:o="urn:schemas-microsoft-com:office:office" xmlns:r="http://schemas.openxmlformats.org/officeDocument/2006/relationships" xmlns:v="urn:schemas-microsoft-com:vml" xmlns:w10="urn:schemas-microsoft-com:office:word" xmlns:w14="http://schemas.microsoft.com/office/word/2010/wordml" xmlns:w="http://schemas.openxmlformats.org/wordprocessingml/2006/main" xmlns:wne="http://schemas.microsoft.com/office/word/2006/wordml" xmlns:wp14="http://schemas.microsoft.com/office/word/2010/wordprocessingDrawing" xmlns:wp="http://schemas.openxmlformats.org/drawingml/2006/wordprocessingDrawing" xmlns:wpc="http://schemas.microsoft.com/office/word/2010/wordprocessingCanvas" xmlns:wpg="http://schemas.microsoft.com/office/word/2010/wordprocessingGroup" xmlns:wpi="http://schemas.microsoft.com/office/word/2010/wordprocessingInk" xmlns:wps="http://schemas.microsoft.com/office/word/2010/wordprocessingShape" mc:Ignorable="w14 wp14">
+  <w:p>
+    <w:pPr>
+      <w:pStyle w:val="Header"/>
+      <w:tabs>
+        <w:tab w:pos="9504" w:val="left"/>
+      </w:tabs>
+    </w:pPr>
+    <w:r>
+      <w:rPr>
+        <w:rFonts w:ascii="Source Han Sans SC" w:hAnsi="Source Han Sans SC" w:eastAsia="Source Han Sans SC"/>
+        <w:b/>
+        <w:i w:val="0"/>
+        <w:color w:val="006B3C"/>
+        <w:sz w:val="17"/>
+      </w:rPr>
+      <w:t>大参林｜商品培训课件批量生成</w:t>
+    </w:r>
+    <w:r>
+      <w:tab/>
+    </w:r>
+    <w:r>
+      <w:rPr>
+        <w:rFonts w:ascii="Source Han Sans SC" w:hAnsi="Source Han Sans SC" w:eastAsia="Source Han Sans SC"/>
+        <w:b w:val="0"/>
+        <w:i w:val="0"/>
+        <w:color w:val="66736B"/>
+        <w:sz w:val="17"/>
+      </w:rPr>
+      <w:t>真实内容填写范本</w:t>
+    </w:r>
+  </w:p>
+</w:hdr>
 </file>
 
 <file path=word/numbering.xml><?xml version="1.0" encoding="utf-8"?>
@@ -668,6 +5756,24 @@
   </w:num>
   <w:num w:numId="9">
     <w:abstractNumId w:val="0"/>
+  </w:num>
+  <w:num w:numId="10">
+    <w:abstractNumId w:val="7"/>
+    <w:lvlOverride w:ilvl="0">
+      <w:startOverride w:val="1"/>
+    </w:lvlOverride>
+  </w:num>
+  <w:num w:numId="11">
+    <w:abstractNumId w:val="7"/>
+    <w:lvlOverride w:ilvl="0">
+      <w:startOverride w:val="1"/>
+    </w:lvlOverride>
+  </w:num>
+  <w:num w:numId="12">
+    <w:abstractNumId w:val="7"/>
+    <w:lvlOverride w:ilvl="0">
+      <w:startOverride w:val="1"/>
+    </w:lvlOverride>
   </w:num>
 </w:numbering>
 </file>
@@ -833,12 +5939,12 @@
     <w:qFormat/>
     <w:rsid w:val="00FC693F"/>
     <w:pPr>
-      <w:spacing w:after="120" w:line="300" w:lineRule="auto"/>
+      <w:spacing w:after="100" w:line="288" w:lineRule="auto"/>
     </w:pPr>
     <w:rPr>
-      <w:rFonts w:ascii="PingFang SC" w:hAnsi="PingFang SC" w:eastAsia="PingFang SC"/>
-      <w:color w:val="1A2026"/>
-      <w:sz w:val="22"/>
+      <w:rFonts w:ascii="Source Han Sans SC" w:hAnsi="Source Han Sans SC" w:eastAsia="Source Han Sans SC"/>
+      <w:color w:val="1B2E24"/>
+      <w:sz w:val="21"/>
     </w:rPr>
   </w:style>
   <w:style w:type="paragraph" w:styleId="Header">
@@ -896,14 +6002,14 @@
     <w:pPr>
       <w:keepNext/>
       <w:keepLines/>
-      <w:spacing w:before="360" w:after="200"/>
+      <w:spacing w:before="240" w:after="160"/>
       <w:outlineLvl w:val="0"/>
     </w:pPr>
     <w:rPr>
-      <w:rFonts w:asciiTheme="majorHAnsi" w:eastAsiaTheme="majorEastAsia" w:hAnsiTheme="majorHAnsi" w:cstheme="majorBidi" w:ascii="PingFang SC" w:hAnsi="PingFang SC" w:eastAsia="PingFang SC"/>
+      <w:rFonts w:asciiTheme="majorHAnsi" w:eastAsiaTheme="majorEastAsia" w:hAnsiTheme="majorHAnsi" w:cstheme="majorBidi" w:ascii="Source Han Sans SC" w:hAnsi="Source Han Sans SC" w:eastAsia="Source Han Sans SC"/>
       <w:b/>
       <w:bCs/>
-      <w:color w:val="2E74B5"/>
+      <w:color w:val="006B3C"/>
       <w:sz w:val="32"/>
       <w:szCs w:val="28"/>
     </w:rPr>
@@ -920,15 +6026,15 @@
     <w:pPr>
       <w:keepNext/>
       <w:keepLines/>
-      <w:spacing w:before="200" w:after="0"/>
+      <w:spacing w:before="180" w:after="100"/>
       <w:outlineLvl w:val="1"/>
     </w:pPr>
     <w:rPr>
-      <w:rFonts w:asciiTheme="majorHAnsi" w:eastAsiaTheme="majorEastAsia" w:hAnsiTheme="majorHAnsi" w:cstheme="majorBidi"/>
+      <w:rFonts w:asciiTheme="majorHAnsi" w:eastAsiaTheme="majorEastAsia" w:hAnsiTheme="majorHAnsi" w:cstheme="majorBidi" w:ascii="Source Han Sans SC" w:hAnsi="Source Han Sans SC" w:eastAsia="Source Han Sans SC"/>
       <w:b/>
       <w:bCs/>
-      <w:color w:val="4F81BD" w:themeColor="accent1"/>
-      <w:sz w:val="26"/>
+      <w:color w:val="006B3C"/>
+      <w:sz w:val="25"/>
       <w:szCs w:val="26"/>
     </w:rPr>
   </w:style>
@@ -944,14 +6050,15 @@
     <w:pPr>
       <w:keepNext/>
       <w:keepLines/>
-      <w:spacing w:before="200" w:after="0"/>
+      <w:spacing w:before="120" w:after="60"/>
       <w:outlineLvl w:val="2"/>
     </w:pPr>
     <w:rPr>
-      <w:rFonts w:asciiTheme="majorHAnsi" w:eastAsiaTheme="majorEastAsia" w:hAnsiTheme="majorHAnsi" w:cstheme="majorBidi"/>
+      <w:rFonts w:asciiTheme="majorHAnsi" w:eastAsiaTheme="majorEastAsia" w:hAnsiTheme="majorHAnsi" w:cstheme="majorBidi" w:ascii="Source Han Sans SC" w:hAnsi="Source Han Sans SC" w:eastAsia="Source Han Sans SC"/>
       <w:b/>
       <w:bCs/>
-      <w:color w:val="4F81BD" w:themeColor="accent1"/>
+      <w:color w:val="006B3C"/>
+      <w:sz w:val="22"/>
     </w:rPr>
   </w:style>
   <w:style w:type="paragraph" w:styleId="Heading4">
@@ -12523,17 +17630,13 @@
       </w:tcPr>
     </w:tblStylePr>
   </w:style>
-  <w:style w:type="paragraph" w:customStyle="1" w:styleId="UniversalIgnore">
-    <w:name w:val="Universal Ignore"/>
+  <w:style w:type="paragraph" w:customStyle="1" w:styleId="CoursewareIgnore">
+    <w:name w:val="Courseware Ignore"/>
     <w:basedOn w:val="Normal"/>
-    <w:pPr>
-      <w:spacing w:after="100" w:line="300" w:lineRule="auto"/>
-    </w:pPr>
-    <w:rPr>
-      <w:rFonts w:ascii="PingFang SC" w:hAnsi="PingFang SC" w:eastAsia="PingFang SC"/>
-      <w:color w:val="606B76"/>
-      <w:sz w:val="19"/>
-    </w:rPr>
+  </w:style>
+  <w:style w:type="paragraph" w:customStyle="1" w:styleId="填写提示">
+    <w:name w:val="填写提示"/>
+    <w:basedOn w:val="Normal"/>
   </w:style>
 </w:styles>
 </file>
